--- a/report.docx
+++ b/report.docx
@@ -13,13 +13,7 @@
         <w:rPr>
           <w:lang w:val="en-US"/>
         </w:rPr>
-        <w:t>Deliverable #</w:t>
-      </w:r>
-      <w:r>
-        <w:rPr>
-          <w:lang w:val="en-US"/>
-        </w:rPr>
-        <w:t>4</w:t>
+        <w:t>Deliverable #4</w:t>
       </w:r>
     </w:p>
     <w:p>
@@ -196,6 +190,9 @@
     <w:p>
       <w:pPr>
         <w:pStyle w:val="Heading2"/>
+        <w:rPr>
+          <w:lang w:val="en-US"/>
+        </w:rPr>
       </w:pPr>
       <w:r>
         <w:t>Regression</w:t>
@@ -204,149 +201,1597 @@
     <w:p>
       <w:pPr>
         <w:pStyle w:val="Heading2"/>
-      </w:pPr>
-      <w:r>
-        <w:t>Clustering</w:t>
-      </w:r>
-    </w:p>
-    <w:p>
-      <w:pPr>
-        <w:rPr>
-          <w:rStyle w:val="IntenseEmphasis"/>
-        </w:rPr>
-      </w:pPr>
-      <w:r>
-        <w:rPr>
-          <w:rStyle w:val="IntenseEmphasis"/>
-        </w:rPr>
-        <w:t>EXCEL</w:t>
-      </w:r>
-    </w:p>
-    <w:p>
-      <w:pPr>
-        <w:rPr>
+        <w:numPr>
+          <w:ilvl w:val="0"/>
+          <w:numId w:val="5"/>
+        </w:numPr>
+        <w:ind w:left="360" w:hanging="270"/>
+        <w:rPr>
+          <w:rFonts w:asciiTheme="minorHAnsi" w:hAnsiTheme="minorHAnsi"/>
           <w:b/>
           <w:bCs/>
-        </w:rPr>
-      </w:pPr>
-      <w:r>
-        <w:rPr>
+          <w:color w:val="auto"/>
+          <w:sz w:val="24"/>
+          <w:szCs w:val="24"/>
+          <w:u w:val="single"/>
+        </w:rPr>
+      </w:pPr>
+      <w:r>
+        <w:rPr>
+          <w:rFonts w:asciiTheme="minorHAnsi" w:hAnsiTheme="minorHAnsi"/>
           <w:b/>
           <w:bCs/>
-        </w:rPr>
-        <w:t>Overview</w:t>
-      </w:r>
-    </w:p>
-    <w:p>
-      <w:pPr>
-        <w:pStyle w:val="ListParagraph"/>
+          <w:color w:val="auto"/>
+          <w:sz w:val="24"/>
+          <w:szCs w:val="24"/>
+          <w:u w:val="single"/>
+        </w:rPr>
+        <w:t>Data Preparation</w:t>
+      </w:r>
+    </w:p>
+    <w:p>
+      <w:pPr>
+        <w:pStyle w:val="ListBullet"/>
+        <w:tabs>
+          <w:tab w:val="num" w:pos="360"/>
+        </w:tabs>
+        <w:ind w:left="360" w:firstLine="180"/>
+      </w:pPr>
+      <w:r>
+        <w:rPr>
+          <w:b/>
+        </w:rPr>
+        <w:t xml:space="preserve">Dataset: </w:t>
+      </w:r>
+      <w:r>
+        <w:t xml:space="preserve">Used </w:t>
+      </w:r>
+      <w:proofErr w:type="spellStart"/>
+      <w:r>
+        <w:t>Sales_Cleaned</w:t>
+      </w:r>
+      <w:proofErr w:type="spellEnd"/>
+      <w:r>
+        <w:t xml:space="preserve"> sheet in D4_work.xlsx.</w:t>
+      </w:r>
+    </w:p>
+    <w:p>
+      <w:pPr>
+        <w:pStyle w:val="ListBullet"/>
+        <w:tabs>
+          <w:tab w:val="num" w:pos="360"/>
+        </w:tabs>
+        <w:ind w:left="360" w:firstLine="180"/>
+      </w:pPr>
+      <w:r>
+        <w:rPr>
+          <w:b/>
+        </w:rPr>
+        <w:t xml:space="preserve">Reason: </w:t>
+      </w:r>
+      <w:r>
+        <w:t xml:space="preserve">This dataset </w:t>
+      </w:r>
+      <w:proofErr w:type="gramStart"/>
+      <w:r>
+        <w:t>already</w:t>
+      </w:r>
+      <w:proofErr w:type="gramEnd"/>
+      <w:r>
+        <w:t xml:space="preserve"> cleaned in Deliverable #2, so no further cleaning </w:t>
+      </w:r>
+      <w:proofErr w:type="gramStart"/>
+      <w:r>
+        <w:t>needed</w:t>
+      </w:r>
+      <w:proofErr w:type="gramEnd"/>
+      <w:r>
+        <w:t>.</w:t>
+      </w:r>
+    </w:p>
+    <w:p>
+      <w:pPr>
+        <w:pStyle w:val="ListBullet"/>
+        <w:tabs>
+          <w:tab w:val="num" w:pos="360"/>
+        </w:tabs>
+        <w:ind w:left="360" w:firstLine="180"/>
+      </w:pPr>
+      <w:r>
+        <w:rPr>
+          <w:b/>
+        </w:rPr>
+        <w:t xml:space="preserve">Metric: </w:t>
+      </w:r>
+      <w:r>
+        <w:t>Target = Total Spent.</w:t>
+      </w:r>
+    </w:p>
+    <w:p>
+      <w:pPr>
+        <w:pStyle w:val="ListBullet"/>
+        <w:tabs>
+          <w:tab w:val="num" w:pos="360"/>
+        </w:tabs>
+        <w:ind w:left="360" w:firstLine="180"/>
+      </w:pPr>
+      <w:r>
+        <w:rPr>
+          <w:b/>
+        </w:rPr>
+        <w:t xml:space="preserve">Reason: </w:t>
+      </w:r>
+      <w:r>
+        <w:t>Revenue measure; same metric as Deliverable #2 for consistency.</w:t>
+      </w:r>
+    </w:p>
+    <w:p>
+      <w:pPr>
+        <w:pStyle w:val="ListBullet"/>
+        <w:tabs>
+          <w:tab w:val="num" w:pos="360"/>
+        </w:tabs>
+        <w:ind w:left="360" w:firstLine="180"/>
+      </w:pPr>
+      <w:r>
+        <w:rPr>
+          <w:b/>
+        </w:rPr>
+        <w:t xml:space="preserve">Data split: </w:t>
+      </w:r>
+    </w:p>
+    <w:p>
+      <w:pPr>
+        <w:pStyle w:val="ListBullet"/>
+        <w:tabs>
+          <w:tab w:val="num" w:pos="720"/>
+        </w:tabs>
+        <w:ind w:left="720" w:firstLine="180"/>
+      </w:pPr>
+      <w:r>
+        <w:t xml:space="preserve">Train data on the year 2023 data </w:t>
+      </w:r>
+    </w:p>
+    <w:p>
+      <w:pPr>
+        <w:pStyle w:val="ListBullet"/>
+        <w:tabs>
+          <w:tab w:val="num" w:pos="720"/>
+        </w:tabs>
+        <w:ind w:left="720" w:firstLine="180"/>
+      </w:pPr>
+      <w:r>
+        <w:t xml:space="preserve">Test </w:t>
+      </w:r>
+      <w:proofErr w:type="gramStart"/>
+      <w:r>
+        <w:t>on</w:t>
+      </w:r>
+      <w:proofErr w:type="gramEnd"/>
+      <w:r>
+        <w:t xml:space="preserve"> 2024 and 2025 data.</w:t>
+      </w:r>
+    </w:p>
+    <w:p>
+      <w:pPr>
+        <w:pStyle w:val="ListBullet"/>
+        <w:tabs>
+          <w:tab w:val="num" w:pos="360"/>
+        </w:tabs>
+        <w:ind w:left="360" w:firstLine="180"/>
+      </w:pPr>
+      <w:r>
+        <w:rPr>
+          <w:b/>
+        </w:rPr>
+        <w:t xml:space="preserve">Reason: </w:t>
+      </w:r>
+      <w:r>
+        <w:t xml:space="preserve">Like the assignment request </w:t>
+      </w:r>
+      <w:proofErr w:type="gramStart"/>
+      <w:r>
+        <w:t>and also</w:t>
+      </w:r>
+      <w:proofErr w:type="gramEnd"/>
+      <w:r>
+        <w:t xml:space="preserve"> keep future month unseen to check generalization</w:t>
+      </w:r>
+    </w:p>
+    <w:p>
+      <w:pPr>
+        <w:pStyle w:val="ListBullet"/>
+        <w:tabs>
+          <w:tab w:val="num" w:pos="360"/>
+        </w:tabs>
+        <w:ind w:left="360" w:firstLine="180"/>
+      </w:pPr>
+      <w:proofErr w:type="spellStart"/>
+      <w:r>
+        <w:rPr>
+          <w:b/>
+        </w:rPr>
+        <w:t>Month_Index</w:t>
+      </w:r>
+      <w:proofErr w:type="spellEnd"/>
+      <w:r>
+        <w:rPr>
+          <w:b/>
+        </w:rPr>
+        <w:t xml:space="preserve">: </w:t>
+      </w:r>
+      <w:r>
+        <w:t>(Year-</w:t>
+      </w:r>
+      <w:proofErr w:type="gramStart"/>
+      <w:r>
+        <w:t>2023)*</w:t>
+      </w:r>
+      <w:proofErr w:type="gramEnd"/>
+      <w:r>
+        <w:t>12 + Month.</w:t>
+      </w:r>
+    </w:p>
+    <w:p>
+      <w:pPr>
+        <w:pStyle w:val="ListBullet"/>
+        <w:tabs>
+          <w:tab w:val="num" w:pos="360"/>
+        </w:tabs>
+        <w:ind w:left="360" w:firstLine="180"/>
+      </w:pPr>
+      <w:r>
+        <w:rPr>
+          <w:b/>
+        </w:rPr>
+        <w:lastRenderedPageBreak/>
+        <w:t xml:space="preserve">Reason: </w:t>
+      </w:r>
+      <w:r>
+        <w:t xml:space="preserve">We add a </w:t>
+      </w:r>
+      <w:proofErr w:type="spellStart"/>
+      <w:r>
+        <w:t>Month_Index</w:t>
+      </w:r>
+      <w:proofErr w:type="spellEnd"/>
+      <w:r>
+        <w:t xml:space="preserve"> column so the model can recognize simple number for time instead of using date string. </w:t>
+      </w:r>
+    </w:p>
+    <w:p>
+      <w:pPr>
+        <w:pStyle w:val="ListBullet"/>
+        <w:tabs>
+          <w:tab w:val="num" w:pos="720"/>
+        </w:tabs>
+        <w:ind w:left="720" w:firstLine="180"/>
+      </w:pPr>
+      <w:r>
+        <w:rPr>
+          <w:b/>
+        </w:rPr>
+        <w:t>Example:</w:t>
+      </w:r>
+    </w:p>
+    <w:p>
+      <w:pPr>
+        <w:pStyle w:val="ListBullet"/>
+        <w:tabs>
+          <w:tab w:val="num" w:pos="1080"/>
+        </w:tabs>
+        <w:ind w:left="1080" w:firstLine="180"/>
+      </w:pPr>
+      <w:r>
+        <w:t>Jan 2023:</w:t>
+      </w:r>
+      <w:r>
+        <w:t xml:space="preserve"> </w:t>
+      </w:r>
+      <w:r>
+        <w:t>(2023-</w:t>
+      </w:r>
+      <w:proofErr w:type="gramStart"/>
+      <w:r>
+        <w:t>2023)*</w:t>
+      </w:r>
+      <w:proofErr w:type="gramEnd"/>
+      <w:r>
+        <w:t>12 + 1 = 1</w:t>
+      </w:r>
+    </w:p>
+    <w:p>
+      <w:pPr>
+        <w:pStyle w:val="ListBullet"/>
+        <w:tabs>
+          <w:tab w:val="num" w:pos="1080"/>
+        </w:tabs>
+        <w:ind w:left="1080" w:firstLine="180"/>
+      </w:pPr>
+      <w:r>
+        <w:t>Jan 2024:</w:t>
+      </w:r>
+      <w:r>
+        <w:t xml:space="preserve"> </w:t>
+      </w:r>
+      <w:r>
+        <w:t>(2024-</w:t>
+      </w:r>
+      <w:proofErr w:type="gramStart"/>
+      <w:r>
+        <w:t>2023)*</w:t>
+      </w:r>
+      <w:proofErr w:type="gramEnd"/>
+      <w:r>
+        <w:t>12 + 1 = 13</w:t>
+      </w:r>
+    </w:p>
+    <w:p>
+      <w:pPr>
+        <w:pStyle w:val="ListBullet"/>
         <w:numPr>
           <w:ilvl w:val="0"/>
-          <w:numId w:val="2"/>
-        </w:numPr>
-      </w:pPr>
-      <w:r>
-        <w:t>Sales_Cleaned: The Sales dataset</w:t>
-      </w:r>
-      <w:r>
-        <w:t xml:space="preserve"> from Deliverable #2</w:t>
-      </w:r>
-    </w:p>
-    <w:p>
-      <w:pPr>
-        <w:pStyle w:val="ListParagraph"/>
+          <w:numId w:val="5"/>
+        </w:numPr>
+        <w:ind w:left="360" w:hanging="270"/>
+        <w:rPr>
+          <w:b/>
+          <w:bCs/>
+          <w:sz w:val="24"/>
+          <w:szCs w:val="24"/>
+          <w:u w:val="single"/>
+        </w:rPr>
+      </w:pPr>
+      <w:r>
+        <w:rPr>
+          <w:b/>
+          <w:bCs/>
+          <w:sz w:val="24"/>
+          <w:szCs w:val="24"/>
+          <w:u w:val="single"/>
+        </w:rPr>
+        <w:t>Monthly Aggregation</w:t>
+      </w:r>
+    </w:p>
+    <w:p>
+      <w:pPr>
+        <w:pStyle w:val="ListBullet"/>
         <w:numPr>
           <w:ilvl w:val="0"/>
-          <w:numId w:val="2"/>
-        </w:numPr>
-      </w:pPr>
-      <w:r>
-        <w:t xml:space="preserve">Customer Aggregation: </w:t>
-      </w:r>
-      <w:r>
-        <w:t>Aggregate transaction-level data to customer-level metrics</w:t>
-      </w:r>
-      <w:r>
-        <w:t>. It uses for c</w:t>
-      </w:r>
-      <w:r>
-        <w:t>reating customer-level features from raw transactions</w:t>
-      </w:r>
-    </w:p>
-    <w:p>
-      <w:pPr>
-        <w:pStyle w:val="ListParagraph"/>
+          <w:numId w:val="0"/>
+        </w:numPr>
+        <w:ind w:left="720"/>
+      </w:pPr>
+    </w:p>
+    <w:p>
+      <w:pPr>
+        <w:pStyle w:val="ListBullet"/>
         <w:numPr>
           <w:ilvl w:val="0"/>
-          <w:numId w:val="2"/>
-        </w:numPr>
-      </w:pPr>
-      <w:r>
-        <w:t>Customer_Sample</w:t>
-      </w:r>
-      <w:r>
+          <w:numId w:val="6"/>
+        </w:numPr>
+      </w:pPr>
+      <w:r>
+        <w:rPr>
+          <w:bCs/>
+        </w:rPr>
+        <w:t xml:space="preserve">Create a Pivot Table from </w:t>
+      </w:r>
+      <w:proofErr w:type="spellStart"/>
+      <w:r>
+        <w:rPr>
+          <w:bCs/>
+        </w:rPr>
+        <w:t>Saled_Cleaned</w:t>
+      </w:r>
+      <w:proofErr w:type="spellEnd"/>
+      <w:r>
+        <w:rPr>
+          <w:bCs/>
+        </w:rPr>
+        <w:t xml:space="preserve"> to </w:t>
+      </w:r>
+      <w:proofErr w:type="spellStart"/>
+      <w:r>
+        <w:rPr>
+          <w:bCs/>
+        </w:rPr>
+        <w:t>Monthly_Agg</w:t>
+      </w:r>
+      <w:proofErr w:type="spellEnd"/>
+    </w:p>
+    <w:p>
+      <w:pPr>
+        <w:pStyle w:val="ListBullet"/>
+        <w:numPr>
+          <w:ilvl w:val="0"/>
+          <w:numId w:val="0"/>
+        </w:numPr>
+        <w:ind w:left="720" w:hanging="1170"/>
+        <w:jc w:val="center"/>
+      </w:pPr>
+      <w:r>
+        <w:rPr>
+          <w:noProof/>
+        </w:rPr>
+        <w:drawing>
+          <wp:inline distT="0" distB="0" distL="0" distR="0" wp14:anchorId="30F94B91" wp14:editId="66D4BD69">
+            <wp:extent cx="1704442" cy="1746014"/>
+            <wp:effectExtent l="0" t="0" r="0" b="6985"/>
+            <wp:docPr id="546966595" name="Picture 1" descr="A screenshot of a computer"/>
+            <wp:cNvGraphicFramePr>
+              <a:graphicFrameLocks xmlns:a="http://schemas.openxmlformats.org/drawingml/2006/main" noChangeAspect="1"/>
+            </wp:cNvGraphicFramePr>
+            <a:graphic xmlns:a="http://schemas.openxmlformats.org/drawingml/2006/main">
+              <a:graphicData uri="http://schemas.openxmlformats.org/drawingml/2006/picture">
+                <pic:pic xmlns:pic="http://schemas.openxmlformats.org/drawingml/2006/picture">
+                  <pic:nvPicPr>
+                    <pic:cNvPr id="546966595" name="Picture 1" descr="A screenshot of a computer"/>
+                    <pic:cNvPicPr/>
+                  </pic:nvPicPr>
+                  <pic:blipFill>
+                    <a:blip r:embed="rId5"/>
+                    <a:stretch>
+                      <a:fillRect/>
+                    </a:stretch>
+                  </pic:blipFill>
+                  <pic:spPr>
+                    <a:xfrm>
+                      <a:off x="0" y="0"/>
+                      <a:ext cx="1708888" cy="1750568"/>
+                    </a:xfrm>
+                    <a:prstGeom prst="rect">
+                      <a:avLst/>
+                    </a:prstGeom>
+                  </pic:spPr>
+                </pic:pic>
+              </a:graphicData>
+            </a:graphic>
+          </wp:inline>
+        </w:drawing>
+      </w:r>
+    </w:p>
+    <w:p>
+      <w:pPr>
+        <w:pStyle w:val="ListBullet"/>
+        <w:numPr>
+          <w:ilvl w:val="0"/>
+          <w:numId w:val="0"/>
+        </w:numPr>
+        <w:ind w:left="360" w:hanging="360"/>
+        <w:jc w:val="center"/>
+      </w:pPr>
+    </w:p>
+    <w:p>
+      <w:pPr>
+        <w:pStyle w:val="ListBullet"/>
+        <w:numPr>
+          <w:ilvl w:val="0"/>
+          <w:numId w:val="0"/>
+        </w:numPr>
+        <w:ind w:left="1440" w:hanging="1800"/>
+        <w:jc w:val="center"/>
+      </w:pPr>
+      <w:r>
+        <w:rPr>
+          <w:b/>
+          <w:noProof/>
+        </w:rPr>
+        <w:drawing>
+          <wp:inline distT="0" distB="0" distL="0" distR="0" wp14:anchorId="0A7346C8" wp14:editId="036F0DC6">
+            <wp:extent cx="2435961" cy="3025524"/>
+            <wp:effectExtent l="0" t="0" r="2540" b="3810"/>
+            <wp:docPr id="162741718" name="Picture 1" descr="A screenshot of a data"/>
+            <wp:cNvGraphicFramePr>
+              <a:graphicFrameLocks xmlns:a="http://schemas.openxmlformats.org/drawingml/2006/main" noChangeAspect="1"/>
+            </wp:cNvGraphicFramePr>
+            <a:graphic xmlns:a="http://schemas.openxmlformats.org/drawingml/2006/main">
+              <a:graphicData uri="http://schemas.openxmlformats.org/drawingml/2006/picture">
+                <pic:pic xmlns:pic="http://schemas.openxmlformats.org/drawingml/2006/picture">
+                  <pic:nvPicPr>
+                    <pic:cNvPr id="162741718" name="Picture 1" descr="A screenshot of a data"/>
+                    <pic:cNvPicPr/>
+                  </pic:nvPicPr>
+                  <pic:blipFill>
+                    <a:blip r:embed="rId6"/>
+                    <a:stretch>
+                      <a:fillRect/>
+                    </a:stretch>
+                  </pic:blipFill>
+                  <pic:spPr>
+                    <a:xfrm>
+                      <a:off x="0" y="0"/>
+                      <a:ext cx="2470134" cy="3067967"/>
+                    </a:xfrm>
+                    <a:prstGeom prst="rect">
+                      <a:avLst/>
+                    </a:prstGeom>
+                  </pic:spPr>
+                </pic:pic>
+              </a:graphicData>
+            </a:graphic>
+          </wp:inline>
+        </w:drawing>
+      </w:r>
+    </w:p>
+    <w:p>
+      <w:pPr>
+        <w:pStyle w:val="ListBullet"/>
+        <w:numPr>
+          <w:ilvl w:val="0"/>
+          <w:numId w:val="0"/>
+        </w:numPr>
+        <w:tabs>
+          <w:tab w:val="left" w:pos="1440"/>
+        </w:tabs>
+        <w:ind w:left="1440" w:hanging="1620"/>
+        <w:jc w:val="center"/>
+        <w:rPr>
+          <w:i/>
+          <w:iCs/>
+          <w:sz w:val="20"/>
+          <w:szCs w:val="20"/>
+        </w:rPr>
+      </w:pPr>
+      <w:r>
+        <w:rPr>
+          <w:i/>
+          <w:iCs/>
+          <w:sz w:val="20"/>
+          <w:szCs w:val="20"/>
+        </w:rPr>
+        <w:t>Show in Tabular Table, turn off subtotal</w:t>
+      </w:r>
+      <w:r>
+        <w:rPr>
+          <w:i/>
+          <w:iCs/>
+          <w:sz w:val="20"/>
+          <w:szCs w:val="20"/>
+        </w:rPr>
+        <w:t xml:space="preserve"> and grand total</w:t>
+      </w:r>
+    </w:p>
+    <w:p>
+      <w:pPr>
+        <w:pStyle w:val="ListBullet"/>
+        <w:numPr>
+          <w:ilvl w:val="0"/>
+          <w:numId w:val="6"/>
+        </w:numPr>
+      </w:pPr>
+      <w:r>
+        <w:t xml:space="preserve">Pivot by Year-Month summing Total Spent, </w:t>
+      </w:r>
+    </w:p>
+    <w:p>
+      <w:pPr>
+        <w:pStyle w:val="ListBullet"/>
+        <w:numPr>
+          <w:ilvl w:val="0"/>
+          <w:numId w:val="6"/>
+        </w:numPr>
+      </w:pPr>
+      <w:r>
+        <w:t>Use tabular table</w:t>
+      </w:r>
+    </w:p>
+    <w:p>
+      <w:pPr>
+        <w:pStyle w:val="ListBullet"/>
+        <w:numPr>
+          <w:ilvl w:val="0"/>
+          <w:numId w:val="6"/>
+        </w:numPr>
+      </w:pPr>
+      <w:r>
+        <w:t xml:space="preserve">Remove subtotals </w:t>
+      </w:r>
+    </w:p>
+    <w:p>
+      <w:pPr>
+        <w:pStyle w:val="ListBullet"/>
+        <w:numPr>
+          <w:ilvl w:val="0"/>
+          <w:numId w:val="6"/>
+        </w:numPr>
+      </w:pPr>
+      <w:r>
+        <w:t xml:space="preserve">Add </w:t>
+      </w:r>
+      <w:proofErr w:type="spellStart"/>
+      <w:r>
+        <w:t>Month_Index</w:t>
+      </w:r>
+      <w:proofErr w:type="spellEnd"/>
+      <w:r>
+        <w:t xml:space="preserve"> next to Sum of Total Spent using formula (Year-</w:t>
+      </w:r>
+      <w:proofErr w:type="gramStart"/>
+      <w:r>
+        <w:t>2023)*</w:t>
+      </w:r>
+      <w:proofErr w:type="gramEnd"/>
+      <w:r>
+        <w:t>12 + Month</w:t>
+      </w:r>
+    </w:p>
+    <w:p>
+      <w:pPr>
+        <w:pStyle w:val="ListBullet"/>
+        <w:numPr>
+          <w:ilvl w:val="0"/>
+          <w:numId w:val="6"/>
+        </w:numPr>
+      </w:pPr>
+      <w:r>
+        <w:t xml:space="preserve">Copy values to </w:t>
+      </w:r>
+      <w:proofErr w:type="spellStart"/>
+      <w:r>
+        <w:t>Excel_Regression</w:t>
+      </w:r>
+      <w:proofErr w:type="spellEnd"/>
+      <w:r>
+        <w:t xml:space="preserve"> so the table </w:t>
+      </w:r>
+      <w:proofErr w:type="gramStart"/>
+      <w:r>
+        <w:t>stay</w:t>
+      </w:r>
+      <w:proofErr w:type="gramEnd"/>
+      <w:r>
+        <w:t xml:space="preserve"> static in case the pivot table </w:t>
+      </w:r>
+      <w:proofErr w:type="gramStart"/>
+      <w:r>
+        <w:t>refresh</w:t>
+      </w:r>
+      <w:proofErr w:type="gramEnd"/>
+      <w:r>
+        <w:t xml:space="preserve"> nay </w:t>
+      </w:r>
+      <w:proofErr w:type="gramStart"/>
+      <w:r>
+        <w:t>break</w:t>
+      </w:r>
+      <w:proofErr w:type="gramEnd"/>
+      <w:r>
+        <w:t xml:space="preserve"> the chart and further calculation.</w:t>
+      </w:r>
+    </w:p>
+    <w:p>
+      <w:pPr>
+        <w:pStyle w:val="ListBullet"/>
+        <w:numPr>
+          <w:ilvl w:val="0"/>
+          <w:numId w:val="0"/>
+        </w:numPr>
+        <w:ind w:left="720"/>
+      </w:pPr>
+    </w:p>
+    <w:p>
+      <w:pPr>
+        <w:pStyle w:val="ListBullet"/>
+        <w:numPr>
+          <w:ilvl w:val="0"/>
+          <w:numId w:val="5"/>
+        </w:numPr>
+        <w:ind w:left="360" w:hanging="270"/>
+        <w:rPr>
+          <w:b/>
+          <w:bCs/>
+          <w:sz w:val="24"/>
+          <w:szCs w:val="24"/>
+          <w:u w:val="single"/>
+        </w:rPr>
+      </w:pPr>
+      <w:r>
+        <w:rPr>
+          <w:b/>
+          <w:bCs/>
+          <w:sz w:val="24"/>
+          <w:szCs w:val="24"/>
+          <w:u w:val="single"/>
+        </w:rPr>
+        <w:t>Excel Regression (Polynomial)</w:t>
+      </w:r>
+    </w:p>
+    <w:p>
+      <w:pPr>
+        <w:pStyle w:val="ListBullet"/>
+        <w:tabs>
+          <w:tab w:val="num" w:pos="360"/>
+        </w:tabs>
+        <w:ind w:left="360" w:hanging="360"/>
+      </w:pPr>
+      <w:r>
+        <w:rPr>
+          <w:b/>
+        </w:rPr>
+        <w:lastRenderedPageBreak/>
+        <w:t>Step</w:t>
+      </w:r>
+      <w:r>
+        <w:rPr>
+          <w:b/>
+        </w:rPr>
+        <w:t xml:space="preserve"> 1</w:t>
+      </w:r>
+      <w:r>
+        <w:rPr>
+          <w:b/>
+        </w:rPr>
         <w:t xml:space="preserve">: </w:t>
       </w:r>
       <w:r>
-        <w:t>Random 20% sample of customers with standardized features</w:t>
-      </w:r>
-      <w:r>
-        <w:t>. It uses for b</w:t>
-      </w:r>
-      <w:r>
-        <w:t>ase template for all K-Means sheets</w:t>
-      </w:r>
-    </w:p>
-    <w:p>
-      <w:pPr>
-        <w:pStyle w:val="ListParagraph"/>
+        <w:t xml:space="preserve">Create </w:t>
+      </w:r>
+      <w:r>
+        <w:t>polynomial features</w:t>
+      </w:r>
+      <w:r>
+        <w:t xml:space="preserve"> x, x^2, x^3, x^4 from </w:t>
+      </w:r>
+      <w:proofErr w:type="spellStart"/>
+      <w:r>
+        <w:t>Month_Index</w:t>
+      </w:r>
+      <w:proofErr w:type="spellEnd"/>
+      <w:r>
+        <w:t xml:space="preserve"> to </w:t>
+      </w:r>
+      <w:proofErr w:type="gramStart"/>
+      <w:r>
+        <w:t>test on</w:t>
+      </w:r>
+      <w:proofErr w:type="gramEnd"/>
+      <w:r>
+        <w:t xml:space="preserve"> multiple </w:t>
+      </w:r>
+      <w:proofErr w:type="gramStart"/>
+      <w:r>
+        <w:t>degree</w:t>
+      </w:r>
+      <w:proofErr w:type="gramEnd"/>
+      <w:r>
+        <w:t>.</w:t>
+      </w:r>
+    </w:p>
+    <w:p>
+      <w:pPr>
+        <w:pStyle w:val="ListBullet"/>
         <w:numPr>
           <w:ilvl w:val="0"/>
-          <w:numId w:val="2"/>
-        </w:numPr>
-      </w:pPr>
-      <w:r>
+          <w:numId w:val="0"/>
+        </w:numPr>
+        <w:ind w:left="360"/>
+        <w:jc w:val="center"/>
+      </w:pPr>
+      <w:r>
+        <w:rPr>
+          <w:noProof/>
+        </w:rPr>
+        <w:drawing>
+          <wp:inline distT="0" distB="0" distL="0" distR="0" wp14:anchorId="6932C139" wp14:editId="5B2BA7AF">
+            <wp:extent cx="1131856" cy="3079700"/>
+            <wp:effectExtent l="0" t="0" r="0" b="6985"/>
+            <wp:docPr id="968289305" name="Picture 1" descr="A table of numbers with numbers on it"/>
+            <wp:cNvGraphicFramePr>
+              <a:graphicFrameLocks xmlns:a="http://schemas.openxmlformats.org/drawingml/2006/main" noChangeAspect="1"/>
+            </wp:cNvGraphicFramePr>
+            <a:graphic xmlns:a="http://schemas.openxmlformats.org/drawingml/2006/main">
+              <a:graphicData uri="http://schemas.openxmlformats.org/drawingml/2006/picture">
+                <pic:pic xmlns:pic="http://schemas.openxmlformats.org/drawingml/2006/picture">
+                  <pic:nvPicPr>
+                    <pic:cNvPr id="968289305" name="Picture 1" descr="A table of numbers with numbers on it"/>
+                    <pic:cNvPicPr/>
+                  </pic:nvPicPr>
+                  <pic:blipFill>
+                    <a:blip r:embed="rId7"/>
+                    <a:stretch>
+                      <a:fillRect/>
+                    </a:stretch>
+                  </pic:blipFill>
+                  <pic:spPr>
+                    <a:xfrm>
+                      <a:off x="0" y="0"/>
+                      <a:ext cx="1168085" cy="3178277"/>
+                    </a:xfrm>
+                    <a:prstGeom prst="rect">
+                      <a:avLst/>
+                    </a:prstGeom>
+                  </pic:spPr>
+                </pic:pic>
+              </a:graphicData>
+            </a:graphic>
+          </wp:inline>
+        </w:drawing>
+      </w:r>
+    </w:p>
+    <w:p>
+      <w:pPr>
+        <w:pStyle w:val="ListBullet"/>
+        <w:tabs>
+          <w:tab w:val="num" w:pos="360"/>
+        </w:tabs>
+        <w:ind w:left="360" w:hanging="360"/>
+      </w:pPr>
+      <w:r>
+        <w:rPr>
+          <w:b/>
+        </w:rPr>
+        <w:t>Step</w:t>
+      </w:r>
+      <w:r>
+        <w:rPr>
+          <w:b/>
+        </w:rPr>
+        <w:t xml:space="preserve"> 2</w:t>
+      </w:r>
+      <w:r>
+        <w:rPr>
+          <w:b/>
+        </w:rPr>
+        <w:t xml:space="preserve">: </w:t>
+      </w:r>
+      <w:r>
+        <w:t xml:space="preserve">Use LINEST on 2023’s rows to train for each degree to get </w:t>
+      </w:r>
+      <w:r>
+        <w:t>the polynomial coefficients</w:t>
+      </w:r>
+      <w:r>
+        <w:t xml:space="preserve"> then use them in prediction formula for all months, compute errors MAE or </w:t>
+      </w:r>
+      <w:proofErr w:type="gramStart"/>
+      <w:r>
+        <w:t>RMSE  for</w:t>
+      </w:r>
+      <w:proofErr w:type="gramEnd"/>
+      <w:r>
+        <w:t xml:space="preserve"> train and test sets.</w:t>
+      </w:r>
+    </w:p>
+    <w:p>
+      <w:pPr>
+        <w:pStyle w:val="ListBullet"/>
+        <w:numPr>
+          <w:ilvl w:val="0"/>
+          <w:numId w:val="0"/>
+        </w:numPr>
+        <w:ind w:left="360"/>
+        <w:jc w:val="center"/>
+      </w:pPr>
+      <w:r>
+        <w:rPr>
+          <w:noProof/>
+        </w:rPr>
+        <w:drawing>
+          <wp:inline distT="0" distB="0" distL="0" distR="0" wp14:anchorId="34CCC7B5" wp14:editId="2F162A25">
+            <wp:extent cx="3648584" cy="771633"/>
+            <wp:effectExtent l="0" t="0" r="0" b="9525"/>
+            <wp:docPr id="1671233092" name="Picture 1" descr="A screenshot of a calculator&#10;&#10;AI-generated content may be incorrect."/>
+            <wp:cNvGraphicFramePr>
+              <a:graphicFrameLocks xmlns:a="http://schemas.openxmlformats.org/drawingml/2006/main" noChangeAspect="1"/>
+            </wp:cNvGraphicFramePr>
+            <a:graphic xmlns:a="http://schemas.openxmlformats.org/drawingml/2006/main">
+              <a:graphicData uri="http://schemas.openxmlformats.org/drawingml/2006/picture">
+                <pic:pic xmlns:pic="http://schemas.openxmlformats.org/drawingml/2006/picture">
+                  <pic:nvPicPr>
+                    <pic:cNvPr id="1671233092" name="Picture 1" descr="A screenshot of a calculator&#10;&#10;AI-generated content may be incorrect."/>
+                    <pic:cNvPicPr/>
+                  </pic:nvPicPr>
+                  <pic:blipFill>
+                    <a:blip r:embed="rId8"/>
+                    <a:stretch>
+                      <a:fillRect/>
+                    </a:stretch>
+                  </pic:blipFill>
+                  <pic:spPr>
+                    <a:xfrm>
+                      <a:off x="0" y="0"/>
+                      <a:ext cx="3648584" cy="771633"/>
+                    </a:xfrm>
+                    <a:prstGeom prst="rect">
+                      <a:avLst/>
+                    </a:prstGeom>
+                  </pic:spPr>
+                </pic:pic>
+              </a:graphicData>
+            </a:graphic>
+          </wp:inline>
+        </w:drawing>
+      </w:r>
+    </w:p>
+    <w:p>
+      <w:pPr>
+        <w:pStyle w:val="ListBullet"/>
+        <w:tabs>
+          <w:tab w:val="num" w:pos="360"/>
+        </w:tabs>
+        <w:ind w:left="360" w:hanging="360"/>
+      </w:pPr>
+      <w:r>
+        <w:rPr>
+          <w:b/>
+        </w:rPr>
+        <w:t>Step</w:t>
+      </w:r>
+      <w:r>
+        <w:rPr>
+          <w:b/>
+        </w:rPr>
+        <w:t xml:space="preserve"> 3</w:t>
+      </w:r>
+      <w:r>
+        <w:rPr>
+          <w:b/>
+        </w:rPr>
+        <w:t xml:space="preserve">: </w:t>
+      </w:r>
+      <w:r>
+        <w:t>Compute predictions for all months for each degree. W</w:t>
+      </w:r>
+      <w:r>
+        <w:t>e fill predictions down all rows so we can check train fit on 2023 months and see how the trained model behaves on the test months</w:t>
+      </w:r>
+      <w:r>
+        <w:t>.</w:t>
+      </w:r>
+    </w:p>
+    <w:p>
+      <w:pPr>
+        <w:pStyle w:val="ListBullet"/>
+        <w:numPr>
+          <w:ilvl w:val="0"/>
+          <w:numId w:val="0"/>
+        </w:numPr>
+        <w:ind w:left="360"/>
+        <w:jc w:val="center"/>
+      </w:pPr>
+      <w:r>
+        <w:rPr>
+          <w:noProof/>
+        </w:rPr>
         <w:lastRenderedPageBreak/>
-        <w:t>KMeans_K3</w:t>
-      </w:r>
-      <w:r>
+        <w:drawing>
+          <wp:inline distT="0" distB="0" distL="0" distR="0" wp14:anchorId="005B9A8C" wp14:editId="55449CD0">
+            <wp:extent cx="3526240" cy="6020410"/>
+            <wp:effectExtent l="0" t="0" r="0" b="0"/>
+            <wp:docPr id="2084395263" name="Picture 1" descr="A table of numbers with red and white stripes"/>
+            <wp:cNvGraphicFramePr>
+              <a:graphicFrameLocks xmlns:a="http://schemas.openxmlformats.org/drawingml/2006/main" noChangeAspect="1"/>
+            </wp:cNvGraphicFramePr>
+            <a:graphic xmlns:a="http://schemas.openxmlformats.org/drawingml/2006/main">
+              <a:graphicData uri="http://schemas.openxmlformats.org/drawingml/2006/picture">
+                <pic:pic xmlns:pic="http://schemas.openxmlformats.org/drawingml/2006/picture">
+                  <pic:nvPicPr>
+                    <pic:cNvPr id="2084395263" name="Picture 1" descr="A table of numbers with red and white stripes"/>
+                    <pic:cNvPicPr/>
+                  </pic:nvPicPr>
+                  <pic:blipFill>
+                    <a:blip r:embed="rId9"/>
+                    <a:stretch>
+                      <a:fillRect/>
+                    </a:stretch>
+                  </pic:blipFill>
+                  <pic:spPr>
+                    <a:xfrm>
+                      <a:off x="0" y="0"/>
+                      <a:ext cx="3551903" cy="6064225"/>
+                    </a:xfrm>
+                    <a:prstGeom prst="rect">
+                      <a:avLst/>
+                    </a:prstGeom>
+                  </pic:spPr>
+                </pic:pic>
+              </a:graphicData>
+            </a:graphic>
+          </wp:inline>
+        </w:drawing>
+      </w:r>
+    </w:p>
+    <w:p>
+      <w:pPr>
+        <w:pStyle w:val="ListBullet"/>
+        <w:numPr>
+          <w:ilvl w:val="0"/>
+          <w:numId w:val="0"/>
+        </w:numPr>
+      </w:pPr>
+    </w:p>
+    <w:p>
+      <w:pPr>
+        <w:pStyle w:val="ListBullet"/>
+        <w:numPr>
+          <w:ilvl w:val="0"/>
+          <w:numId w:val="0"/>
+        </w:numPr>
+      </w:pPr>
+    </w:p>
+    <w:p>
+      <w:pPr>
+        <w:pStyle w:val="ListBullet"/>
+        <w:numPr>
+          <w:ilvl w:val="0"/>
+          <w:numId w:val="0"/>
+        </w:numPr>
+      </w:pPr>
+    </w:p>
+    <w:p>
+      <w:pPr>
+        <w:pStyle w:val="ListBullet"/>
+        <w:tabs>
+          <w:tab w:val="num" w:pos="360"/>
+        </w:tabs>
+        <w:ind w:left="360" w:hanging="360"/>
+      </w:pPr>
+      <w:r>
+        <w:rPr>
+          <w:b/>
+        </w:rPr>
+        <w:t>Step</w:t>
+      </w:r>
+      <w:r>
+        <w:rPr>
+          <w:b/>
+        </w:rPr>
+        <w:t xml:space="preserve"> 4</w:t>
+      </w:r>
+      <w:r>
+        <w:rPr>
+          <w:b/>
+        </w:rPr>
         <w:t xml:space="preserve">: </w:t>
       </w:r>
       <w:r>
-        <w:t>K-Means clustering with K=3 cluster</w:t>
-      </w:r>
-      <w:r>
-        <w:t>s</w:t>
-      </w:r>
-    </w:p>
-    <w:p>
-      <w:pPr>
-        <w:pStyle w:val="ListParagraph"/>
+        <w:t xml:space="preserve">Compute Err, </w:t>
+      </w:r>
+      <w:proofErr w:type="spellStart"/>
+      <w:r>
+        <w:t>AbsErr</w:t>
+      </w:r>
+      <w:proofErr w:type="spellEnd"/>
+      <w:r>
+        <w:t xml:space="preserve">, </w:t>
+      </w:r>
+      <w:proofErr w:type="spellStart"/>
+      <w:r>
+        <w:t>SqErr</w:t>
+      </w:r>
+      <w:proofErr w:type="spellEnd"/>
+    </w:p>
+    <w:p>
+      <w:pPr>
+        <w:pStyle w:val="ListBullet"/>
+        <w:tabs>
+          <w:tab w:val="num" w:pos="720"/>
+        </w:tabs>
+        <w:ind w:left="720" w:hanging="360"/>
+      </w:pPr>
+      <w:r>
+        <w:rPr>
+          <w:b/>
+          <w:bCs/>
+        </w:rPr>
+        <w:t>Raw error</w:t>
+      </w:r>
+      <w:r>
+        <w:rPr>
+          <w:b/>
+          <w:bCs/>
+        </w:rPr>
+        <w:t>:</w:t>
+      </w:r>
+      <w:r>
+        <w:t xml:space="preserve"> </w:t>
+      </w:r>
+      <w:r>
+        <w:t xml:space="preserve">Err = Predicted – Actual to see </w:t>
+      </w:r>
+      <w:r>
+        <w:t>if the model predicts too high or too low compared to the real value</w:t>
+      </w:r>
+      <w:r>
+        <w:t xml:space="preserve">. </w:t>
+      </w:r>
+    </w:p>
+    <w:p>
+      <w:pPr>
+        <w:pStyle w:val="ListBullet"/>
+        <w:tabs>
+          <w:tab w:val="num" w:pos="720"/>
+        </w:tabs>
+        <w:ind w:left="720" w:hanging="360"/>
+      </w:pPr>
+      <w:r>
+        <w:rPr>
+          <w:b/>
+          <w:bCs/>
+        </w:rPr>
+        <w:t>Absolute error:</w:t>
+      </w:r>
+      <w:r>
+        <w:t xml:space="preserve"> </w:t>
+      </w:r>
+      <w:proofErr w:type="spellStart"/>
+      <w:r>
+        <w:t>AbsErr</w:t>
+      </w:r>
+      <w:proofErr w:type="spellEnd"/>
+      <w:r>
+        <w:t xml:space="preserve"> = |Err| shows the size of the mistake for MAE. </w:t>
+      </w:r>
+    </w:p>
+    <w:p>
+      <w:pPr>
+        <w:pStyle w:val="ListBullet"/>
+        <w:tabs>
+          <w:tab w:val="num" w:pos="720"/>
+        </w:tabs>
+        <w:ind w:left="720" w:hanging="360"/>
+      </w:pPr>
+      <w:r>
+        <w:rPr>
+          <w:b/>
+          <w:bCs/>
+        </w:rPr>
+        <w:t>S</w:t>
+      </w:r>
+      <w:r>
+        <w:rPr>
+          <w:b/>
+          <w:bCs/>
+        </w:rPr>
+        <w:t>quared error:</w:t>
+      </w:r>
+      <w:r>
+        <w:t xml:space="preserve"> </w:t>
+      </w:r>
+      <w:proofErr w:type="spellStart"/>
+      <w:r>
+        <w:t>SqErr</w:t>
+      </w:r>
+      <w:proofErr w:type="spellEnd"/>
+      <w:r>
+        <w:t xml:space="preserve"> = Err² punishes big mistakes for RMSE. </w:t>
+      </w:r>
+    </w:p>
+    <w:p>
+      <w:pPr>
+        <w:pStyle w:val="ListBullet"/>
         <w:numPr>
           <w:ilvl w:val="0"/>
-          <w:numId w:val="2"/>
-        </w:numPr>
-      </w:pPr>
-      <w:r>
-        <w:t>KMeans_K</w:t>
-      </w:r>
-      <w:r>
-        <w:t>4</w:t>
-      </w:r>
-      <w:r>
+          <w:numId w:val="7"/>
+        </w:numPr>
+      </w:pPr>
+      <w:r>
+        <w:t xml:space="preserve">Using these, we get MAE/RMSE on train and test </w:t>
+      </w:r>
+      <w:r>
+        <w:t>sets</w:t>
+      </w:r>
+      <w:r>
+        <w:t xml:space="preserve"> to compare degrees</w:t>
+      </w:r>
+      <w:r>
+        <w:t xml:space="preserve">, </w:t>
+      </w:r>
+      <w:r>
+        <w:t>catch overfitting.</w:t>
+      </w:r>
+    </w:p>
+    <w:p>
+      <w:pPr>
+        <w:pStyle w:val="ListBullet"/>
+        <w:numPr>
+          <w:ilvl w:val="0"/>
+          <w:numId w:val="0"/>
+        </w:numPr>
+        <w:ind w:left="360" w:hanging="360"/>
+        <w:jc w:val="center"/>
+      </w:pPr>
+      <w:r>
+        <w:rPr>
+          <w:noProof/>
+        </w:rPr>
+        <w:lastRenderedPageBreak/>
+        <w:drawing>
+          <wp:inline distT="0" distB="0" distL="0" distR="0" wp14:anchorId="4440BAFE" wp14:editId="02528BED">
+            <wp:extent cx="5486400" cy="4135755"/>
+            <wp:effectExtent l="0" t="0" r="0" b="0"/>
+            <wp:docPr id="1955521035" name="Picture 1" descr="A table of numbers and letters"/>
+            <wp:cNvGraphicFramePr>
+              <a:graphicFrameLocks xmlns:a="http://schemas.openxmlformats.org/drawingml/2006/main" noChangeAspect="1"/>
+            </wp:cNvGraphicFramePr>
+            <a:graphic xmlns:a="http://schemas.openxmlformats.org/drawingml/2006/main">
+              <a:graphicData uri="http://schemas.openxmlformats.org/drawingml/2006/picture">
+                <pic:pic xmlns:pic="http://schemas.openxmlformats.org/drawingml/2006/picture">
+                  <pic:nvPicPr>
+                    <pic:cNvPr id="1955521035" name="Picture 1" descr="A table of numbers and letters"/>
+                    <pic:cNvPicPr/>
+                  </pic:nvPicPr>
+                  <pic:blipFill>
+                    <a:blip r:embed="rId10"/>
+                    <a:stretch>
+                      <a:fillRect/>
+                    </a:stretch>
+                  </pic:blipFill>
+                  <pic:spPr>
+                    <a:xfrm>
+                      <a:off x="0" y="0"/>
+                      <a:ext cx="5486400" cy="4135755"/>
+                    </a:xfrm>
+                    <a:prstGeom prst="rect">
+                      <a:avLst/>
+                    </a:prstGeom>
+                  </pic:spPr>
+                </pic:pic>
+              </a:graphicData>
+            </a:graphic>
+          </wp:inline>
+        </w:drawing>
+      </w:r>
+    </w:p>
+    <w:p>
+      <w:pPr>
+        <w:pStyle w:val="ListBullet"/>
+        <w:numPr>
+          <w:ilvl w:val="0"/>
+          <w:numId w:val="0"/>
+        </w:numPr>
+        <w:ind w:left="1080"/>
+      </w:pPr>
+    </w:p>
+    <w:p>
+      <w:pPr>
+        <w:pStyle w:val="ListBullet"/>
+        <w:numPr>
+          <w:ilvl w:val="0"/>
+          <w:numId w:val="0"/>
+        </w:numPr>
+        <w:ind w:left="1080"/>
+      </w:pPr>
+    </w:p>
+    <w:p>
+      <w:pPr>
+        <w:pStyle w:val="ListBullet"/>
+        <w:numPr>
+          <w:ilvl w:val="0"/>
+          <w:numId w:val="0"/>
+        </w:numPr>
+        <w:ind w:left="1080"/>
+      </w:pPr>
+    </w:p>
+    <w:p>
+      <w:pPr>
+        <w:pStyle w:val="ListBullet"/>
+        <w:numPr>
+          <w:ilvl w:val="0"/>
+          <w:numId w:val="0"/>
+        </w:numPr>
+        <w:ind w:left="1080"/>
+      </w:pPr>
+    </w:p>
+    <w:p>
+      <w:pPr>
+        <w:pStyle w:val="ListBullet"/>
+        <w:numPr>
+          <w:ilvl w:val="0"/>
+          <w:numId w:val="0"/>
+        </w:numPr>
+        <w:ind w:left="1080"/>
+      </w:pPr>
+    </w:p>
+    <w:p>
+      <w:pPr>
+        <w:pStyle w:val="ListBullet"/>
+        <w:numPr>
+          <w:ilvl w:val="0"/>
+          <w:numId w:val="0"/>
+        </w:numPr>
+        <w:ind w:left="1080"/>
+      </w:pPr>
+    </w:p>
+    <w:p>
+      <w:pPr>
+        <w:pStyle w:val="ListBullet"/>
+        <w:numPr>
+          <w:ilvl w:val="0"/>
+          <w:numId w:val="0"/>
+        </w:numPr>
+        <w:ind w:left="1080"/>
+      </w:pPr>
+    </w:p>
+    <w:p>
+      <w:pPr>
+        <w:pStyle w:val="ListBullet"/>
+        <w:numPr>
+          <w:ilvl w:val="0"/>
+          <w:numId w:val="0"/>
+        </w:numPr>
+        <w:ind w:left="1080"/>
+      </w:pPr>
+    </w:p>
+    <w:p>
+      <w:pPr>
+        <w:pStyle w:val="ListBullet"/>
+        <w:numPr>
+          <w:ilvl w:val="0"/>
+          <w:numId w:val="0"/>
+        </w:numPr>
+        <w:ind w:left="1080"/>
+      </w:pPr>
+    </w:p>
+    <w:p>
+      <w:pPr>
+        <w:pStyle w:val="ListBullet"/>
+        <w:numPr>
+          <w:ilvl w:val="0"/>
+          <w:numId w:val="0"/>
+        </w:numPr>
+        <w:ind w:left="1080"/>
+      </w:pPr>
+    </w:p>
+    <w:p>
+      <w:pPr>
+        <w:pStyle w:val="ListBullet"/>
+        <w:numPr>
+          <w:ilvl w:val="0"/>
+          <w:numId w:val="0"/>
+        </w:numPr>
+        <w:ind w:left="1080"/>
+      </w:pPr>
+    </w:p>
+    <w:p>
+      <w:pPr>
+        <w:pStyle w:val="ListBullet"/>
+        <w:numPr>
+          <w:ilvl w:val="0"/>
+          <w:numId w:val="0"/>
+        </w:numPr>
+        <w:ind w:left="1080"/>
+      </w:pPr>
+    </w:p>
+    <w:p>
+      <w:pPr>
+        <w:pStyle w:val="ListBullet"/>
+        <w:numPr>
+          <w:ilvl w:val="0"/>
+          <w:numId w:val="0"/>
+        </w:numPr>
+        <w:ind w:left="1080"/>
+      </w:pPr>
+    </w:p>
+    <w:p>
+      <w:pPr>
+        <w:pStyle w:val="ListBullet"/>
+        <w:numPr>
+          <w:ilvl w:val="0"/>
+          <w:numId w:val="0"/>
+        </w:numPr>
+        <w:ind w:left="1080"/>
+      </w:pPr>
+    </w:p>
+    <w:p>
+      <w:pPr>
+        <w:pStyle w:val="ListBullet"/>
+        <w:numPr>
+          <w:ilvl w:val="0"/>
+          <w:numId w:val="0"/>
+        </w:numPr>
+        <w:ind w:left="1080"/>
+      </w:pPr>
+    </w:p>
+    <w:p>
+      <w:pPr>
+        <w:pStyle w:val="ListBullet"/>
+        <w:numPr>
+          <w:ilvl w:val="0"/>
+          <w:numId w:val="0"/>
+        </w:numPr>
+        <w:ind w:left="1080"/>
+      </w:pPr>
+    </w:p>
+    <w:p>
+      <w:pPr>
+        <w:pStyle w:val="ListBullet"/>
+        <w:numPr>
+          <w:ilvl w:val="0"/>
+          <w:numId w:val="0"/>
+        </w:numPr>
+        <w:ind w:left="1080"/>
+      </w:pPr>
+    </w:p>
+    <w:p>
+      <w:pPr>
+        <w:pStyle w:val="ListBullet"/>
+        <w:numPr>
+          <w:ilvl w:val="0"/>
+          <w:numId w:val="0"/>
+        </w:numPr>
+        <w:ind w:left="1080"/>
+      </w:pPr>
+    </w:p>
+    <w:p>
+      <w:pPr>
+        <w:pStyle w:val="ListBullet"/>
+        <w:ind w:left="360" w:hanging="360"/>
+      </w:pPr>
+      <w:r>
+        <w:rPr>
+          <w:b/>
+          <w:bCs/>
+        </w:rPr>
+        <w:t>Step</w:t>
+      </w:r>
+      <w:r>
+        <w:rPr>
+          <w:b/>
+          <w:bCs/>
+        </w:rPr>
+        <w:t xml:space="preserve"> 5</w:t>
+      </w:r>
+      <w:r>
+        <w:rPr>
+          <w:b/>
+          <w:bCs/>
+        </w:rPr>
         <w:t xml:space="preserve">: </w:t>
       </w:r>
       <w:r>
-        <w:t>K-Means clustering with K=</w:t>
-      </w:r>
-      <w:r>
-        <w:t>4</w:t>
-      </w:r>
-      <w:r>
-        <w:t xml:space="preserve"> cluster</w:t>
-      </w:r>
-      <w:r>
-        <w:t>s</w:t>
+        <w:t>Calculate</w:t>
+      </w:r>
+      <w:r>
+        <w:t> </w:t>
+      </w:r>
+      <w:r>
+        <w:t>M</w:t>
+      </w:r>
+      <w:r>
+        <w:t xml:space="preserve">ean </w:t>
+      </w:r>
+      <w:r>
+        <w:t>A</w:t>
+      </w:r>
+      <w:r>
+        <w:t xml:space="preserve">bsolute </w:t>
+      </w:r>
+      <w:r>
+        <w:t>E</w:t>
+      </w:r>
+      <w:r>
+        <w:t xml:space="preserve">rror </w:t>
+      </w:r>
+      <w:r>
+        <w:t>and R</w:t>
+      </w:r>
+      <w:r>
+        <w:t xml:space="preserve">oot </w:t>
+      </w:r>
+      <w:r>
+        <w:t>M</w:t>
+      </w:r>
+      <w:r>
+        <w:t xml:space="preserve">ean </w:t>
+      </w:r>
+      <w:r>
+        <w:t>S</w:t>
+      </w:r>
+      <w:r>
+        <w:t xml:space="preserve">quared </w:t>
+      </w:r>
+      <w:r>
+        <w:t>E</w:t>
+      </w:r>
+      <w:r>
+        <w:t xml:space="preserve">rror </w:t>
+      </w:r>
+      <w:r>
+        <w:t xml:space="preserve">for Train and Test </w:t>
+      </w:r>
+      <w:r>
+        <w:t xml:space="preserve">sets </w:t>
+      </w:r>
+      <w:r>
+        <w:t>to measure model accuracy on train and test</w:t>
+      </w:r>
+      <w:r>
+        <w:t xml:space="preserve"> </w:t>
+      </w:r>
+      <w:proofErr w:type="gramStart"/>
+      <w:r>
+        <w:t>and</w:t>
+      </w:r>
+      <w:r>
+        <w:t xml:space="preserve"> they</w:t>
+      </w:r>
+      <w:proofErr w:type="gramEnd"/>
+      <w:r>
+        <w:t xml:space="preserve"> let us compare degrees and see if a model overfits or</w:t>
+      </w:r>
+      <w:r>
+        <w:t xml:space="preserve"> if it</w:t>
+      </w:r>
+      <w:r>
+        <w:t xml:space="preserve"> generalizes well.</w:t>
+      </w:r>
+    </w:p>
+    <w:p>
+      <w:pPr>
+        <w:jc w:val="center"/>
+      </w:pPr>
+      <w:r>
+        <w:rPr>
+          <w:noProof/>
+        </w:rPr>
+        <w:lastRenderedPageBreak/>
+        <w:drawing>
+          <wp:inline distT="0" distB="0" distL="0" distR="0" wp14:anchorId="33CEBAEC" wp14:editId="1CE5AF94">
+            <wp:extent cx="4420217" cy="943107"/>
+            <wp:effectExtent l="0" t="0" r="0" b="9525"/>
+            <wp:docPr id="815221119" name="Picture 1" descr="A table with numbers and text"/>
+            <wp:cNvGraphicFramePr>
+              <a:graphicFrameLocks xmlns:a="http://schemas.openxmlformats.org/drawingml/2006/main" noChangeAspect="1"/>
+            </wp:cNvGraphicFramePr>
+            <a:graphic xmlns:a="http://schemas.openxmlformats.org/drawingml/2006/main">
+              <a:graphicData uri="http://schemas.openxmlformats.org/drawingml/2006/picture">
+                <pic:pic xmlns:pic="http://schemas.openxmlformats.org/drawingml/2006/picture">
+                  <pic:nvPicPr>
+                    <pic:cNvPr id="815221119" name="Picture 1" descr="A table with numbers and text"/>
+                    <pic:cNvPicPr/>
+                  </pic:nvPicPr>
+                  <pic:blipFill>
+                    <a:blip r:embed="rId11"/>
+                    <a:stretch>
+                      <a:fillRect/>
+                    </a:stretch>
+                  </pic:blipFill>
+                  <pic:spPr>
+                    <a:xfrm>
+                      <a:off x="0" y="0"/>
+                      <a:ext cx="4420217" cy="943107"/>
+                    </a:xfrm>
+                    <a:prstGeom prst="rect">
+                      <a:avLst/>
+                    </a:prstGeom>
+                  </pic:spPr>
+                </pic:pic>
+              </a:graphicData>
+            </a:graphic>
+          </wp:inline>
+        </w:drawing>
+      </w:r>
+    </w:p>
+    <w:p>
+      <w:pPr>
+        <w:jc w:val="center"/>
+        <w:rPr>
+          <w:i/>
+          <w:iCs/>
+        </w:rPr>
+      </w:pPr>
+      <w:r>
+        <w:rPr>
+          <w:i/>
+          <w:iCs/>
+        </w:rPr>
+        <w:t xml:space="preserve">train </w:t>
+      </w:r>
+      <w:r>
+        <w:rPr>
+          <w:i/>
+          <w:iCs/>
+        </w:rPr>
+        <w:t>and</w:t>
+      </w:r>
+      <w:r>
+        <w:rPr>
+          <w:i/>
+          <w:iCs/>
+        </w:rPr>
+        <w:t xml:space="preserve"> test errors for each polynomial degree.</w:t>
       </w:r>
     </w:p>
     <w:p>
@@ -354,59 +1799,242 @@
         <w:pStyle w:val="ListParagraph"/>
         <w:numPr>
           <w:ilvl w:val="0"/>
-          <w:numId w:val="2"/>
-        </w:numPr>
-      </w:pPr>
-      <w:r>
-        <w:t>KMeans_K</w:t>
-      </w:r>
-      <w:r>
-        <w:t>5</w:t>
-      </w:r>
-      <w:r>
+          <w:numId w:val="8"/>
+        </w:numPr>
+        <w:spacing w:after="200" w:line="276" w:lineRule="auto"/>
+      </w:pPr>
+      <w:r>
+        <w:t>Train errors get smaller as degree goes up, so higher degrees fit 2023 better.</w:t>
+      </w:r>
+    </w:p>
+    <w:p>
+      <w:pPr>
+        <w:pStyle w:val="ListParagraph"/>
+        <w:numPr>
+          <w:ilvl w:val="0"/>
+          <w:numId w:val="8"/>
+        </w:numPr>
+        <w:spacing w:after="200" w:line="276" w:lineRule="auto"/>
+      </w:pPr>
+      <w:r>
+        <w:t xml:space="preserve">Test errors blow up for higher degrees </w:t>
+      </w:r>
+      <w:r>
+        <w:t>from 2 to 4</w:t>
+      </w:r>
+      <w:r>
+        <w:t>, so they overfit and fail on 2024–2025.</w:t>
+      </w:r>
+    </w:p>
+    <w:p>
+      <w:pPr>
+        <w:pStyle w:val="ListParagraph"/>
+        <w:numPr>
+          <w:ilvl w:val="0"/>
+          <w:numId w:val="8"/>
+        </w:numPr>
+        <w:spacing w:after="200" w:line="276" w:lineRule="auto"/>
+      </w:pPr>
+      <w:r>
+        <w:t>Deg1 has the lowest test MAE/RMSE, so it generalizes best even though its train error is higher.</w:t>
+      </w:r>
+    </w:p>
+    <w:p>
+      <w:pPr>
+        <w:pStyle w:val="ListBullet"/>
+        <w:ind w:left="360" w:hanging="360"/>
+      </w:pPr>
+      <w:r>
+        <w:rPr>
+          <w:b/>
+          <w:bCs/>
+        </w:rPr>
+        <w:t>Step</w:t>
+      </w:r>
+      <w:r>
+        <w:rPr>
+          <w:b/>
+          <w:bCs/>
+        </w:rPr>
+        <w:t xml:space="preserve"> 6</w:t>
+      </w:r>
+      <w:r>
+        <w:rPr>
+          <w:b/>
+          <w:bCs/>
+        </w:rPr>
         <w:t xml:space="preserve">: </w:t>
       </w:r>
       <w:r>
-        <w:t>K-Means clustering with K=</w:t>
-      </w:r>
-      <w:r>
-        <w:t>5</w:t>
-      </w:r>
-      <w:r>
-        <w:t xml:space="preserve"> cluster</w:t>
-      </w:r>
-      <w:r>
-        <w:t>s</w:t>
-      </w:r>
-    </w:p>
-    <w:p>
-      <w:pPr>
-        <w:pStyle w:val="ListParagraph"/>
+        <w:t>Pick</w:t>
+      </w:r>
+      <w:r>
+        <w:t xml:space="preserve"> Degree 1 because it has the lowest test MAE/RMSE. Degrees 2–4 fit 2023 better, but they overfit and fail </w:t>
+      </w:r>
+      <w:proofErr w:type="gramStart"/>
+      <w:r>
+        <w:t>on</w:t>
+      </w:r>
+      <w:proofErr w:type="gramEnd"/>
+      <w:r>
+        <w:t xml:space="preserve"> 2024–2025. </w:t>
+      </w:r>
+      <w:proofErr w:type="gramStart"/>
+      <w:r>
+        <w:t>So</w:t>
+      </w:r>
+      <w:proofErr w:type="gramEnd"/>
+      <w:r>
+        <w:t xml:space="preserve"> Degree 1 is the best for generalizing </w:t>
+      </w:r>
+      <w:proofErr w:type="gramStart"/>
+      <w:r>
+        <w:t>to</w:t>
+      </w:r>
+      <w:proofErr w:type="gramEnd"/>
+      <w:r>
+        <w:t xml:space="preserve"> future months.</w:t>
+      </w:r>
+    </w:p>
+    <w:p>
+      <w:pPr>
+        <w:pStyle w:val="ListBullet"/>
+        <w:ind w:left="360" w:hanging="360"/>
+      </w:pPr>
+      <w:r>
+        <w:rPr>
+          <w:b/>
+          <w:bCs/>
+        </w:rPr>
+        <w:t>Step</w:t>
+      </w:r>
+      <w:r>
+        <w:rPr>
+          <w:b/>
+          <w:bCs/>
+        </w:rPr>
+        <w:t xml:space="preserve"> 7</w:t>
+      </w:r>
+      <w:r>
+        <w:rPr>
+          <w:b/>
+          <w:bCs/>
+        </w:rPr>
+        <w:t>:</w:t>
+      </w:r>
+      <w:r>
+        <w:t xml:space="preserve"> </w:t>
+      </w:r>
+      <w:r>
+        <w:t>Plot Actual vs Predicted (Degree 1).</w:t>
+      </w:r>
+    </w:p>
+    <w:p>
+      <w:pPr>
+        <w:pStyle w:val="ListBullet"/>
         <w:numPr>
           <w:ilvl w:val="0"/>
-          <w:numId w:val="2"/>
-        </w:numPr>
-      </w:pPr>
-      <w:r>
-        <w:t>K_Selection_Analysis</w:t>
-      </w:r>
-      <w:r>
-        <w:t xml:space="preserve">: </w:t>
-      </w:r>
-      <w:r>
-        <w:t>Compare all K values (</w:t>
-      </w:r>
-      <w:r>
-        <w:t>3</w:t>
-      </w:r>
-      <w:r>
-        <w:t>-</w:t>
-      </w:r>
-      <w:r>
-        <w:t>5</w:t>
-      </w:r>
-      <w:r>
-        <w:t>) to select optimal K using Elbow Method</w:t>
+          <w:numId w:val="0"/>
+        </w:numPr>
+        <w:ind w:left="-1080" w:firstLine="360"/>
+        <w:jc w:val="center"/>
+      </w:pPr>
+      <w:r>
+        <w:rPr>
+          <w:noProof/>
+        </w:rPr>
+        <w:drawing>
+          <wp:inline distT="0" distB="0" distL="0" distR="0" wp14:anchorId="328D81F4" wp14:editId="79BF4887">
+            <wp:extent cx="6663690" cy="3306470"/>
+            <wp:effectExtent l="0" t="0" r="3810" b="8255"/>
+            <wp:docPr id="446369311" name="Chart 1">
+              <a:extLst xmlns:a="http://schemas.openxmlformats.org/drawingml/2006/main">
+                <a:ext uri="{FF2B5EF4-FFF2-40B4-BE49-F238E27FC236}">
+                  <a16:creationId xmlns:a16="http://schemas.microsoft.com/office/drawing/2014/main" id="{A92CF643-2DB7-5992-2A46-6E8D19F10478}"/>
+                </a:ext>
+              </a:extLst>
+            </wp:docPr>
+            <wp:cNvGraphicFramePr/>
+            <a:graphic xmlns:a="http://schemas.openxmlformats.org/drawingml/2006/main">
+              <a:graphicData uri="http://schemas.openxmlformats.org/drawingml/2006/chart">
+                <c:chart xmlns:c="http://schemas.openxmlformats.org/drawingml/2006/chart" xmlns:r="http://schemas.openxmlformats.org/officeDocument/2006/relationships" r:id="rId12"/>
+              </a:graphicData>
+            </a:graphic>
+          </wp:inline>
+        </w:drawing>
+      </w:r>
+    </w:p>
+    <w:p>
+      <w:pPr>
+        <w:pStyle w:val="ListParagraph"/>
+      </w:pPr>
+    </w:p>
+    <w:p>
+      <w:pPr>
+        <w:pStyle w:val="ListParagraph"/>
+        <w:ind w:left="-180"/>
+        <w:jc w:val="center"/>
+      </w:pPr>
+      <w:r>
+        <w:rPr>
+          <w:noProof/>
+        </w:rPr>
+        <w:lastRenderedPageBreak/>
+        <w:drawing>
+          <wp:inline distT="0" distB="0" distL="0" distR="0" wp14:anchorId="3A4E498C" wp14:editId="686845EA">
+            <wp:extent cx="5881421" cy="3204057"/>
+            <wp:effectExtent l="0" t="0" r="5080" b="15875"/>
+            <wp:docPr id="1377840409" name="Chart 1">
+              <a:extLst xmlns:a="http://schemas.openxmlformats.org/drawingml/2006/main">
+                <a:ext uri="{FF2B5EF4-FFF2-40B4-BE49-F238E27FC236}">
+                  <a16:creationId xmlns:a16="http://schemas.microsoft.com/office/drawing/2014/main" id="{DF3597DB-D478-D891-35CA-92902C2498B9}"/>
+                </a:ext>
+              </a:extLst>
+            </wp:docPr>
+            <wp:cNvGraphicFramePr/>
+            <a:graphic xmlns:a="http://schemas.openxmlformats.org/drawingml/2006/main">
+              <a:graphicData uri="http://schemas.openxmlformats.org/drawingml/2006/chart">
+                <c:chart xmlns:c="http://schemas.openxmlformats.org/drawingml/2006/chart" xmlns:r="http://schemas.openxmlformats.org/officeDocument/2006/relationships" r:id="rId13"/>
+              </a:graphicData>
+            </a:graphic>
+          </wp:inline>
+        </w:drawing>
+      </w:r>
+    </w:p>
+    <w:p>
+      <w:pPr>
+        <w:pStyle w:val="ListParagraph"/>
+        <w:jc w:val="center"/>
+      </w:pPr>
+      <w:r>
+        <w:t xml:space="preserve">Actual line </w:t>
+      </w:r>
+      <w:r>
+        <w:t>fluctuates</w:t>
+      </w:r>
+      <w:r>
+        <w:t xml:space="preserve"> between 150k and 600k because sales go up and down every few months. Degree 1 prediction is a straight line from 150k to 1.3M, so it only follows the long trend and ignores the waves</w:t>
+      </w:r>
+      <w:r>
+        <w:t xml:space="preserve"> because the </w:t>
+      </w:r>
+      <w:r>
+        <w:t>training data is just 12 months, so higher-degree lines overreact and blow up on 2024</w:t>
+      </w:r>
+      <w:r>
+        <w:rPr>
+          <w:rFonts w:ascii="Cambria" w:hAnsi="Cambria" w:cs="Cambria"/>
+        </w:rPr>
+        <w:t xml:space="preserve"> to </w:t>
+      </w:r>
+      <w:r>
+        <w:t>2025. This simple line stays calm and gives the smallest future error, so</w:t>
+      </w:r>
+      <w:r>
+        <w:t xml:space="preserve"> we</w:t>
+      </w:r>
+      <w:r>
+        <w:t xml:space="preserve"> keep it even if it misses the seasonal zig-zag.</w:t>
       </w:r>
     </w:p>
     <w:p>
@@ -414,28 +2042,13 @@
         <w:pStyle w:val="ListParagraph"/>
         <w:numPr>
           <w:ilvl w:val="0"/>
-          <w:numId w:val="2"/>
-        </w:numPr>
-      </w:pPr>
-      <w:r>
-        <w:t>Clustering_Summary</w:t>
-      </w:r>
-      <w:r>
-        <w:t xml:space="preserve">: </w:t>
-      </w:r>
-      <w:r>
-        <w:t>High-level summary</w:t>
-      </w:r>
-      <w:r>
-        <w:t xml:space="preserve"> for selected K-Means</w:t>
-      </w:r>
-    </w:p>
-    <w:p>
-      <w:pPr>
+          <w:numId w:val="5"/>
+        </w:numPr>
         <w:rPr>
           <w:b/>
           <w:bCs/>
           <w:u w:val="single"/>
+          <w:lang w:val="en-US"/>
         </w:rPr>
       </w:pPr>
       <w:r>
@@ -443,72 +2056,9 @@
           <w:b/>
           <w:bCs/>
           <w:u w:val="single"/>
-        </w:rPr>
-        <w:t>Step 1: Data Preparation</w:t>
-      </w:r>
-    </w:p>
-    <w:p>
-      <w:pPr>
-        <w:pStyle w:val="ListParagraph"/>
-        <w:numPr>
-          <w:ilvl w:val="0"/>
-          <w:numId w:val="3"/>
-        </w:numPr>
-      </w:pPr>
-      <w:r>
-        <w:t xml:space="preserve">Created sheet </w:t>
-      </w:r>
-      <w:r>
-        <w:rPr>
-          <w:i/>
-          <w:iCs/>
-        </w:rPr>
-        <w:t>Customer_Aggregation</w:t>
-      </w:r>
-      <w:r>
-        <w:t xml:space="preserve"> for aggregating transaction-level data to customer-level metrics. This sheet will contain customer-level dataset with 3 columns (</w:t>
-      </w:r>
-      <w:r>
-        <w:rPr>
-          <w:i/>
-          <w:iCs/>
-        </w:rPr>
-        <w:t>Customer ID, Transaction Count and Total Spent</w:t>
-      </w:r>
-      <w:r>
-        <w:t>)</w:t>
-      </w:r>
-    </w:p>
-    <w:p>
-      <w:pPr>
-        <w:pStyle w:val="ListParagraph"/>
-        <w:numPr>
-          <w:ilvl w:val="0"/>
-          <w:numId w:val="3"/>
-        </w:numPr>
-      </w:pPr>
-      <w:r>
-        <w:t xml:space="preserve">After the </w:t>
-      </w:r>
-      <w:r>
-        <w:rPr>
-          <w:i/>
-          <w:iCs/>
-        </w:rPr>
-        <w:t>Customer_Aggregation</w:t>
-      </w:r>
-      <w:r>
-        <w:t xml:space="preserve"> sheet is ready, we continue to create another </w:t>
-      </w:r>
-      <w:r>
-        <w:rPr>
-          <w:i/>
-          <w:iCs/>
-        </w:rPr>
-        <w:t>Customer_Sample</w:t>
-      </w:r>
-      <w:r>
-        <w:t xml:space="preserve"> sheet for the representative 20% sample for clustering analysis. 20% of the customers will be selected randomly:</w:t>
+          <w:lang w:val="en-US"/>
+        </w:rPr>
+        <w:t>Python Regression</w:t>
       </w:r>
     </w:p>
     <w:p>
@@ -516,82 +2066,2841 @@
         <w:pStyle w:val="ListParagraph"/>
         <w:numPr>
           <w:ilvl w:val="1"/>
-          <w:numId w:val="3"/>
-        </w:numPr>
-      </w:pPr>
-      <w:r>
-        <w:t xml:space="preserve">Add random number column using </w:t>
-      </w:r>
-      <w:r>
-        <w:rPr>
-          <w:b/>
-          <w:bCs/>
-        </w:rPr>
-        <w:t>RAND()</w:t>
-      </w:r>
-      <w:r>
-        <w:t xml:space="preserve"> function</w:t>
-      </w:r>
-    </w:p>
-    <w:p>
-      <w:pPr>
-        <w:pStyle w:val="ListParagraph"/>
-        <w:numPr>
-          <w:ilvl w:val="1"/>
-          <w:numId w:val="3"/>
-        </w:numPr>
-      </w:pPr>
-      <w:r>
-        <w:t>Sort by random values and select top 20%</w:t>
-      </w:r>
-    </w:p>
-    <w:p>
-      <w:pPr>
-        <w:pStyle w:val="ListParagraph"/>
-        <w:numPr>
-          <w:ilvl w:val="0"/>
-          <w:numId w:val="3"/>
-        </w:numPr>
-      </w:pPr>
-      <w:r>
-        <w:t xml:space="preserve">Once the samples are ready, new columns are </w:t>
-      </w:r>
-      <w:r>
-        <w:rPr>
-          <w:i/>
-          <w:iCs/>
-        </w:rPr>
-        <w:t>Scaled_Transactions</w:t>
-      </w:r>
-      <w:r>
-        <w:t xml:space="preserve"> and </w:t>
-      </w:r>
-      <w:r>
-        <w:rPr>
-          <w:i/>
-          <w:iCs/>
-        </w:rPr>
-        <w:t>Scaled_TotalSpent</w:t>
-      </w:r>
-      <w:r>
-        <w:t xml:space="preserve"> will be added to the table for standardizing feature to equal scale for distance calculations using Z-score std method. This can help to prevent high magnitude features like Total spent from dominating clustering over low magnitude feature like Transaction Count</w:t>
-      </w:r>
-    </w:p>
-    <w:p>
-      <w:pPr>
+          <w:numId w:val="5"/>
+        </w:numPr>
         <w:rPr>
           <w:b/>
           <w:bCs/>
           <w:u w:val="single"/>
-        </w:rPr>
-      </w:pPr>
+          <w:lang w:val="en-US"/>
+        </w:rPr>
+      </w:pPr>
+      <w:proofErr w:type="spellStart"/>
       <w:r>
         <w:rPr>
           <w:b/>
           <w:bCs/>
           <w:u w:val="single"/>
-        </w:rPr>
-        <w:t xml:space="preserve">Step 2: K-Means Clustering </w:t>
+          <w:lang w:val="en-US"/>
+        </w:rPr>
+        <w:t>load_monthly_sales</w:t>
+      </w:r>
+      <w:proofErr w:type="spellEnd"/>
+      <w:r>
+        <w:rPr>
+          <w:b/>
+          <w:bCs/>
+          <w:u w:val="single"/>
+          <w:lang w:val="en-US"/>
+        </w:rPr>
+        <w:t xml:space="preserve"> </w:t>
+      </w:r>
+    </w:p>
+    <w:p>
+      <w:pPr>
+        <w:pStyle w:val="ListParagraph"/>
+        <w:ind w:left="1440"/>
+        <w:rPr>
+          <w:sz w:val="22"/>
+          <w:szCs w:val="22"/>
+          <w:lang w:val="en-US"/>
+        </w:rPr>
+      </w:pPr>
+      <w:r>
+        <w:rPr>
+          <w:sz w:val="22"/>
+          <w:szCs w:val="22"/>
+          <w:lang w:val="en-US"/>
+        </w:rPr>
+        <w:t>•</w:t>
+      </w:r>
+      <w:r>
+        <w:rPr>
+          <w:sz w:val="22"/>
+          <w:szCs w:val="22"/>
+          <w:lang w:val="en-US"/>
+        </w:rPr>
+        <w:t xml:space="preserve"> </w:t>
+      </w:r>
+      <w:r>
+        <w:rPr>
+          <w:sz w:val="22"/>
+          <w:szCs w:val="22"/>
+          <w:lang w:val="en-US"/>
+        </w:rPr>
+        <w:t xml:space="preserve">Read </w:t>
+      </w:r>
+      <w:proofErr w:type="spellStart"/>
+      <w:r>
+        <w:rPr>
+          <w:sz w:val="22"/>
+          <w:szCs w:val="22"/>
+          <w:lang w:val="en-US"/>
+        </w:rPr>
+        <w:t>Sales_Cleaned</w:t>
+      </w:r>
+      <w:proofErr w:type="spellEnd"/>
+      <w:r>
+        <w:rPr>
+          <w:sz w:val="22"/>
+          <w:szCs w:val="22"/>
+          <w:lang w:val="en-US"/>
+        </w:rPr>
+        <w:t xml:space="preserve"> from D4_work.xlsx, keep 2023 2025 rows, aggregate by Year/Month, add </w:t>
+      </w:r>
+      <w:proofErr w:type="spellStart"/>
+      <w:r>
+        <w:rPr>
+          <w:sz w:val="22"/>
+          <w:szCs w:val="22"/>
+          <w:lang w:val="en-US"/>
+        </w:rPr>
+        <w:t>Month_Index</w:t>
+      </w:r>
+      <w:proofErr w:type="spellEnd"/>
+    </w:p>
+    <w:p>
+      <w:pPr>
+        <w:pStyle w:val="ListParagraph"/>
+        <w:ind w:left="1440"/>
+        <w:rPr>
+          <w:sz w:val="22"/>
+          <w:szCs w:val="22"/>
+          <w:lang w:val="en-US"/>
+        </w:rPr>
+      </w:pPr>
+      <w:r>
+        <w:rPr>
+          <w:sz w:val="22"/>
+          <w:szCs w:val="22"/>
+          <w:lang w:val="en-US"/>
+        </w:rPr>
+        <w:t>•</w:t>
+      </w:r>
+      <w:r>
+        <w:rPr>
+          <w:sz w:val="22"/>
+          <w:szCs w:val="22"/>
+          <w:lang w:val="en-US"/>
+        </w:rPr>
+        <w:t xml:space="preserve"> </w:t>
+      </w:r>
+      <w:r>
+        <w:rPr>
+          <w:sz w:val="22"/>
+          <w:szCs w:val="22"/>
+          <w:lang w:val="en-US"/>
+        </w:rPr>
+        <w:t xml:space="preserve">Gives a clean month-level table identical to Excel so both toolchains use the same base </w:t>
+      </w:r>
+      <w:proofErr w:type="gramStart"/>
+      <w:r>
+        <w:rPr>
+          <w:sz w:val="22"/>
+          <w:szCs w:val="22"/>
+          <w:lang w:val="en-US"/>
+        </w:rPr>
+        <w:t>data</w:t>
+      </w:r>
+      <w:proofErr w:type="gramEnd"/>
+      <w:r>
+        <w:rPr>
+          <w:sz w:val="22"/>
+          <w:szCs w:val="22"/>
+          <w:lang w:val="en-US"/>
+        </w:rPr>
+        <w:t xml:space="preserve"> and the model sees time as a numeric feature rather than raw dates.</w:t>
+      </w:r>
+    </w:p>
+    <w:p>
+      <w:pPr>
+        <w:pStyle w:val="ListParagraph"/>
+        <w:ind w:left="1440" w:hanging="900"/>
+        <w:jc w:val="center"/>
+        <w:rPr>
+          <w:sz w:val="22"/>
+          <w:szCs w:val="22"/>
+          <w:lang w:val="en-US"/>
+        </w:rPr>
+      </w:pPr>
+      <w:r>
+        <w:rPr>
+          <w:sz w:val="22"/>
+          <w:szCs w:val="22"/>
+          <w:lang w:val="en-US"/>
+        </w:rPr>
+        <w:drawing>
+          <wp:inline distT="0" distB="0" distL="0" distR="0" wp14:anchorId="044A2314" wp14:editId="520193C2">
+            <wp:extent cx="5943600" cy="1216660"/>
+            <wp:effectExtent l="0" t="0" r="0" b="2540"/>
+            <wp:docPr id="344811016" name="Picture 1" descr="A computer screen shot of a program&#10;&#10;AI-generated content may be incorrect."/>
+            <wp:cNvGraphicFramePr>
+              <a:graphicFrameLocks xmlns:a="http://schemas.openxmlformats.org/drawingml/2006/main" noChangeAspect="1"/>
+            </wp:cNvGraphicFramePr>
+            <a:graphic xmlns:a="http://schemas.openxmlformats.org/drawingml/2006/main">
+              <a:graphicData uri="http://schemas.openxmlformats.org/drawingml/2006/picture">
+                <pic:pic xmlns:pic="http://schemas.openxmlformats.org/drawingml/2006/picture">
+                  <pic:nvPicPr>
+                    <pic:cNvPr id="344811016" name="Picture 1" descr="A computer screen shot of a program&#10;&#10;AI-generated content may be incorrect."/>
+                    <pic:cNvPicPr/>
+                  </pic:nvPicPr>
+                  <pic:blipFill>
+                    <a:blip r:embed="rId14"/>
+                    <a:stretch>
+                      <a:fillRect/>
+                    </a:stretch>
+                  </pic:blipFill>
+                  <pic:spPr>
+                    <a:xfrm>
+                      <a:off x="0" y="0"/>
+                      <a:ext cx="5943600" cy="1216660"/>
+                    </a:xfrm>
+                    <a:prstGeom prst="rect">
+                      <a:avLst/>
+                    </a:prstGeom>
+                  </pic:spPr>
+                </pic:pic>
+              </a:graphicData>
+            </a:graphic>
+          </wp:inline>
+        </w:drawing>
+      </w:r>
+    </w:p>
+    <w:p>
+      <w:pPr>
+        <w:pStyle w:val="ListParagraph"/>
+        <w:ind w:left="1440"/>
+        <w:rPr>
+          <w:b/>
+          <w:bCs/>
+          <w:lang w:val="en-US"/>
+        </w:rPr>
+      </w:pPr>
+    </w:p>
+    <w:p>
+      <w:pPr>
+        <w:pStyle w:val="ListParagraph"/>
+        <w:ind w:left="1440"/>
+        <w:rPr>
+          <w:b/>
+          <w:bCs/>
+          <w:lang w:val="en-US"/>
+        </w:rPr>
+      </w:pPr>
+    </w:p>
+    <w:p>
+      <w:pPr>
+        <w:pStyle w:val="ListParagraph"/>
+        <w:ind w:left="1440"/>
+        <w:rPr>
+          <w:b/>
+          <w:bCs/>
+          <w:lang w:val="en-US"/>
+        </w:rPr>
+      </w:pPr>
+    </w:p>
+    <w:p>
+      <w:pPr>
+        <w:pStyle w:val="ListParagraph"/>
+        <w:ind w:left="1440"/>
+        <w:rPr>
+          <w:b/>
+          <w:bCs/>
+          <w:lang w:val="en-US"/>
+        </w:rPr>
+      </w:pPr>
+    </w:p>
+    <w:p>
+      <w:pPr>
+        <w:pStyle w:val="ListParagraph"/>
+        <w:ind w:left="1440"/>
+        <w:rPr>
+          <w:b/>
+          <w:bCs/>
+          <w:lang w:val="en-US"/>
+        </w:rPr>
+      </w:pPr>
+    </w:p>
+    <w:p>
+      <w:pPr>
+        <w:pStyle w:val="ListParagraph"/>
+        <w:numPr>
+          <w:ilvl w:val="1"/>
+          <w:numId w:val="5"/>
+        </w:numPr>
+        <w:rPr>
+          <w:b/>
+          <w:bCs/>
+          <w:lang w:val="en-US"/>
+        </w:rPr>
+      </w:pPr>
+      <w:proofErr w:type="spellStart"/>
+      <w:r>
+        <w:rPr>
+          <w:b/>
+          <w:bCs/>
+          <w:lang w:val="en-US"/>
+        </w:rPr>
+        <w:t>split_train_test</w:t>
+      </w:r>
+      <w:proofErr w:type="spellEnd"/>
+      <w:r>
+        <w:rPr>
+          <w:b/>
+          <w:bCs/>
+          <w:lang w:val="en-US"/>
+        </w:rPr>
+        <w:t xml:space="preserve"> </w:t>
+      </w:r>
+    </w:p>
+    <w:p>
+      <w:pPr>
+        <w:pStyle w:val="ListParagraph"/>
+        <w:ind w:left="1620" w:hanging="180"/>
+        <w:rPr>
+          <w:sz w:val="22"/>
+          <w:szCs w:val="22"/>
+          <w:lang w:val="en-US"/>
+        </w:rPr>
+      </w:pPr>
+      <w:r>
+        <w:rPr>
+          <w:sz w:val="22"/>
+          <w:szCs w:val="22"/>
+          <w:lang w:val="en-US"/>
+        </w:rPr>
+        <w:lastRenderedPageBreak/>
+        <w:t>•</w:t>
+      </w:r>
+      <w:r>
+        <w:rPr>
+          <w:sz w:val="22"/>
+          <w:szCs w:val="22"/>
+          <w:lang w:val="en-US"/>
+        </w:rPr>
+        <w:tab/>
+        <w:t xml:space="preserve">Slice the monthly table into 2023 vs 2024 2025 and return both the </w:t>
+      </w:r>
+      <w:proofErr w:type="spellStart"/>
+      <w:r>
+        <w:rPr>
+          <w:sz w:val="22"/>
+          <w:szCs w:val="22"/>
+          <w:lang w:val="en-US"/>
+        </w:rPr>
+        <w:t>DataFrames</w:t>
+      </w:r>
+      <w:proofErr w:type="spellEnd"/>
+      <w:r>
+        <w:rPr>
+          <w:sz w:val="22"/>
+          <w:szCs w:val="22"/>
+          <w:lang w:val="en-US"/>
+        </w:rPr>
+        <w:t xml:space="preserve"> and their X/y arrays</w:t>
+      </w:r>
+    </w:p>
+    <w:p>
+      <w:pPr>
+        <w:pStyle w:val="ListParagraph"/>
+        <w:ind w:left="1620" w:hanging="180"/>
+        <w:rPr>
+          <w:sz w:val="22"/>
+          <w:szCs w:val="22"/>
+          <w:lang w:val="en-US"/>
+        </w:rPr>
+      </w:pPr>
+      <w:r>
+        <w:rPr>
+          <w:sz w:val="22"/>
+          <w:szCs w:val="22"/>
+          <w:lang w:val="en-US"/>
+        </w:rPr>
+        <w:t>•</w:t>
+      </w:r>
+      <w:r>
+        <w:rPr>
+          <w:sz w:val="22"/>
+          <w:szCs w:val="22"/>
+          <w:lang w:val="en-US"/>
+        </w:rPr>
+        <w:tab/>
+      </w:r>
+      <w:r>
+        <w:rPr>
+          <w:sz w:val="22"/>
+          <w:szCs w:val="22"/>
+          <w:lang w:val="en-US"/>
+        </w:rPr>
+        <w:t>T</w:t>
+      </w:r>
+      <w:r>
+        <w:rPr>
+          <w:sz w:val="22"/>
+          <w:szCs w:val="22"/>
+          <w:lang w:val="en-US"/>
+        </w:rPr>
+        <w:t xml:space="preserve">rain only </w:t>
+      </w:r>
+      <w:proofErr w:type="gramStart"/>
+      <w:r>
+        <w:rPr>
+          <w:sz w:val="22"/>
+          <w:szCs w:val="22"/>
+          <w:lang w:val="en-US"/>
+        </w:rPr>
+        <w:t>on</w:t>
+      </w:r>
+      <w:proofErr w:type="gramEnd"/>
+      <w:r>
+        <w:rPr>
+          <w:sz w:val="22"/>
+          <w:szCs w:val="22"/>
+          <w:lang w:val="en-US"/>
+        </w:rPr>
+        <w:t xml:space="preserve"> 2023 and </w:t>
+      </w:r>
+      <w:r>
+        <w:rPr>
+          <w:sz w:val="22"/>
+          <w:szCs w:val="22"/>
+          <w:lang w:val="en-US"/>
+        </w:rPr>
+        <w:t>guarantees</w:t>
+      </w:r>
+      <w:r>
+        <w:rPr>
+          <w:sz w:val="22"/>
+          <w:szCs w:val="22"/>
+          <w:lang w:val="en-US"/>
+        </w:rPr>
+        <w:t xml:space="preserve"> </w:t>
+      </w:r>
+      <w:r>
+        <w:rPr>
+          <w:sz w:val="22"/>
+          <w:szCs w:val="22"/>
+          <w:lang w:val="en-US"/>
+        </w:rPr>
+        <w:t>future months remain untouched until final evaluation.</w:t>
+      </w:r>
+    </w:p>
+    <w:p>
+      <w:pPr>
+        <w:pStyle w:val="ListParagraph"/>
+        <w:ind w:left="1350" w:hanging="990"/>
+        <w:rPr>
+          <w:lang w:val="en-US"/>
+        </w:rPr>
+      </w:pPr>
+      <w:r>
+        <w:rPr>
+          <w:lang w:val="en-US"/>
+        </w:rPr>
+        <w:drawing>
+          <wp:inline distT="0" distB="0" distL="0" distR="0" wp14:anchorId="7ACBE152" wp14:editId="2B16D748">
+            <wp:extent cx="5943600" cy="1167765"/>
+            <wp:effectExtent l="0" t="0" r="0" b="0"/>
+            <wp:docPr id="821477160" name="Picture 1" descr="A computer code with colorful text"/>
+            <wp:cNvGraphicFramePr>
+              <a:graphicFrameLocks xmlns:a="http://schemas.openxmlformats.org/drawingml/2006/main" noChangeAspect="1"/>
+            </wp:cNvGraphicFramePr>
+            <a:graphic xmlns:a="http://schemas.openxmlformats.org/drawingml/2006/main">
+              <a:graphicData uri="http://schemas.openxmlformats.org/drawingml/2006/picture">
+                <pic:pic xmlns:pic="http://schemas.openxmlformats.org/drawingml/2006/picture">
+                  <pic:nvPicPr>
+                    <pic:cNvPr id="821477160" name="Picture 1" descr="A computer code with colorful text"/>
+                    <pic:cNvPicPr/>
+                  </pic:nvPicPr>
+                  <pic:blipFill>
+                    <a:blip r:embed="rId15"/>
+                    <a:stretch>
+                      <a:fillRect/>
+                    </a:stretch>
+                  </pic:blipFill>
+                  <pic:spPr>
+                    <a:xfrm>
+                      <a:off x="0" y="0"/>
+                      <a:ext cx="5943600" cy="1167765"/>
+                    </a:xfrm>
+                    <a:prstGeom prst="rect">
+                      <a:avLst/>
+                    </a:prstGeom>
+                  </pic:spPr>
+                </pic:pic>
+              </a:graphicData>
+            </a:graphic>
+          </wp:inline>
+        </w:drawing>
+      </w:r>
+    </w:p>
+    <w:p>
+      <w:pPr>
+        <w:pStyle w:val="ListParagraph"/>
+        <w:ind w:left="1350" w:hanging="990"/>
+        <w:rPr>
+          <w:lang w:val="en-US"/>
+        </w:rPr>
+      </w:pPr>
+    </w:p>
+    <w:p>
+      <w:pPr>
+        <w:pStyle w:val="ListParagraph"/>
+        <w:numPr>
+          <w:ilvl w:val="1"/>
+          <w:numId w:val="5"/>
+        </w:numPr>
+        <w:rPr>
+          <w:b/>
+          <w:bCs/>
+          <w:lang w:val="en-US"/>
+        </w:rPr>
+      </w:pPr>
+      <w:proofErr w:type="spellStart"/>
+      <w:r>
+        <w:rPr>
+          <w:b/>
+          <w:bCs/>
+          <w:lang w:val="en-US"/>
+        </w:rPr>
+        <w:t>time_val_split</w:t>
+      </w:r>
+      <w:proofErr w:type="spellEnd"/>
+    </w:p>
+    <w:p>
+      <w:pPr>
+        <w:pStyle w:val="ListParagraph"/>
+        <w:ind w:left="1620" w:hanging="180"/>
+        <w:rPr>
+          <w:sz w:val="22"/>
+          <w:szCs w:val="22"/>
+          <w:lang w:val="en-US"/>
+        </w:rPr>
+      </w:pPr>
+      <w:r>
+        <w:rPr>
+          <w:sz w:val="22"/>
+          <w:szCs w:val="22"/>
+          <w:lang w:val="en-US"/>
+        </w:rPr>
+        <w:t>•</w:t>
+      </w:r>
+      <w:r>
+        <w:rPr>
+          <w:sz w:val="22"/>
+          <w:szCs w:val="22"/>
+          <w:lang w:val="en-US"/>
+        </w:rPr>
+        <w:tab/>
+      </w:r>
+      <w:r>
+        <w:rPr>
+          <w:sz w:val="22"/>
+          <w:szCs w:val="22"/>
+          <w:lang w:val="en-US"/>
+        </w:rPr>
+        <w:t>W</w:t>
+      </w:r>
+      <w:r>
+        <w:rPr>
+          <w:sz w:val="22"/>
+          <w:szCs w:val="22"/>
+          <w:lang w:val="en-US"/>
+        </w:rPr>
+        <w:t>ithin the 2023 training rows, mark months ≤ 9 as inner-train and &gt;9 as validation</w:t>
+      </w:r>
+    </w:p>
+    <w:p>
+      <w:pPr>
+        <w:pStyle w:val="ListParagraph"/>
+        <w:ind w:left="1620" w:hanging="180"/>
+        <w:rPr>
+          <w:sz w:val="22"/>
+          <w:szCs w:val="22"/>
+          <w:lang w:val="en-US"/>
+        </w:rPr>
+      </w:pPr>
+      <w:r>
+        <w:rPr>
+          <w:sz w:val="22"/>
+          <w:szCs w:val="22"/>
+          <w:lang w:val="en-US"/>
+        </w:rPr>
+        <w:t>•</w:t>
+      </w:r>
+      <w:r>
+        <w:rPr>
+          <w:sz w:val="22"/>
+          <w:szCs w:val="22"/>
+          <w:lang w:val="en-US"/>
+        </w:rPr>
+        <w:tab/>
+      </w:r>
+      <w:r>
+        <w:rPr>
+          <w:sz w:val="22"/>
+          <w:szCs w:val="22"/>
+          <w:lang w:val="en-US"/>
+        </w:rPr>
+        <w:t>K</w:t>
+      </w:r>
+      <w:r>
+        <w:rPr>
+          <w:sz w:val="22"/>
+          <w:szCs w:val="22"/>
+          <w:lang w:val="en-US"/>
+        </w:rPr>
+        <w:t xml:space="preserve">eeps hyperparameter tuning </w:t>
+      </w:r>
+      <w:proofErr w:type="gramStart"/>
+      <w:r>
+        <w:rPr>
+          <w:sz w:val="22"/>
+          <w:szCs w:val="22"/>
+          <w:lang w:val="en-US"/>
+        </w:rPr>
+        <w:t>chronological</w:t>
+      </w:r>
+      <w:proofErr w:type="gramEnd"/>
+      <w:r>
+        <w:rPr>
+          <w:sz w:val="22"/>
+          <w:szCs w:val="22"/>
+          <w:lang w:val="en-US"/>
+        </w:rPr>
+        <w:t>, preventing leakage from later months when deciding the best degree/learning rate.</w:t>
+      </w:r>
+    </w:p>
+    <w:p>
+      <w:pPr>
+        <w:pStyle w:val="ListParagraph"/>
+        <w:ind w:left="1620" w:hanging="1260"/>
+        <w:rPr>
+          <w:sz w:val="22"/>
+          <w:szCs w:val="22"/>
+          <w:lang w:val="en-US"/>
+        </w:rPr>
+      </w:pPr>
+      <w:r>
+        <w:rPr>
+          <w:sz w:val="22"/>
+          <w:szCs w:val="22"/>
+          <w:lang w:val="en-US"/>
+        </w:rPr>
+        <w:drawing>
+          <wp:inline distT="0" distB="0" distL="0" distR="0" wp14:anchorId="24AD0D98" wp14:editId="74D680FC">
+            <wp:extent cx="5943600" cy="1402715"/>
+            <wp:effectExtent l="0" t="0" r="0" b="6985"/>
+            <wp:docPr id="128531691" name="Picture 1" descr="A computer screen shot of a program code"/>
+            <wp:cNvGraphicFramePr>
+              <a:graphicFrameLocks xmlns:a="http://schemas.openxmlformats.org/drawingml/2006/main" noChangeAspect="1"/>
+            </wp:cNvGraphicFramePr>
+            <a:graphic xmlns:a="http://schemas.openxmlformats.org/drawingml/2006/main">
+              <a:graphicData uri="http://schemas.openxmlformats.org/drawingml/2006/picture">
+                <pic:pic xmlns:pic="http://schemas.openxmlformats.org/drawingml/2006/picture">
+                  <pic:nvPicPr>
+                    <pic:cNvPr id="128531691" name="Picture 1" descr="A computer screen shot of a program code"/>
+                    <pic:cNvPicPr/>
+                  </pic:nvPicPr>
+                  <pic:blipFill>
+                    <a:blip r:embed="rId16"/>
+                    <a:stretch>
+                      <a:fillRect/>
+                    </a:stretch>
+                  </pic:blipFill>
+                  <pic:spPr>
+                    <a:xfrm>
+                      <a:off x="0" y="0"/>
+                      <a:ext cx="5943600" cy="1402715"/>
+                    </a:xfrm>
+                    <a:prstGeom prst="rect">
+                      <a:avLst/>
+                    </a:prstGeom>
+                  </pic:spPr>
+                </pic:pic>
+              </a:graphicData>
+            </a:graphic>
+          </wp:inline>
+        </w:drawing>
+      </w:r>
+    </w:p>
+    <w:p>
+      <w:pPr>
+        <w:pStyle w:val="ListParagraph"/>
+        <w:ind w:left="1620" w:hanging="1260"/>
+        <w:rPr>
+          <w:sz w:val="22"/>
+          <w:szCs w:val="22"/>
+          <w:lang w:val="en-US"/>
+        </w:rPr>
+      </w:pPr>
+    </w:p>
+    <w:p>
+      <w:pPr>
+        <w:pStyle w:val="ListParagraph"/>
+        <w:numPr>
+          <w:ilvl w:val="1"/>
+          <w:numId w:val="5"/>
+        </w:numPr>
+        <w:rPr>
+          <w:b/>
+          <w:bCs/>
+          <w:lang w:val="en-US"/>
+        </w:rPr>
+      </w:pPr>
+      <w:proofErr w:type="spellStart"/>
+      <w:r>
+        <w:rPr>
+          <w:b/>
+          <w:bCs/>
+          <w:lang w:val="en-US"/>
+        </w:rPr>
+        <w:t>build_model</w:t>
+      </w:r>
+      <w:proofErr w:type="spellEnd"/>
+    </w:p>
+    <w:p>
+      <w:pPr>
+        <w:pStyle w:val="ListParagraph"/>
+        <w:ind w:left="1620" w:hanging="180"/>
+        <w:rPr>
+          <w:sz w:val="22"/>
+          <w:szCs w:val="22"/>
+          <w:lang w:val="en-US"/>
+        </w:rPr>
+      </w:pPr>
+      <w:r>
+        <w:rPr>
+          <w:sz w:val="22"/>
+          <w:szCs w:val="22"/>
+          <w:lang w:val="en-US"/>
+        </w:rPr>
+        <w:t>•</w:t>
+      </w:r>
+      <w:r>
+        <w:rPr>
+          <w:sz w:val="22"/>
+          <w:szCs w:val="22"/>
+          <w:lang w:val="en-US"/>
+        </w:rPr>
+        <w:tab/>
+      </w:r>
+      <w:r>
+        <w:rPr>
+          <w:sz w:val="22"/>
+          <w:szCs w:val="22"/>
+        </w:rPr>
+        <w:t> </w:t>
+      </w:r>
+      <w:r>
+        <w:rPr>
+          <w:sz w:val="22"/>
+          <w:szCs w:val="22"/>
+          <w:lang w:val="en-US"/>
+        </w:rPr>
+        <w:t>S</w:t>
+      </w:r>
+      <w:r>
+        <w:rPr>
+          <w:sz w:val="22"/>
+          <w:szCs w:val="22"/>
+        </w:rPr>
+        <w:t>et up StandardScaler</w:t>
+      </w:r>
+      <w:r>
+        <w:rPr>
+          <w:sz w:val="22"/>
+          <w:szCs w:val="22"/>
+          <w:lang w:val="en-US"/>
+        </w:rPr>
+        <w:t>,</w:t>
+      </w:r>
+      <w:r>
+        <w:rPr>
+          <w:sz w:val="22"/>
+          <w:szCs w:val="22"/>
+        </w:rPr>
+        <w:t xml:space="preserve"> PolynomialFeatures</w:t>
+      </w:r>
+      <w:r>
+        <w:rPr>
+          <w:sz w:val="22"/>
+          <w:szCs w:val="22"/>
+          <w:lang w:val="en-US"/>
+        </w:rPr>
+        <w:t>,</w:t>
+      </w:r>
+      <w:r>
+        <w:rPr>
+          <w:sz w:val="22"/>
+          <w:szCs w:val="22"/>
+        </w:rPr>
+        <w:t xml:space="preserve"> SGDRegressor in one pipeline because </w:t>
+      </w:r>
+      <w:r>
+        <w:rPr>
+          <w:sz w:val="22"/>
+          <w:szCs w:val="22"/>
+          <w:lang w:val="en-US"/>
+        </w:rPr>
+        <w:t>to</w:t>
+      </w:r>
+      <w:r>
+        <w:rPr>
+          <w:sz w:val="22"/>
+          <w:szCs w:val="22"/>
+        </w:rPr>
+        <w:t xml:space="preserve"> easily change the degree and learning rate there</w:t>
+      </w:r>
+      <w:r>
+        <w:rPr>
+          <w:sz w:val="22"/>
+          <w:szCs w:val="22"/>
+          <w:lang w:val="en-US"/>
+        </w:rPr>
+        <w:t>.</w:t>
+      </w:r>
+    </w:p>
+    <w:p>
+      <w:pPr>
+        <w:pStyle w:val="ListParagraph"/>
+        <w:ind w:left="1620" w:hanging="180"/>
+        <w:rPr>
+          <w:sz w:val="22"/>
+          <w:szCs w:val="22"/>
+          <w:lang w:val="en-US"/>
+        </w:rPr>
+      </w:pPr>
+      <w:r>
+        <w:rPr>
+          <w:sz w:val="22"/>
+          <w:szCs w:val="22"/>
+          <w:lang w:val="en-US"/>
+        </w:rPr>
+        <w:t>•</w:t>
+      </w:r>
+      <w:r>
+        <w:rPr>
+          <w:sz w:val="22"/>
+          <w:szCs w:val="22"/>
+          <w:lang w:val="en-US"/>
+        </w:rPr>
+        <w:t xml:space="preserve">  T</w:t>
+      </w:r>
+      <w:r>
+        <w:rPr>
+          <w:sz w:val="22"/>
+          <w:szCs w:val="22"/>
+        </w:rPr>
+        <w:t>he scaler keeps SGD steady, the polynomial part decides how much the curve can bend, and SGD lets me slow or speed the learning the way I need</w:t>
+      </w:r>
+      <w:r>
+        <w:rPr>
+          <w:sz w:val="22"/>
+          <w:szCs w:val="22"/>
+          <w:lang w:val="en-US"/>
+        </w:rPr>
+        <w:t>.</w:t>
+      </w:r>
+    </w:p>
+    <w:p>
+      <w:pPr>
+        <w:pStyle w:val="ListParagraph"/>
+        <w:ind w:left="1620" w:hanging="1170"/>
+        <w:jc w:val="center"/>
+        <w:rPr>
+          <w:sz w:val="22"/>
+          <w:szCs w:val="22"/>
+          <w:lang w:val="en-US"/>
+        </w:rPr>
+      </w:pPr>
+      <w:r>
+        <w:rPr>
+          <w:sz w:val="22"/>
+          <w:szCs w:val="22"/>
+          <w:lang w:val="en-US"/>
+        </w:rPr>
+        <w:drawing>
+          <wp:inline distT="0" distB="0" distL="0" distR="0" wp14:anchorId="1D684CFB" wp14:editId="4A3B42D5">
+            <wp:extent cx="5588635" cy="2011680"/>
+            <wp:effectExtent l="0" t="0" r="0" b="7620"/>
+            <wp:docPr id="1596787877" name="Picture 1" descr="A computer screen shot of a program&#10;&#10;AI-generated content may be incorrect."/>
+            <wp:cNvGraphicFramePr>
+              <a:graphicFrameLocks xmlns:a="http://schemas.openxmlformats.org/drawingml/2006/main" noChangeAspect="1"/>
+            </wp:cNvGraphicFramePr>
+            <a:graphic xmlns:a="http://schemas.openxmlformats.org/drawingml/2006/main">
+              <a:graphicData uri="http://schemas.openxmlformats.org/drawingml/2006/picture">
+                <pic:pic xmlns:pic="http://schemas.openxmlformats.org/drawingml/2006/picture">
+                  <pic:nvPicPr>
+                    <pic:cNvPr id="1596787877" name="Picture 1" descr="A computer screen shot of a program&#10;&#10;AI-generated content may be incorrect."/>
+                    <pic:cNvPicPr/>
+                  </pic:nvPicPr>
+                  <pic:blipFill>
+                    <a:blip r:embed="rId17"/>
+                    <a:stretch>
+                      <a:fillRect/>
+                    </a:stretch>
+                  </pic:blipFill>
+                  <pic:spPr>
+                    <a:xfrm>
+                      <a:off x="0" y="0"/>
+                      <a:ext cx="5618083" cy="2022280"/>
+                    </a:xfrm>
+                    <a:prstGeom prst="rect">
+                      <a:avLst/>
+                    </a:prstGeom>
+                  </pic:spPr>
+                </pic:pic>
+              </a:graphicData>
+            </a:graphic>
+          </wp:inline>
+        </w:drawing>
+      </w:r>
+    </w:p>
+    <w:p>
+      <w:pPr>
+        <w:pStyle w:val="ListParagraph"/>
+        <w:ind w:left="1440"/>
+        <w:rPr>
+          <w:lang w:val="en-US"/>
+        </w:rPr>
+      </w:pPr>
+    </w:p>
+    <w:p>
+      <w:pPr>
+        <w:pStyle w:val="ListParagraph"/>
+        <w:numPr>
+          <w:ilvl w:val="1"/>
+          <w:numId w:val="5"/>
+        </w:numPr>
+        <w:rPr>
+          <w:b/>
+          <w:bCs/>
+          <w:lang w:val="en-US"/>
+        </w:rPr>
+      </w:pPr>
+      <w:proofErr w:type="spellStart"/>
+      <w:r>
+        <w:rPr>
+          <w:b/>
+          <w:bCs/>
+          <w:lang w:val="en-US"/>
+        </w:rPr>
+        <w:t>search_hyperparams</w:t>
+      </w:r>
+      <w:proofErr w:type="spellEnd"/>
+    </w:p>
+    <w:p>
+      <w:pPr>
+        <w:pStyle w:val="ListParagraph"/>
+        <w:ind w:left="1440" w:hanging="180"/>
+        <w:rPr>
+          <w:sz w:val="22"/>
+          <w:szCs w:val="22"/>
+          <w:lang w:val="en-US"/>
+        </w:rPr>
+      </w:pPr>
+      <w:r>
+        <w:rPr>
+          <w:sz w:val="22"/>
+          <w:szCs w:val="22"/>
+          <w:lang w:val="en-US"/>
+        </w:rPr>
+        <w:t>•</w:t>
+      </w:r>
+      <w:r>
+        <w:rPr>
+          <w:sz w:val="22"/>
+          <w:szCs w:val="22"/>
+          <w:lang w:val="en-US"/>
+        </w:rPr>
+        <w:tab/>
+        <w:t xml:space="preserve"> </w:t>
+      </w:r>
+      <w:r>
+        <w:rPr>
+          <w:sz w:val="22"/>
+          <w:szCs w:val="22"/>
+          <w:lang w:val="en-US"/>
+        </w:rPr>
+        <w:t>I</w:t>
+      </w:r>
+      <w:r>
+        <w:rPr>
+          <w:sz w:val="22"/>
+          <w:szCs w:val="22"/>
+          <w:lang w:val="en-US"/>
+        </w:rPr>
+        <w:t>terate over [1,2,3,4] × [1e</w:t>
+      </w:r>
+      <w:r>
+        <w:rPr>
+          <w:sz w:val="22"/>
+          <w:szCs w:val="22"/>
+          <w:lang w:val="en-US"/>
+        </w:rPr>
+        <w:t>-</w:t>
+      </w:r>
+      <w:r>
+        <w:rPr>
+          <w:sz w:val="22"/>
+          <w:szCs w:val="22"/>
+          <w:lang w:val="en-US"/>
+        </w:rPr>
+        <w:t>4, 1e</w:t>
+      </w:r>
+      <w:r>
+        <w:rPr>
+          <w:sz w:val="22"/>
+          <w:szCs w:val="22"/>
+          <w:lang w:val="en-US"/>
+        </w:rPr>
+        <w:t>-</w:t>
+      </w:r>
+      <w:r>
+        <w:rPr>
+          <w:sz w:val="22"/>
+          <w:szCs w:val="22"/>
+          <w:lang w:val="en-US"/>
+        </w:rPr>
+        <w:t>3, 1e</w:t>
+      </w:r>
+      <w:r>
+        <w:rPr>
+          <w:sz w:val="22"/>
+          <w:szCs w:val="22"/>
+          <w:lang w:val="en-US"/>
+        </w:rPr>
+        <w:t>-</w:t>
+      </w:r>
+      <w:r>
+        <w:rPr>
+          <w:sz w:val="22"/>
+          <w:szCs w:val="22"/>
+          <w:lang w:val="en-US"/>
+        </w:rPr>
+        <w:t>2], fit each pipeline on inner-train, evaluate on validation, store MAE/RMSE, and pick the lowest MAE combo.</w:t>
+      </w:r>
+    </w:p>
+    <w:p>
+      <w:pPr>
+        <w:pStyle w:val="ListParagraph"/>
+        <w:ind w:left="1440" w:hanging="180"/>
+        <w:rPr>
+          <w:sz w:val="22"/>
+          <w:szCs w:val="22"/>
+          <w:lang w:val="en-US"/>
+        </w:rPr>
+      </w:pPr>
+      <w:proofErr w:type="gramStart"/>
+      <w:r>
+        <w:rPr>
+          <w:sz w:val="22"/>
+          <w:szCs w:val="22"/>
+          <w:lang w:val="en-US"/>
+        </w:rPr>
+        <w:lastRenderedPageBreak/>
+        <w:t>•</w:t>
+      </w:r>
+      <w:r>
+        <w:rPr>
+          <w:sz w:val="22"/>
+          <w:szCs w:val="22"/>
+          <w:lang w:val="en-US"/>
+        </w:rPr>
+        <w:tab/>
+      </w:r>
+      <w:r>
+        <w:rPr>
+          <w:sz w:val="22"/>
+          <w:szCs w:val="22"/>
+          <w:lang w:val="en-US"/>
+        </w:rPr>
+        <w:t>S</w:t>
+      </w:r>
+      <w:r>
+        <w:rPr>
+          <w:sz w:val="22"/>
+          <w:szCs w:val="22"/>
+          <w:lang w:val="en-US"/>
+        </w:rPr>
+        <w:t>ystematically tests</w:t>
+      </w:r>
+      <w:proofErr w:type="gramEnd"/>
+      <w:r>
+        <w:rPr>
+          <w:sz w:val="22"/>
+          <w:szCs w:val="22"/>
+          <w:lang w:val="en-US"/>
+        </w:rPr>
+        <w:t xml:space="preserve"> multiple degrees and learning rates so we can prove why Degree</w:t>
+      </w:r>
+      <w:r>
+        <w:rPr>
+          <w:rFonts w:ascii="Arial" w:hAnsi="Arial" w:cs="Arial"/>
+          <w:sz w:val="22"/>
+          <w:szCs w:val="22"/>
+          <w:lang w:val="en-US"/>
+        </w:rPr>
+        <w:t> </w:t>
+      </w:r>
+      <w:r>
+        <w:rPr>
+          <w:sz w:val="22"/>
+          <w:szCs w:val="22"/>
+          <w:lang w:val="en-US"/>
+        </w:rPr>
+        <w:t>1 with a slow LR is safest, instead of guessing.</w:t>
+      </w:r>
+    </w:p>
+    <w:p>
+      <w:pPr>
+        <w:pStyle w:val="ListParagraph"/>
+        <w:ind w:left="1080" w:hanging="720"/>
+        <w:rPr>
+          <w:sz w:val="22"/>
+          <w:szCs w:val="22"/>
+          <w:lang w:val="en-US"/>
+        </w:rPr>
+      </w:pPr>
+      <w:r>
+        <w:rPr>
+          <w:sz w:val="22"/>
+          <w:szCs w:val="22"/>
+          <w:lang w:val="en-US"/>
+        </w:rPr>
+        <w:drawing>
+          <wp:inline distT="0" distB="0" distL="0" distR="0" wp14:anchorId="64979A44" wp14:editId="4DF4B304">
+            <wp:extent cx="5943600" cy="1971675"/>
+            <wp:effectExtent l="0" t="0" r="0" b="9525"/>
+            <wp:docPr id="754233275" name="Picture 1" descr="A computer screen shot of a program code"/>
+            <wp:cNvGraphicFramePr>
+              <a:graphicFrameLocks xmlns:a="http://schemas.openxmlformats.org/drawingml/2006/main" noChangeAspect="1"/>
+            </wp:cNvGraphicFramePr>
+            <a:graphic xmlns:a="http://schemas.openxmlformats.org/drawingml/2006/main">
+              <a:graphicData uri="http://schemas.openxmlformats.org/drawingml/2006/picture">
+                <pic:pic xmlns:pic="http://schemas.openxmlformats.org/drawingml/2006/picture">
+                  <pic:nvPicPr>
+                    <pic:cNvPr id="754233275" name="Picture 1" descr="A computer screen shot of a program code"/>
+                    <pic:cNvPicPr/>
+                  </pic:nvPicPr>
+                  <pic:blipFill>
+                    <a:blip r:embed="rId18"/>
+                    <a:stretch>
+                      <a:fillRect/>
+                    </a:stretch>
+                  </pic:blipFill>
+                  <pic:spPr>
+                    <a:xfrm>
+                      <a:off x="0" y="0"/>
+                      <a:ext cx="5943600" cy="1971675"/>
+                    </a:xfrm>
+                    <a:prstGeom prst="rect">
+                      <a:avLst/>
+                    </a:prstGeom>
+                  </pic:spPr>
+                </pic:pic>
+              </a:graphicData>
+            </a:graphic>
+          </wp:inline>
+        </w:drawing>
+      </w:r>
+    </w:p>
+    <w:p>
+      <w:pPr>
+        <w:pStyle w:val="ListParagraph"/>
+        <w:ind w:left="1080" w:hanging="720"/>
+        <w:rPr>
+          <w:sz w:val="22"/>
+          <w:szCs w:val="22"/>
+          <w:lang w:val="en-US"/>
+        </w:rPr>
+      </w:pPr>
+    </w:p>
+    <w:p>
+      <w:pPr>
+        <w:pStyle w:val="ListParagraph"/>
+        <w:numPr>
+          <w:ilvl w:val="1"/>
+          <w:numId w:val="5"/>
+        </w:numPr>
+        <w:rPr>
+          <w:b/>
+          <w:bCs/>
+          <w:lang w:val="en-US"/>
+        </w:rPr>
+      </w:pPr>
+      <w:proofErr w:type="spellStart"/>
+      <w:r>
+        <w:rPr>
+          <w:b/>
+          <w:bCs/>
+          <w:lang w:val="en-US"/>
+        </w:rPr>
+        <w:t>fit_and_predict</w:t>
+      </w:r>
+      <w:proofErr w:type="spellEnd"/>
+    </w:p>
+    <w:p>
+      <w:pPr>
+        <w:pStyle w:val="ListParagraph"/>
+        <w:ind w:left="1620" w:hanging="180"/>
+        <w:rPr>
+          <w:sz w:val="22"/>
+          <w:szCs w:val="22"/>
+          <w:lang w:val="en-US"/>
+        </w:rPr>
+      </w:pPr>
+      <w:r>
+        <w:rPr>
+          <w:sz w:val="22"/>
+          <w:szCs w:val="22"/>
+          <w:lang w:val="en-US"/>
+        </w:rPr>
+        <w:t>•</w:t>
+      </w:r>
+      <w:r>
+        <w:rPr>
+          <w:sz w:val="22"/>
+          <w:szCs w:val="22"/>
+          <w:lang w:val="en-US"/>
+        </w:rPr>
+        <w:tab/>
+      </w:r>
+      <w:r>
+        <w:rPr>
+          <w:sz w:val="22"/>
+          <w:szCs w:val="22"/>
+          <w:lang w:val="en-US"/>
+        </w:rPr>
+        <w:t>R</w:t>
+      </w:r>
+      <w:r>
+        <w:rPr>
+          <w:sz w:val="22"/>
+          <w:szCs w:val="22"/>
+          <w:lang w:val="en-US"/>
+        </w:rPr>
+        <w:t xml:space="preserve">ebuild the best pipeline, fit on the full 2023 data, generate predictions for both splits, compute MAE/RMSE, assemble a combined </w:t>
+      </w:r>
+      <w:proofErr w:type="spellStart"/>
+      <w:r>
+        <w:rPr>
+          <w:sz w:val="22"/>
+          <w:szCs w:val="22"/>
+          <w:lang w:val="en-US"/>
+        </w:rPr>
+        <w:t>DataFrame</w:t>
+      </w:r>
+      <w:proofErr w:type="spellEnd"/>
+      <w:r>
+        <w:rPr>
+          <w:sz w:val="22"/>
+          <w:szCs w:val="22"/>
+          <w:lang w:val="en-US"/>
+        </w:rPr>
+        <w:t xml:space="preserve"> with Actual/Predicted/Residual and Train/Test labels.</w:t>
+      </w:r>
+    </w:p>
+    <w:p>
+      <w:pPr>
+        <w:pStyle w:val="ListParagraph"/>
+        <w:ind w:left="1620" w:hanging="180"/>
+        <w:rPr>
+          <w:sz w:val="22"/>
+          <w:szCs w:val="22"/>
+          <w:lang w:val="en-US"/>
+        </w:rPr>
+      </w:pPr>
+      <w:r>
+        <w:rPr>
+          <w:sz w:val="22"/>
+          <w:szCs w:val="22"/>
+          <w:lang w:val="en-US"/>
+        </w:rPr>
+        <w:t>•</w:t>
+      </w:r>
+      <w:r>
+        <w:rPr>
+          <w:sz w:val="22"/>
+          <w:szCs w:val="22"/>
+          <w:lang w:val="en-US"/>
+        </w:rPr>
+        <w:tab/>
+      </w:r>
+      <w:r>
+        <w:rPr>
+          <w:sz w:val="22"/>
+          <w:szCs w:val="22"/>
+          <w:lang w:val="en-US"/>
+        </w:rPr>
+        <w:t>R</w:t>
+      </w:r>
+      <w:r>
+        <w:rPr>
+          <w:sz w:val="22"/>
+          <w:szCs w:val="22"/>
+          <w:lang w:val="en-US"/>
+        </w:rPr>
+        <w:t xml:space="preserve">etraining on all allowed data maximizes signal before testing, and the consolidated </w:t>
+      </w:r>
+      <w:proofErr w:type="spellStart"/>
+      <w:r>
+        <w:rPr>
+          <w:sz w:val="22"/>
+          <w:szCs w:val="22"/>
+          <w:lang w:val="en-US"/>
+        </w:rPr>
+        <w:t>DataFrame</w:t>
+      </w:r>
+      <w:proofErr w:type="spellEnd"/>
+      <w:r>
+        <w:rPr>
+          <w:sz w:val="22"/>
+          <w:szCs w:val="22"/>
+          <w:lang w:val="en-US"/>
+        </w:rPr>
+        <w:t xml:space="preserve"> feeds both metrics and downstream visuals.</w:t>
+      </w:r>
+    </w:p>
+    <w:p>
+      <w:pPr>
+        <w:pStyle w:val="ListParagraph"/>
+        <w:ind w:left="1260" w:hanging="900"/>
+        <w:jc w:val="center"/>
+        <w:rPr>
+          <w:sz w:val="22"/>
+          <w:szCs w:val="22"/>
+          <w:lang w:val="en-US"/>
+        </w:rPr>
+      </w:pPr>
+      <w:r>
+        <w:rPr>
+          <w:sz w:val="22"/>
+          <w:szCs w:val="22"/>
+          <w:lang w:val="en-US"/>
+        </w:rPr>
+        <w:drawing>
+          <wp:inline distT="0" distB="0" distL="0" distR="0" wp14:anchorId="2B792D96" wp14:editId="55FB6361">
+            <wp:extent cx="5943600" cy="2898775"/>
+            <wp:effectExtent l="0" t="0" r="0" b="0"/>
+            <wp:docPr id="299010619" name="Picture 1" descr="A screen shot of a computer program&#10;&#10;AI-generated content may be incorrect."/>
+            <wp:cNvGraphicFramePr>
+              <a:graphicFrameLocks xmlns:a="http://schemas.openxmlformats.org/drawingml/2006/main" noChangeAspect="1"/>
+            </wp:cNvGraphicFramePr>
+            <a:graphic xmlns:a="http://schemas.openxmlformats.org/drawingml/2006/main">
+              <a:graphicData uri="http://schemas.openxmlformats.org/drawingml/2006/picture">
+                <pic:pic xmlns:pic="http://schemas.openxmlformats.org/drawingml/2006/picture">
+                  <pic:nvPicPr>
+                    <pic:cNvPr id="299010619" name="Picture 1" descr="A screen shot of a computer program&#10;&#10;AI-generated content may be incorrect."/>
+                    <pic:cNvPicPr/>
+                  </pic:nvPicPr>
+                  <pic:blipFill>
+                    <a:blip r:embed="rId19"/>
+                    <a:stretch>
+                      <a:fillRect/>
+                    </a:stretch>
+                  </pic:blipFill>
+                  <pic:spPr>
+                    <a:xfrm>
+                      <a:off x="0" y="0"/>
+                      <a:ext cx="5943600" cy="2898775"/>
+                    </a:xfrm>
+                    <a:prstGeom prst="rect">
+                      <a:avLst/>
+                    </a:prstGeom>
+                  </pic:spPr>
+                </pic:pic>
+              </a:graphicData>
+            </a:graphic>
+          </wp:inline>
+        </w:drawing>
+      </w:r>
+    </w:p>
+    <w:p>
+      <w:pPr>
+        <w:pStyle w:val="ListParagraph"/>
+        <w:ind w:left="1440"/>
+        <w:rPr>
+          <w:sz w:val="22"/>
+          <w:szCs w:val="22"/>
+          <w:lang w:val="en-US"/>
+        </w:rPr>
+      </w:pPr>
+    </w:p>
+    <w:p>
+      <w:pPr>
+        <w:pStyle w:val="ListParagraph"/>
+        <w:ind w:left="1440"/>
+        <w:rPr>
+          <w:lang w:val="en-US"/>
+        </w:rPr>
+      </w:pPr>
+    </w:p>
+    <w:p>
+      <w:pPr>
+        <w:pStyle w:val="ListParagraph"/>
+        <w:ind w:left="1440"/>
+        <w:rPr>
+          <w:lang w:val="en-US"/>
+        </w:rPr>
+      </w:pPr>
+    </w:p>
+    <w:p>
+      <w:pPr>
+        <w:pStyle w:val="ListParagraph"/>
+        <w:ind w:left="1440"/>
+        <w:rPr>
+          <w:lang w:val="en-US"/>
+        </w:rPr>
+      </w:pPr>
+    </w:p>
+    <w:p>
+      <w:pPr>
+        <w:pStyle w:val="ListParagraph"/>
+        <w:numPr>
+          <w:ilvl w:val="1"/>
+          <w:numId w:val="5"/>
+        </w:numPr>
+        <w:rPr>
+          <w:b/>
+          <w:bCs/>
+          <w:lang w:val="en-US"/>
+        </w:rPr>
+      </w:pPr>
+      <w:proofErr w:type="spellStart"/>
+      <w:r>
+        <w:rPr>
+          <w:b/>
+          <w:bCs/>
+          <w:lang w:val="en-US"/>
+        </w:rPr>
+        <w:t>save_artifacts</w:t>
+      </w:r>
+      <w:proofErr w:type="spellEnd"/>
+    </w:p>
+    <w:p>
+      <w:pPr>
+        <w:pStyle w:val="ListParagraph"/>
+        <w:ind w:left="1440" w:hanging="180"/>
+        <w:rPr>
+          <w:sz w:val="22"/>
+          <w:szCs w:val="22"/>
+          <w:lang w:val="en-US"/>
+        </w:rPr>
+      </w:pPr>
+      <w:r>
+        <w:rPr>
+          <w:sz w:val="22"/>
+          <w:szCs w:val="22"/>
+          <w:lang w:val="en-US"/>
+        </w:rPr>
+        <w:t>•</w:t>
+      </w:r>
+      <w:r>
+        <w:rPr>
+          <w:sz w:val="22"/>
+          <w:szCs w:val="22"/>
+          <w:lang w:val="en-US"/>
+        </w:rPr>
+        <w:tab/>
+      </w:r>
+      <w:r>
+        <w:rPr>
+          <w:sz w:val="22"/>
+          <w:szCs w:val="22"/>
+          <w:lang w:val="en-US"/>
+        </w:rPr>
+        <w:t>W</w:t>
+      </w:r>
+      <w:r>
+        <w:rPr>
+          <w:sz w:val="22"/>
+          <w:szCs w:val="22"/>
+          <w:lang w:val="en-US"/>
+        </w:rPr>
+        <w:t>rite predictions to CSV and export Actual vs Predicted plus residual plots.</w:t>
+      </w:r>
+    </w:p>
+    <w:p>
+      <w:pPr>
+        <w:pStyle w:val="ListParagraph"/>
+        <w:ind w:left="1440" w:hanging="180"/>
+        <w:rPr>
+          <w:sz w:val="22"/>
+          <w:szCs w:val="22"/>
+          <w:lang w:val="en-US"/>
+        </w:rPr>
+      </w:pPr>
+      <w:r>
+        <w:rPr>
+          <w:sz w:val="22"/>
+          <w:szCs w:val="22"/>
+          <w:lang w:val="en-US"/>
+        </w:rPr>
+        <w:t>•</w:t>
+      </w:r>
+      <w:r>
+        <w:rPr>
+          <w:sz w:val="22"/>
+          <w:szCs w:val="22"/>
+          <w:lang w:val="en-US"/>
+        </w:rPr>
+        <w:tab/>
+      </w:r>
+      <w:r>
+        <w:rPr>
+          <w:sz w:val="22"/>
+          <w:szCs w:val="22"/>
+          <w:lang w:val="en-US"/>
+        </w:rPr>
+        <w:t>P</w:t>
+      </w:r>
+      <w:r>
+        <w:rPr>
+          <w:sz w:val="22"/>
+          <w:szCs w:val="22"/>
+          <w:lang w:val="en-US"/>
+        </w:rPr>
+        <w:t>rovides auditable numbers for the professor and visual evidence of the linear trend vs seasonal zig zags, mirroring the Excel chart requirement.</w:t>
+      </w:r>
+    </w:p>
+    <w:p>
+      <w:pPr>
+        <w:pStyle w:val="ListParagraph"/>
+        <w:ind w:left="1440" w:hanging="1080"/>
+        <w:rPr>
+          <w:sz w:val="22"/>
+          <w:szCs w:val="22"/>
+          <w:lang w:val="en-US"/>
+        </w:rPr>
+      </w:pPr>
+      <w:r>
+        <w:rPr>
+          <w:sz w:val="22"/>
+          <w:szCs w:val="22"/>
+          <w:lang w:val="en-US"/>
+        </w:rPr>
+        <w:lastRenderedPageBreak/>
+        <w:drawing>
+          <wp:inline distT="0" distB="0" distL="0" distR="0" wp14:anchorId="65F9FB10" wp14:editId="4A287BC4">
+            <wp:extent cx="5943600" cy="5029835"/>
+            <wp:effectExtent l="0" t="0" r="0" b="0"/>
+            <wp:docPr id="139550188" name="Picture 1" descr="A screen shot of a computer program"/>
+            <wp:cNvGraphicFramePr>
+              <a:graphicFrameLocks xmlns:a="http://schemas.openxmlformats.org/drawingml/2006/main" noChangeAspect="1"/>
+            </wp:cNvGraphicFramePr>
+            <a:graphic xmlns:a="http://schemas.openxmlformats.org/drawingml/2006/main">
+              <a:graphicData uri="http://schemas.openxmlformats.org/drawingml/2006/picture">
+                <pic:pic xmlns:pic="http://schemas.openxmlformats.org/drawingml/2006/picture">
+                  <pic:nvPicPr>
+                    <pic:cNvPr id="139550188" name="Picture 1" descr="A screen shot of a computer program"/>
+                    <pic:cNvPicPr/>
+                  </pic:nvPicPr>
+                  <pic:blipFill>
+                    <a:blip r:embed="rId20"/>
+                    <a:stretch>
+                      <a:fillRect/>
+                    </a:stretch>
+                  </pic:blipFill>
+                  <pic:spPr>
+                    <a:xfrm>
+                      <a:off x="0" y="0"/>
+                      <a:ext cx="5943600" cy="5029835"/>
+                    </a:xfrm>
+                    <a:prstGeom prst="rect">
+                      <a:avLst/>
+                    </a:prstGeom>
+                  </pic:spPr>
+                </pic:pic>
+              </a:graphicData>
+            </a:graphic>
+          </wp:inline>
+        </w:drawing>
+      </w:r>
+    </w:p>
+    <w:p>
+      <w:pPr>
+        <w:pStyle w:val="ListParagraph"/>
+        <w:ind w:left="1440"/>
+        <w:rPr>
+          <w:lang w:val="en-US"/>
+        </w:rPr>
+      </w:pPr>
+    </w:p>
+    <w:p>
+      <w:pPr>
+        <w:pStyle w:val="ListParagraph"/>
+        <w:numPr>
+          <w:ilvl w:val="1"/>
+          <w:numId w:val="5"/>
+        </w:numPr>
+        <w:rPr>
+          <w:b/>
+          <w:bCs/>
+          <w:lang w:val="en-US"/>
+        </w:rPr>
+      </w:pPr>
+      <w:r>
+        <w:rPr>
+          <w:b/>
+          <w:bCs/>
+          <w:lang w:val="en-US"/>
+        </w:rPr>
+        <w:t>Main</w:t>
+      </w:r>
+    </w:p>
+    <w:p>
+      <w:pPr>
+        <w:pStyle w:val="ListParagraph"/>
+        <w:ind w:left="1440" w:hanging="180"/>
+        <w:rPr>
+          <w:sz w:val="22"/>
+          <w:szCs w:val="22"/>
+          <w:lang w:val="en-US"/>
+        </w:rPr>
+      </w:pPr>
+      <w:r>
+        <w:rPr>
+          <w:sz w:val="22"/>
+          <w:szCs w:val="22"/>
+          <w:lang w:val="en-US"/>
+        </w:rPr>
+        <w:t>•</w:t>
+      </w:r>
+      <w:r>
+        <w:rPr>
+          <w:sz w:val="22"/>
+          <w:szCs w:val="22"/>
+          <w:lang w:val="en-US"/>
+        </w:rPr>
+        <w:tab/>
+      </w:r>
+      <w:r>
+        <w:rPr>
+          <w:sz w:val="22"/>
+          <w:szCs w:val="22"/>
+          <w:lang w:val="en-US"/>
+        </w:rPr>
+        <w:t>Manage</w:t>
+      </w:r>
+      <w:r>
+        <w:rPr>
+          <w:sz w:val="22"/>
+          <w:szCs w:val="22"/>
+          <w:lang w:val="en-US"/>
+        </w:rPr>
+        <w:t xml:space="preserve"> the </w:t>
+      </w:r>
+      <w:r>
+        <w:rPr>
+          <w:sz w:val="22"/>
+          <w:szCs w:val="22"/>
+          <w:lang w:val="en-US"/>
+        </w:rPr>
+        <w:t>whole</w:t>
+      </w:r>
+      <w:r>
+        <w:rPr>
+          <w:sz w:val="22"/>
+          <w:szCs w:val="22"/>
+          <w:lang w:val="en-US"/>
+        </w:rPr>
+        <w:t xml:space="preserve"> workflow and print metrics </w:t>
+      </w:r>
+      <w:r>
+        <w:rPr>
+          <w:sz w:val="22"/>
+          <w:szCs w:val="22"/>
+          <w:lang w:val="en-US"/>
+        </w:rPr>
+        <w:t xml:space="preserve">and </w:t>
+      </w:r>
+      <w:proofErr w:type="gramStart"/>
+      <w:r>
+        <w:rPr>
+          <w:sz w:val="22"/>
+          <w:szCs w:val="22"/>
+          <w:lang w:val="en-US"/>
+        </w:rPr>
+        <w:t>the narrative</w:t>
+      </w:r>
+      <w:proofErr w:type="gramEnd"/>
+      <w:r>
+        <w:rPr>
+          <w:sz w:val="22"/>
+          <w:szCs w:val="22"/>
+          <w:lang w:val="en-US"/>
+        </w:rPr>
+        <w:t xml:space="preserve"> notes.</w:t>
+      </w:r>
+    </w:p>
+    <w:p>
+      <w:pPr>
+        <w:pStyle w:val="ListParagraph"/>
+        <w:ind w:left="1440" w:hanging="180"/>
+        <w:rPr>
+          <w:sz w:val="22"/>
+          <w:szCs w:val="22"/>
+          <w:lang w:val="en-US"/>
+        </w:rPr>
+      </w:pPr>
+      <w:r>
+        <w:rPr>
+          <w:sz w:val="22"/>
+          <w:szCs w:val="22"/>
+          <w:lang w:val="en-US"/>
+        </w:rPr>
+        <w:t>•</w:t>
+      </w:r>
+      <w:r>
+        <w:rPr>
+          <w:sz w:val="22"/>
+          <w:szCs w:val="22"/>
+          <w:lang w:val="en-US"/>
+        </w:rPr>
+        <w:tab/>
+      </w:r>
+      <w:r>
+        <w:rPr>
+          <w:sz w:val="22"/>
+          <w:szCs w:val="22"/>
+          <w:lang w:val="en-US"/>
+        </w:rPr>
+        <w:t>E</w:t>
+      </w:r>
+      <w:r>
+        <w:rPr>
+          <w:sz w:val="22"/>
+          <w:szCs w:val="22"/>
+          <w:lang w:val="en-US"/>
+        </w:rPr>
+        <w:t>nsures the script can be run end-to-end, reproducing the report’s steps automatically and giving ready text for the Python section.</w:t>
+      </w:r>
+    </w:p>
+    <w:p>
+      <w:pPr>
+        <w:pStyle w:val="ListParagraph"/>
+        <w:ind w:left="1440" w:hanging="180"/>
+        <w:rPr>
+          <w:sz w:val="22"/>
+          <w:szCs w:val="22"/>
+          <w:lang w:val="en-US"/>
+        </w:rPr>
+      </w:pPr>
+      <w:r>
+        <w:rPr>
+          <w:sz w:val="22"/>
+          <w:szCs w:val="22"/>
+          <w:lang w:val="en-US"/>
+        </w:rPr>
+        <w:drawing>
+          <wp:inline distT="0" distB="0" distL="0" distR="0" wp14:anchorId="7A216189" wp14:editId="60339518">
+            <wp:extent cx="4718304" cy="2403008"/>
+            <wp:effectExtent l="0" t="0" r="6350" b="0"/>
+            <wp:docPr id="424165020" name="Picture 1" descr="A computer screen shot of text&#10;&#10;AI-generated content may be incorrect."/>
+            <wp:cNvGraphicFramePr>
+              <a:graphicFrameLocks xmlns:a="http://schemas.openxmlformats.org/drawingml/2006/main" noChangeAspect="1"/>
+            </wp:cNvGraphicFramePr>
+            <a:graphic xmlns:a="http://schemas.openxmlformats.org/drawingml/2006/main">
+              <a:graphicData uri="http://schemas.openxmlformats.org/drawingml/2006/picture">
+                <pic:pic xmlns:pic="http://schemas.openxmlformats.org/drawingml/2006/picture">
+                  <pic:nvPicPr>
+                    <pic:cNvPr id="424165020" name="Picture 1" descr="A computer screen shot of text&#10;&#10;AI-generated content may be incorrect."/>
+                    <pic:cNvPicPr/>
+                  </pic:nvPicPr>
+                  <pic:blipFill>
+                    <a:blip r:embed="rId21"/>
+                    <a:stretch>
+                      <a:fillRect/>
+                    </a:stretch>
+                  </pic:blipFill>
+                  <pic:spPr>
+                    <a:xfrm>
+                      <a:off x="0" y="0"/>
+                      <a:ext cx="4738679" cy="2413385"/>
+                    </a:xfrm>
+                    <a:prstGeom prst="rect">
+                      <a:avLst/>
+                    </a:prstGeom>
+                  </pic:spPr>
+                </pic:pic>
+              </a:graphicData>
+            </a:graphic>
+          </wp:inline>
+        </w:drawing>
+      </w:r>
+    </w:p>
+    <w:p>
+      <w:pPr>
+        <w:pStyle w:val="ListParagraph"/>
+        <w:ind w:left="1440"/>
+        <w:rPr>
+          <w:b/>
+          <w:bCs/>
+          <w:lang w:val="en-US"/>
+        </w:rPr>
+      </w:pPr>
+      <w:r>
+        <w:rPr>
+          <w:b/>
+          <w:bCs/>
+          <w:lang w:val="en-US"/>
+        </w:rPr>
+        <w:lastRenderedPageBreak/>
+        <w:t xml:space="preserve">g. Result </w:t>
+      </w:r>
+    </w:p>
+    <w:p>
+      <w:pPr>
+        <w:pStyle w:val="ListParagraph"/>
+        <w:tabs>
+          <w:tab w:val="left" w:pos="1620"/>
+        </w:tabs>
+        <w:ind w:left="1440" w:hanging="1170"/>
+        <w:jc w:val="center"/>
+        <w:rPr>
+          <w:lang w:val="en-US"/>
+        </w:rPr>
+      </w:pPr>
+      <w:r>
+        <w:rPr>
+          <w:lang w:val="en-US"/>
+        </w:rPr>
+        <w:drawing>
+          <wp:inline distT="0" distB="0" distL="0" distR="0" wp14:anchorId="197F5792" wp14:editId="0E8796F5">
+            <wp:extent cx="2915057" cy="533474"/>
+            <wp:effectExtent l="0" t="0" r="0" b="0"/>
+            <wp:docPr id="2125806869" name="Picture 1" descr="A black background with white text&#10;&#10;AI-generated content may be incorrect."/>
+            <wp:cNvGraphicFramePr>
+              <a:graphicFrameLocks xmlns:a="http://schemas.openxmlformats.org/drawingml/2006/main" noChangeAspect="1"/>
+            </wp:cNvGraphicFramePr>
+            <a:graphic xmlns:a="http://schemas.openxmlformats.org/drawingml/2006/main">
+              <a:graphicData uri="http://schemas.openxmlformats.org/drawingml/2006/picture">
+                <pic:pic xmlns:pic="http://schemas.openxmlformats.org/drawingml/2006/picture">
+                  <pic:nvPicPr>
+                    <pic:cNvPr id="2125806869" name="Picture 1" descr="A black background with white text&#10;&#10;AI-generated content may be incorrect."/>
+                    <pic:cNvPicPr/>
+                  </pic:nvPicPr>
+                  <pic:blipFill>
+                    <a:blip r:embed="rId22"/>
+                    <a:stretch>
+                      <a:fillRect/>
+                    </a:stretch>
+                  </pic:blipFill>
+                  <pic:spPr>
+                    <a:xfrm>
+                      <a:off x="0" y="0"/>
+                      <a:ext cx="2915057" cy="533474"/>
+                    </a:xfrm>
+                    <a:prstGeom prst="rect">
+                      <a:avLst/>
+                    </a:prstGeom>
+                  </pic:spPr>
+                </pic:pic>
+              </a:graphicData>
+            </a:graphic>
+          </wp:inline>
+        </w:drawing>
+      </w:r>
+    </w:p>
+    <w:p>
+      <w:pPr>
+        <w:pStyle w:val="ListParagraph"/>
+        <w:ind w:left="1440"/>
+        <w:rPr>
+          <w:lang w:val="en-US"/>
+        </w:rPr>
+      </w:pPr>
+    </w:p>
+    <w:p>
+      <w:pPr>
+        <w:pStyle w:val="ListParagraph"/>
+        <w:ind w:left="1440" w:hanging="180"/>
+        <w:rPr>
+          <w:sz w:val="22"/>
+          <w:szCs w:val="22"/>
+          <w:lang w:val="en-US"/>
+        </w:rPr>
+      </w:pPr>
+      <w:r>
+        <w:rPr>
+          <w:sz w:val="22"/>
+          <w:szCs w:val="22"/>
+          <w:lang w:val="en-US"/>
+        </w:rPr>
+        <w:t>•</w:t>
+      </w:r>
+      <w:r>
+        <w:rPr>
+          <w:sz w:val="22"/>
+          <w:szCs w:val="22"/>
+          <w:lang w:val="en-US"/>
+        </w:rPr>
+        <w:tab/>
+      </w:r>
+      <w:r>
+        <w:rPr>
+          <w:sz w:val="22"/>
+          <w:szCs w:val="22"/>
+        </w:rPr>
+        <w:t>Train MAE</w:t>
+      </w:r>
+      <w:r>
+        <w:rPr>
+          <w:rFonts w:ascii="Arial" w:hAnsi="Arial" w:cs="Arial"/>
+          <w:sz w:val="22"/>
+          <w:szCs w:val="22"/>
+        </w:rPr>
+        <w:t> </w:t>
+      </w:r>
+      <w:r>
+        <w:rPr>
+          <w:sz w:val="22"/>
+          <w:szCs w:val="22"/>
+        </w:rPr>
+        <w:t>=</w:t>
+      </w:r>
+      <w:r>
+        <w:rPr>
+          <w:rFonts w:ascii="Arial" w:hAnsi="Arial" w:cs="Arial"/>
+          <w:sz w:val="22"/>
+          <w:szCs w:val="22"/>
+        </w:rPr>
+        <w:t> </w:t>
+      </w:r>
+      <w:r>
+        <w:rPr>
+          <w:sz w:val="22"/>
+          <w:szCs w:val="22"/>
+        </w:rPr>
+        <w:t xml:space="preserve">77,922.09 </w:t>
+      </w:r>
+      <w:r>
+        <w:rPr>
+          <w:rFonts w:cs="Aptos"/>
+          <w:sz w:val="22"/>
+          <w:szCs w:val="22"/>
+          <w:lang w:val="en-US"/>
+        </w:rPr>
+        <w:t>means that</w:t>
+      </w:r>
+      <w:r>
+        <w:rPr>
+          <w:sz w:val="22"/>
+          <w:szCs w:val="22"/>
+        </w:rPr>
+        <w:t xml:space="preserve"> </w:t>
+      </w:r>
+      <w:proofErr w:type="gramStart"/>
+      <w:r>
+        <w:rPr>
+          <w:sz w:val="22"/>
+          <w:szCs w:val="22"/>
+        </w:rPr>
+        <w:t>on</w:t>
+      </w:r>
+      <w:proofErr w:type="gramEnd"/>
+      <w:r>
+        <w:rPr>
+          <w:sz w:val="22"/>
+          <w:szCs w:val="22"/>
+        </w:rPr>
+        <w:t xml:space="preserve"> </w:t>
+      </w:r>
+      <w:proofErr w:type="gramStart"/>
+      <w:r>
+        <w:rPr>
+          <w:sz w:val="22"/>
+          <w:szCs w:val="22"/>
+        </w:rPr>
+        <w:t>the 2023</w:t>
+      </w:r>
+      <w:proofErr w:type="gramEnd"/>
+      <w:r>
+        <w:rPr>
+          <w:sz w:val="22"/>
+          <w:szCs w:val="22"/>
+        </w:rPr>
+        <w:t xml:space="preserve"> months the linear model</w:t>
+      </w:r>
+      <w:r>
+        <w:rPr>
+          <w:rFonts w:cs="Aptos"/>
+          <w:sz w:val="22"/>
+          <w:szCs w:val="22"/>
+        </w:rPr>
+        <w:t>’</w:t>
+      </w:r>
+      <w:r>
+        <w:rPr>
+          <w:sz w:val="22"/>
+          <w:szCs w:val="22"/>
+        </w:rPr>
+        <w:t xml:space="preserve">s average miss is 77,922 dollars, so it tracks the small </w:t>
+      </w:r>
+      <w:proofErr w:type="gramStart"/>
+      <w:r>
+        <w:rPr>
+          <w:sz w:val="22"/>
+          <w:szCs w:val="22"/>
+        </w:rPr>
+        <w:t>zig-zags</w:t>
+      </w:r>
+      <w:proofErr w:type="gramEnd"/>
+      <w:r>
+        <w:rPr>
+          <w:sz w:val="22"/>
+          <w:szCs w:val="22"/>
+        </w:rPr>
+        <w:t xml:space="preserve"> </w:t>
+      </w:r>
+      <w:proofErr w:type="gramStart"/>
+      <w:r>
+        <w:rPr>
+          <w:sz w:val="22"/>
+          <w:szCs w:val="22"/>
+        </w:rPr>
+        <w:t>fairly closely</w:t>
+      </w:r>
+      <w:proofErr w:type="gramEnd"/>
+      <w:r>
+        <w:rPr>
+          <w:sz w:val="22"/>
+          <w:szCs w:val="22"/>
+          <w:lang w:val="en-US"/>
+        </w:rPr>
+        <w:t>.</w:t>
+      </w:r>
+    </w:p>
+    <w:p>
+      <w:pPr>
+        <w:pStyle w:val="ListParagraph"/>
+        <w:ind w:left="1440" w:hanging="180"/>
+        <w:rPr>
+          <w:sz w:val="22"/>
+          <w:szCs w:val="22"/>
+          <w:lang w:val="en-US"/>
+        </w:rPr>
+      </w:pPr>
+      <w:r>
+        <w:rPr>
+          <w:sz w:val="22"/>
+          <w:szCs w:val="22"/>
+          <w:lang w:val="en-US"/>
+        </w:rPr>
+        <w:t>•</w:t>
+      </w:r>
+      <w:r>
+        <w:rPr>
+          <w:sz w:val="22"/>
+          <w:szCs w:val="22"/>
+          <w:lang w:val="en-US"/>
+        </w:rPr>
+        <w:tab/>
+      </w:r>
+      <w:r>
+        <w:rPr>
+          <w:sz w:val="22"/>
+          <w:szCs w:val="22"/>
+        </w:rPr>
+        <w:t>Train RMSE</w:t>
+      </w:r>
+      <w:r>
+        <w:rPr>
+          <w:rFonts w:ascii="Arial" w:hAnsi="Arial" w:cs="Arial"/>
+          <w:sz w:val="22"/>
+          <w:szCs w:val="22"/>
+        </w:rPr>
+        <w:t> </w:t>
+      </w:r>
+      <w:r>
+        <w:rPr>
+          <w:sz w:val="22"/>
+          <w:szCs w:val="22"/>
+        </w:rPr>
+        <w:t>=</w:t>
+      </w:r>
+      <w:r>
+        <w:rPr>
+          <w:rFonts w:ascii="Arial" w:hAnsi="Arial" w:cs="Arial"/>
+          <w:sz w:val="22"/>
+          <w:szCs w:val="22"/>
+        </w:rPr>
+        <w:t> </w:t>
+      </w:r>
+      <w:r>
+        <w:rPr>
+          <w:sz w:val="22"/>
+          <w:szCs w:val="22"/>
+        </w:rPr>
+        <w:t xml:space="preserve">94,424.27 </w:t>
+      </w:r>
+      <w:r>
+        <w:rPr>
+          <w:rFonts w:cs="Aptos"/>
+          <w:sz w:val="22"/>
+          <w:szCs w:val="22"/>
+          <w:lang w:val="en-US"/>
+        </w:rPr>
+        <w:t>is</w:t>
+      </w:r>
+      <w:r>
+        <w:rPr>
+          <w:sz w:val="22"/>
+          <w:szCs w:val="22"/>
+        </w:rPr>
+        <w:t xml:space="preserve"> the </w:t>
+      </w:r>
+      <w:r>
+        <w:rPr>
+          <w:sz w:val="22"/>
+          <w:szCs w:val="22"/>
+          <w:lang w:val="en-US"/>
+        </w:rPr>
+        <w:t>R</w:t>
+      </w:r>
+      <w:r>
+        <w:rPr>
+          <w:sz w:val="22"/>
+          <w:szCs w:val="22"/>
+        </w:rPr>
+        <w:t>oot</w:t>
+      </w:r>
+      <w:r>
+        <w:rPr>
+          <w:sz w:val="22"/>
+          <w:szCs w:val="22"/>
+          <w:lang w:val="en-US"/>
+        </w:rPr>
+        <w:t xml:space="preserve"> M</w:t>
+      </w:r>
+      <w:r>
+        <w:rPr>
+          <w:sz w:val="22"/>
+          <w:szCs w:val="22"/>
+        </w:rPr>
+        <w:t>ean</w:t>
+      </w:r>
+      <w:r>
+        <w:rPr>
+          <w:sz w:val="22"/>
+          <w:szCs w:val="22"/>
+          <w:lang w:val="en-US"/>
+        </w:rPr>
+        <w:t xml:space="preserve"> S</w:t>
+      </w:r>
+      <w:r>
+        <w:rPr>
+          <w:sz w:val="22"/>
+          <w:szCs w:val="22"/>
+        </w:rPr>
+        <w:t xml:space="preserve">quare </w:t>
+      </w:r>
+      <w:r>
+        <w:rPr>
+          <w:sz w:val="22"/>
+          <w:szCs w:val="22"/>
+          <w:lang w:val="en-US"/>
+        </w:rPr>
+        <w:t>E</w:t>
+      </w:r>
+      <w:r>
+        <w:rPr>
+          <w:sz w:val="22"/>
+          <w:szCs w:val="22"/>
+        </w:rPr>
+        <w:t xml:space="preserve">rror </w:t>
+      </w:r>
+      <w:proofErr w:type="gramStart"/>
+      <w:r>
+        <w:rPr>
+          <w:sz w:val="22"/>
+          <w:szCs w:val="22"/>
+        </w:rPr>
+        <w:t>on</w:t>
+      </w:r>
+      <w:proofErr w:type="gramEnd"/>
+      <w:r>
+        <w:rPr>
+          <w:sz w:val="22"/>
+          <w:szCs w:val="22"/>
+        </w:rPr>
+        <w:t xml:space="preserve"> 2023 is 94,424 dollars, showing no single month became a huge outlier during training.</w:t>
+      </w:r>
+    </w:p>
+    <w:p>
+      <w:pPr>
+        <w:pStyle w:val="ListParagraph"/>
+        <w:ind w:left="1440" w:hanging="180"/>
+        <w:rPr>
+          <w:sz w:val="22"/>
+          <w:szCs w:val="22"/>
+          <w:lang w:val="en-US"/>
+        </w:rPr>
+      </w:pPr>
+      <w:r>
+        <w:rPr>
+          <w:sz w:val="22"/>
+          <w:szCs w:val="22"/>
+          <w:lang w:val="en-US"/>
+        </w:rPr>
+        <w:t>•</w:t>
+      </w:r>
+      <w:r>
+        <w:rPr>
+          <w:sz w:val="22"/>
+          <w:szCs w:val="22"/>
+          <w:lang w:val="en-US"/>
+        </w:rPr>
+        <w:t xml:space="preserve">  </w:t>
+      </w:r>
+      <w:r>
+        <w:rPr>
+          <w:sz w:val="22"/>
+          <w:szCs w:val="22"/>
+        </w:rPr>
+        <w:t>Test MAE</w:t>
+      </w:r>
+      <w:r>
+        <w:rPr>
+          <w:rFonts w:ascii="Arial" w:hAnsi="Arial" w:cs="Arial"/>
+          <w:sz w:val="22"/>
+          <w:szCs w:val="22"/>
+        </w:rPr>
+        <w:t> </w:t>
+      </w:r>
+      <w:r>
+        <w:rPr>
+          <w:sz w:val="22"/>
+          <w:szCs w:val="22"/>
+        </w:rPr>
+        <w:t>=</w:t>
+      </w:r>
+      <w:r>
+        <w:rPr>
+          <w:rFonts w:ascii="Arial" w:hAnsi="Arial" w:cs="Arial"/>
+          <w:sz w:val="22"/>
+          <w:szCs w:val="22"/>
+        </w:rPr>
+        <w:t> </w:t>
+      </w:r>
+      <w:r>
+        <w:rPr>
+          <w:sz w:val="22"/>
+          <w:szCs w:val="22"/>
+        </w:rPr>
+        <w:t xml:space="preserve">472,958.82 </w:t>
+      </w:r>
+      <w:r>
+        <w:rPr>
+          <w:rFonts w:cs="Aptos"/>
+          <w:sz w:val="22"/>
+          <w:szCs w:val="22"/>
+          <w:lang w:val="en-US"/>
+        </w:rPr>
+        <w:t>is</w:t>
+      </w:r>
+      <w:r>
+        <w:rPr>
+          <w:sz w:val="22"/>
+          <w:szCs w:val="22"/>
+        </w:rPr>
+        <w:t xml:space="preserve"> on the unseen 2024</w:t>
+      </w:r>
+      <w:r>
+        <w:rPr>
+          <w:sz w:val="22"/>
+          <w:szCs w:val="22"/>
+        </w:rPr>
+        <w:noBreakHyphen/>
+        <w:t xml:space="preserve">2025 months the straight line is off by 472,958 dollars on average because those months </w:t>
+      </w:r>
+      <w:r>
+        <w:rPr>
+          <w:sz w:val="22"/>
+          <w:szCs w:val="22"/>
+        </w:rPr>
+        <w:t>fluctuate</w:t>
+      </w:r>
+      <w:r>
+        <w:rPr>
+          <w:sz w:val="22"/>
+          <w:szCs w:val="22"/>
+        </w:rPr>
+        <w:t xml:space="preserve"> harder than 2023.</w:t>
+      </w:r>
+    </w:p>
+    <w:p>
+      <w:pPr>
+        <w:pStyle w:val="ListParagraph"/>
+        <w:ind w:left="1440" w:hanging="180"/>
+        <w:rPr>
+          <w:sz w:val="22"/>
+          <w:szCs w:val="22"/>
+          <w:lang w:val="en-US"/>
+        </w:rPr>
+      </w:pPr>
+      <w:r>
+        <w:rPr>
+          <w:sz w:val="22"/>
+          <w:szCs w:val="22"/>
+          <w:lang w:val="en-US"/>
+        </w:rPr>
+        <w:t>•</w:t>
+      </w:r>
+      <w:r>
+        <w:rPr>
+          <w:sz w:val="22"/>
+          <w:szCs w:val="22"/>
+          <w:lang w:val="en-US"/>
+        </w:rPr>
+        <w:t xml:space="preserve">  </w:t>
+      </w:r>
+      <w:r>
+        <w:rPr>
+          <w:sz w:val="22"/>
+          <w:szCs w:val="22"/>
+        </w:rPr>
+        <w:t>Test RMSE</w:t>
+      </w:r>
+      <w:r>
+        <w:rPr>
+          <w:rFonts w:ascii="Arial" w:hAnsi="Arial" w:cs="Arial"/>
+          <w:sz w:val="22"/>
+          <w:szCs w:val="22"/>
+        </w:rPr>
+        <w:t> </w:t>
+      </w:r>
+      <w:r>
+        <w:rPr>
+          <w:sz w:val="22"/>
+          <w:szCs w:val="22"/>
+        </w:rPr>
+        <w:t>=</w:t>
+      </w:r>
+      <w:r>
+        <w:rPr>
+          <w:rFonts w:ascii="Arial" w:hAnsi="Arial" w:cs="Arial"/>
+          <w:sz w:val="22"/>
+          <w:szCs w:val="22"/>
+        </w:rPr>
+        <w:t> </w:t>
+      </w:r>
+      <w:r>
+        <w:rPr>
+          <w:sz w:val="22"/>
+          <w:szCs w:val="22"/>
+        </w:rPr>
+        <w:t xml:space="preserve">516,767.87 </w:t>
+      </w:r>
+      <w:r>
+        <w:rPr>
+          <w:rFonts w:cs="Aptos"/>
+          <w:sz w:val="22"/>
+          <w:szCs w:val="22"/>
+          <w:lang w:val="en-US"/>
+        </w:rPr>
+        <w:t>is</w:t>
+      </w:r>
+      <w:r>
+        <w:rPr>
+          <w:sz w:val="22"/>
+          <w:szCs w:val="22"/>
+        </w:rPr>
+        <w:t xml:space="preserve"> the typical large mistake on the test set is 516,768 dollars, showing some future months </w:t>
+      </w:r>
+      <w:proofErr w:type="gramStart"/>
+      <w:r>
+        <w:rPr>
+          <w:sz w:val="22"/>
+          <w:szCs w:val="22"/>
+        </w:rPr>
+        <w:t>spike</w:t>
+      </w:r>
+      <w:proofErr w:type="gramEnd"/>
+      <w:r>
+        <w:rPr>
+          <w:sz w:val="22"/>
+          <w:szCs w:val="22"/>
+        </w:rPr>
+        <w:t xml:space="preserve"> far from the linear trend, but still far better than the multi-million errors from higher-degree fits.</w:t>
+      </w:r>
+    </w:p>
+    <w:p>
+      <w:pPr>
+        <w:pStyle w:val="ListParagraph"/>
+        <w:ind w:left="1440"/>
+        <w:rPr>
+          <w:lang w:val="en-US"/>
+        </w:rPr>
+      </w:pPr>
+    </w:p>
+    <w:p>
+      <w:pPr>
+        <w:pStyle w:val="ListParagraph"/>
+        <w:ind w:left="1440" w:hanging="90"/>
+        <w:rPr>
+          <w:lang w:val="en-US"/>
+        </w:rPr>
+      </w:pPr>
+      <w:r>
+        <w:rPr>
+          <w:lang w:val="en-US"/>
+        </w:rPr>
+        <w:drawing>
+          <wp:inline distT="0" distB="0" distL="0" distR="0" wp14:anchorId="27255233" wp14:editId="339DB7A7">
+            <wp:extent cx="4301338" cy="2148831"/>
+            <wp:effectExtent l="0" t="0" r="4445" b="4445"/>
+            <wp:docPr id="760245686" name="Picture 1" descr="A graph with a line and a line"/>
+            <wp:cNvGraphicFramePr>
+              <a:graphicFrameLocks xmlns:a="http://schemas.openxmlformats.org/drawingml/2006/main" noChangeAspect="1"/>
+            </wp:cNvGraphicFramePr>
+            <a:graphic xmlns:a="http://schemas.openxmlformats.org/drawingml/2006/main">
+              <a:graphicData uri="http://schemas.openxmlformats.org/drawingml/2006/picture">
+                <pic:pic xmlns:pic="http://schemas.openxmlformats.org/drawingml/2006/picture">
+                  <pic:nvPicPr>
+                    <pic:cNvPr id="760245686" name="Picture 1" descr="A graph with a line and a line"/>
+                    <pic:cNvPicPr/>
+                  </pic:nvPicPr>
+                  <pic:blipFill>
+                    <a:blip r:embed="rId23"/>
+                    <a:stretch>
+                      <a:fillRect/>
+                    </a:stretch>
+                  </pic:blipFill>
+                  <pic:spPr>
+                    <a:xfrm>
+                      <a:off x="0" y="0"/>
+                      <a:ext cx="4310875" cy="2153595"/>
+                    </a:xfrm>
+                    <a:prstGeom prst="rect">
+                      <a:avLst/>
+                    </a:prstGeom>
+                  </pic:spPr>
+                </pic:pic>
+              </a:graphicData>
+            </a:graphic>
+          </wp:inline>
+        </w:drawing>
+      </w:r>
+    </w:p>
+    <w:p>
+      <w:pPr>
+        <w:pStyle w:val="ListParagraph"/>
+        <w:ind w:left="1440" w:hanging="90"/>
+        <w:rPr>
+          <w:lang w:val="en-US"/>
+        </w:rPr>
+      </w:pPr>
+      <w:r>
+        <w:rPr>
+          <w:sz w:val="22"/>
+          <w:szCs w:val="22"/>
+          <w:lang w:val="en-US"/>
+        </w:rPr>
+        <w:t xml:space="preserve">•  </w:t>
+      </w:r>
+      <w:r>
+        <w:t xml:space="preserve">Blue line shows the real spending bouncing up and down every few months between roughly 100k and 600k. </w:t>
+      </w:r>
+    </w:p>
+    <w:p>
+      <w:pPr>
+        <w:pStyle w:val="ListParagraph"/>
+        <w:ind w:left="1440" w:hanging="90"/>
+        <w:rPr>
+          <w:lang w:val="en-US"/>
+        </w:rPr>
+      </w:pPr>
+      <w:r>
+        <w:rPr>
+          <w:sz w:val="22"/>
+          <w:szCs w:val="22"/>
+          <w:lang w:val="en-US"/>
+        </w:rPr>
+        <w:t xml:space="preserve">• </w:t>
+      </w:r>
+      <w:r>
+        <w:rPr>
+          <w:sz w:val="22"/>
+          <w:szCs w:val="22"/>
+          <w:lang w:val="en-US"/>
+        </w:rPr>
+        <w:t xml:space="preserve"> </w:t>
+      </w:r>
+      <w:r>
+        <w:t>Orange line is the Degree</w:t>
+      </w:r>
+      <w:r>
+        <w:rPr>
+          <w:rFonts w:ascii="Arial" w:hAnsi="Arial" w:cs="Arial"/>
+        </w:rPr>
+        <w:t> </w:t>
+      </w:r>
+      <w:r>
+        <w:t xml:space="preserve">1 prediction, a straight trend climbing from about 150k at Month 1 to almost 1.2M by Month 34. </w:t>
+      </w:r>
+    </w:p>
+    <w:p>
+      <w:pPr>
+        <w:pStyle w:val="ListParagraph"/>
+        <w:ind w:left="1440" w:hanging="90"/>
+        <w:rPr>
+          <w:lang w:val="en-US"/>
+        </w:rPr>
+      </w:pPr>
+      <w:r>
+        <w:rPr>
+          <w:sz w:val="22"/>
+          <w:szCs w:val="22"/>
+          <w:lang w:val="en-US"/>
+        </w:rPr>
+        <w:t xml:space="preserve">• </w:t>
+      </w:r>
+      <w:r>
+        <w:rPr>
+          <w:sz w:val="22"/>
+          <w:szCs w:val="22"/>
+          <w:lang w:val="en-US"/>
+        </w:rPr>
+        <w:t xml:space="preserve"> </w:t>
+      </w:r>
+      <w:r>
+        <w:t>Because the model is just Degree</w:t>
+      </w:r>
+      <w:r>
+        <w:rPr>
+          <w:rFonts w:ascii="Arial" w:hAnsi="Arial" w:cs="Arial"/>
+        </w:rPr>
+        <w:t> </w:t>
+      </w:r>
+      <w:proofErr w:type="gramStart"/>
+      <w:r>
+        <w:t>1</w:t>
+      </w:r>
+      <w:proofErr w:type="gramEnd"/>
+      <w:r>
+        <w:t xml:space="preserve"> </w:t>
+      </w:r>
+      <w:r>
+        <w:rPr>
+          <w:lang w:val="en-US"/>
+        </w:rPr>
+        <w:t xml:space="preserve">so </w:t>
+      </w:r>
+      <w:r>
+        <w:t>it only learns one upward slope across all months. That single slope can follow the overall trend but has no flexibility to bend with the seasonal peaks and dips, so once it</w:t>
+      </w:r>
+      <w:r>
+        <w:rPr>
+          <w:rFonts w:ascii="Aptos" w:hAnsi="Aptos" w:cs="Aptos"/>
+        </w:rPr>
+        <w:t>’</w:t>
+      </w:r>
+      <w:r>
+        <w:t>s fit, it keeps rising steadily even when the real data falls.</w:t>
+      </w:r>
+    </w:p>
+    <w:p>
+      <w:pPr>
+        <w:pStyle w:val="ListParagraph"/>
+        <w:ind w:left="1440" w:hanging="90"/>
+        <w:rPr>
+          <w:lang w:val="en-US"/>
+        </w:rPr>
+      </w:pPr>
+    </w:p>
+    <w:p>
+      <w:pPr>
+        <w:pStyle w:val="ListParagraph"/>
+        <w:ind w:left="1440"/>
+        <w:rPr>
+          <w:lang w:val="en-US"/>
+        </w:rPr>
+      </w:pPr>
+    </w:p>
+    <w:p>
+      <w:pPr>
+        <w:pStyle w:val="ListParagraph"/>
+        <w:ind w:left="1440"/>
+        <w:rPr>
+          <w:lang w:val="en-US"/>
+        </w:rPr>
+      </w:pPr>
+    </w:p>
+    <w:p>
+      <w:pPr>
+        <w:pStyle w:val="ListParagraph"/>
+        <w:ind w:left="1440"/>
+        <w:rPr>
+          <w:lang w:val="en-US"/>
+        </w:rPr>
+      </w:pPr>
+    </w:p>
+    <w:p>
+      <w:pPr>
+        <w:pStyle w:val="ListParagraph"/>
+        <w:ind w:left="1440"/>
+        <w:rPr>
+          <w:lang w:val="en-US"/>
+        </w:rPr>
+      </w:pPr>
+    </w:p>
+    <w:p>
+      <w:pPr>
+        <w:pStyle w:val="ListParagraph"/>
+        <w:ind w:left="1440"/>
+        <w:rPr>
+          <w:lang w:val="en-US"/>
+        </w:rPr>
+      </w:pPr>
+    </w:p>
+    <w:p>
+      <w:pPr>
+        <w:rPr>
+          <w:lang w:val="en-US"/>
+        </w:rPr>
+      </w:pPr>
+    </w:p>
+    <w:p>
+      <w:pPr>
+        <w:pStyle w:val="Heading2"/>
+      </w:pPr>
+      <w:r>
+        <w:lastRenderedPageBreak/>
+        <w:t>Clustering</w:t>
+      </w:r>
+    </w:p>
+    <w:p>
+      <w:pPr>
+        <w:rPr>
+          <w:rStyle w:val="IntenseEmphasis"/>
+        </w:rPr>
+      </w:pPr>
+      <w:r>
+        <w:rPr>
+          <w:rStyle w:val="IntenseEmphasis"/>
+        </w:rPr>
+        <w:t>EXCEL</w:t>
+      </w:r>
+    </w:p>
+    <w:p>
+      <w:pPr>
+        <w:rPr>
+          <w:b/>
+          <w:bCs/>
+        </w:rPr>
+      </w:pPr>
+      <w:r>
+        <w:rPr>
+          <w:b/>
+          <w:bCs/>
+        </w:rPr>
+        <w:t>Overview</w:t>
+      </w:r>
+    </w:p>
+    <w:p>
+      <w:pPr>
+        <w:pStyle w:val="ListParagraph"/>
+        <w:numPr>
+          <w:ilvl w:val="0"/>
+          <w:numId w:val="2"/>
+        </w:numPr>
+      </w:pPr>
+      <w:r>
+        <w:t>Sales_Cleaned: The Sales dataset</w:t>
+      </w:r>
+      <w:r>
+        <w:t xml:space="preserve"> from Deliverable #2</w:t>
+      </w:r>
+    </w:p>
+    <w:p>
+      <w:pPr>
+        <w:pStyle w:val="ListParagraph"/>
+        <w:numPr>
+          <w:ilvl w:val="0"/>
+          <w:numId w:val="2"/>
+        </w:numPr>
+      </w:pPr>
+      <w:r>
+        <w:t xml:space="preserve">Customer Aggregation: </w:t>
+      </w:r>
+      <w:r>
+        <w:t>Aggregate transaction-level data to customer-level metrics</w:t>
+      </w:r>
+      <w:r>
+        <w:t>. It uses for c</w:t>
+      </w:r>
+      <w:r>
+        <w:t>reating customer-level features from raw transactions</w:t>
+      </w:r>
+    </w:p>
+    <w:p>
+      <w:pPr>
+        <w:pStyle w:val="ListParagraph"/>
+        <w:numPr>
+          <w:ilvl w:val="0"/>
+          <w:numId w:val="2"/>
+        </w:numPr>
+      </w:pPr>
+      <w:r>
+        <w:t>Customer_Sample</w:t>
+      </w:r>
+      <w:r>
+        <w:t xml:space="preserve">: </w:t>
+      </w:r>
+      <w:r>
+        <w:t>Random 20% sample of customers with standardized features</w:t>
+      </w:r>
+      <w:r>
+        <w:t>. It uses for b</w:t>
+      </w:r>
+      <w:r>
+        <w:t>ase template for all K-Means sheets</w:t>
+      </w:r>
+    </w:p>
+    <w:p>
+      <w:pPr>
+        <w:pStyle w:val="ListParagraph"/>
+        <w:numPr>
+          <w:ilvl w:val="0"/>
+          <w:numId w:val="2"/>
+        </w:numPr>
+      </w:pPr>
+      <w:r>
+        <w:t>KMeans_K3</w:t>
+      </w:r>
+      <w:r>
+        <w:t xml:space="preserve">: </w:t>
+      </w:r>
+      <w:r>
+        <w:t>K-Means clustering with K=3 cluster</w:t>
+      </w:r>
+      <w:r>
+        <w:t>s</w:t>
+      </w:r>
+    </w:p>
+    <w:p>
+      <w:pPr>
+        <w:pStyle w:val="ListParagraph"/>
+        <w:numPr>
+          <w:ilvl w:val="0"/>
+          <w:numId w:val="2"/>
+        </w:numPr>
+      </w:pPr>
+      <w:r>
+        <w:t>KMeans_K</w:t>
+      </w:r>
+      <w:r>
+        <w:t xml:space="preserve">4: </w:t>
+      </w:r>
+      <w:r>
+        <w:t>K-Means clustering with K=</w:t>
+      </w:r>
+      <w:r>
+        <w:t>4</w:t>
+      </w:r>
+      <w:r>
+        <w:t xml:space="preserve"> cluster</w:t>
+      </w:r>
+      <w:r>
+        <w:t>s</w:t>
+      </w:r>
+    </w:p>
+    <w:p>
+      <w:pPr>
+        <w:pStyle w:val="ListParagraph"/>
+        <w:numPr>
+          <w:ilvl w:val="0"/>
+          <w:numId w:val="2"/>
+        </w:numPr>
+      </w:pPr>
+      <w:r>
+        <w:t>KMeans_K</w:t>
+      </w:r>
+      <w:r>
+        <w:t xml:space="preserve">5: </w:t>
+      </w:r>
+      <w:r>
+        <w:t>K-Means clustering with K=</w:t>
+      </w:r>
+      <w:r>
+        <w:t>5</w:t>
+      </w:r>
+      <w:r>
+        <w:t xml:space="preserve"> cluster</w:t>
+      </w:r>
+      <w:r>
+        <w:t>s</w:t>
+      </w:r>
+    </w:p>
+    <w:p>
+      <w:pPr>
+        <w:pStyle w:val="ListParagraph"/>
+        <w:numPr>
+          <w:ilvl w:val="0"/>
+          <w:numId w:val="2"/>
+        </w:numPr>
+      </w:pPr>
+      <w:r>
+        <w:t>K_Selection_Analysis</w:t>
+      </w:r>
+      <w:r>
+        <w:t xml:space="preserve">: </w:t>
+      </w:r>
+      <w:r>
+        <w:t>Compare all K values (</w:t>
+      </w:r>
+      <w:r>
+        <w:t>3</w:t>
+      </w:r>
+      <w:r>
+        <w:t>-</w:t>
+      </w:r>
+      <w:r>
+        <w:t>5</w:t>
+      </w:r>
+      <w:r>
+        <w:t>) to select optimal K using Elbow Method</w:t>
+      </w:r>
+    </w:p>
+    <w:p>
+      <w:pPr>
+        <w:pStyle w:val="ListParagraph"/>
+        <w:numPr>
+          <w:ilvl w:val="0"/>
+          <w:numId w:val="2"/>
+        </w:numPr>
+      </w:pPr>
+      <w:r>
+        <w:t>Clustering_Summary</w:t>
+      </w:r>
+      <w:r>
+        <w:t xml:space="preserve">: </w:t>
+      </w:r>
+      <w:r>
+        <w:t>High-level summary</w:t>
+      </w:r>
+      <w:r>
+        <w:t xml:space="preserve"> for selected K-Means</w:t>
+      </w:r>
+    </w:p>
+    <w:p>
+      <w:pPr>
+        <w:rPr>
+          <w:b/>
+          <w:bCs/>
+          <w:u w:val="single"/>
+        </w:rPr>
+      </w:pPr>
+      <w:r>
+        <w:rPr>
+          <w:b/>
+          <w:bCs/>
+          <w:u w:val="single"/>
+        </w:rPr>
+        <w:t>Step 1: Data Preparation</w:t>
       </w:r>
     </w:p>
     <w:p>
@@ -603,7 +4912,59 @@
         </w:numPr>
       </w:pPr>
       <w:r>
-        <w:t>With a sample size of 200 customers, we limited testing to K = 3 – 5 to ensure adequate cluster size because we calculated and conducted testing with the minimum cluster size for each k-values:</w:t>
+        <w:t xml:space="preserve">Created sheet </w:t>
+      </w:r>
+      <w:r>
+        <w:rPr>
+          <w:i/>
+          <w:iCs/>
+        </w:rPr>
+        <w:t>Customer_Aggregation</w:t>
+      </w:r>
+      <w:r>
+        <w:t xml:space="preserve"> for aggregating transaction-level data to customer-level metrics. This sheet will contain customer-level dataset with 3 columns (</w:t>
+      </w:r>
+      <w:r>
+        <w:rPr>
+          <w:i/>
+          <w:iCs/>
+        </w:rPr>
+        <w:t>Customer ID, Transaction Count and Total Spent</w:t>
+      </w:r>
+      <w:r>
+        <w:t>)</w:t>
+      </w:r>
+    </w:p>
+    <w:p>
+      <w:pPr>
+        <w:pStyle w:val="ListParagraph"/>
+        <w:numPr>
+          <w:ilvl w:val="0"/>
+          <w:numId w:val="3"/>
+        </w:numPr>
+      </w:pPr>
+      <w:r>
+        <w:t xml:space="preserve">After the </w:t>
+      </w:r>
+      <w:r>
+        <w:rPr>
+          <w:i/>
+          <w:iCs/>
+        </w:rPr>
+        <w:t>Customer_Aggregation</w:t>
+      </w:r>
+      <w:r>
+        <w:t xml:space="preserve"> sheet is ready, we continue to create another </w:t>
+      </w:r>
+      <w:r>
+        <w:rPr>
+          <w:i/>
+          <w:iCs/>
+        </w:rPr>
+        <w:t>Customer_Sample</w:t>
+      </w:r>
+      <w:r>
+        <w:t xml:space="preserve"> sheet for the representative 20% sample for clustering analysis. 20% of the customers will be selected randomly:</w:t>
       </w:r>
     </w:p>
     <w:p>
@@ -615,6 +4976,101 @@
         </w:numPr>
       </w:pPr>
       <w:r>
+        <w:t xml:space="preserve">Add random number column using </w:t>
+      </w:r>
+      <w:r>
+        <w:rPr>
+          <w:b/>
+          <w:bCs/>
+        </w:rPr>
+        <w:t>RAND()</w:t>
+      </w:r>
+      <w:r>
+        <w:t xml:space="preserve"> function</w:t>
+      </w:r>
+    </w:p>
+    <w:p>
+      <w:pPr>
+        <w:pStyle w:val="ListParagraph"/>
+        <w:numPr>
+          <w:ilvl w:val="1"/>
+          <w:numId w:val="3"/>
+        </w:numPr>
+      </w:pPr>
+      <w:r>
+        <w:t>Sort by random values and select top 20%</w:t>
+      </w:r>
+    </w:p>
+    <w:p>
+      <w:pPr>
+        <w:pStyle w:val="ListParagraph"/>
+        <w:numPr>
+          <w:ilvl w:val="0"/>
+          <w:numId w:val="3"/>
+        </w:numPr>
+      </w:pPr>
+      <w:r>
+        <w:t xml:space="preserve">Once the samples are ready, new columns are </w:t>
+      </w:r>
+      <w:r>
+        <w:rPr>
+          <w:i/>
+          <w:iCs/>
+        </w:rPr>
+        <w:t>Scaled_Transactions</w:t>
+      </w:r>
+      <w:r>
+        <w:t xml:space="preserve"> and </w:t>
+      </w:r>
+      <w:r>
+        <w:rPr>
+          <w:i/>
+          <w:iCs/>
+        </w:rPr>
+        <w:t>Scaled_TotalSpent</w:t>
+      </w:r>
+      <w:r>
+        <w:t xml:space="preserve"> will be added to the table for standardizing feature to equal scale for distance calculations using Z-score std method. This can help to prevent high magnitude features like Total spent from dominating clustering over low magnitude feature like Transaction Count</w:t>
+      </w:r>
+    </w:p>
+    <w:p>
+      <w:pPr>
+        <w:rPr>
+          <w:b/>
+          <w:bCs/>
+          <w:u w:val="single"/>
+        </w:rPr>
+      </w:pPr>
+      <w:r>
+        <w:rPr>
+          <w:b/>
+          <w:bCs/>
+          <w:u w:val="single"/>
+        </w:rPr>
+        <w:t xml:space="preserve">Step 2: K-Means Clustering </w:t>
+      </w:r>
+    </w:p>
+    <w:p>
+      <w:pPr>
+        <w:pStyle w:val="ListParagraph"/>
+        <w:numPr>
+          <w:ilvl w:val="0"/>
+          <w:numId w:val="3"/>
+        </w:numPr>
+      </w:pPr>
+      <w:r>
+        <w:t>With a sample size of 200 customers, we limited testing to K = 3 – 5 to ensure adequate cluster size because we calculated and conducted testing with the minimum cluster size for each k-values:</w:t>
+      </w:r>
+    </w:p>
+    <w:p>
+      <w:pPr>
+        <w:pStyle w:val="ListParagraph"/>
+        <w:numPr>
+          <w:ilvl w:val="1"/>
+          <w:numId w:val="3"/>
+        </w:numPr>
+      </w:pPr>
+      <w:r>
         <w:t>Minimum Cluster Size Analysis:</w:t>
       </w:r>
     </w:p>
@@ -663,6 +5119,7 @@
         </w:numPr>
       </w:pPr>
       <w:r>
+        <w:lastRenderedPageBreak/>
         <w:t>K = 6: Minimum cluster = 200 / 6 = 33 customers (17%)</w:t>
       </w:r>
     </w:p>
@@ -711,7 +5168,6 @@
         </w:numPr>
       </w:pPr>
       <w:r>
-        <w:lastRenderedPageBreak/>
         <w:t>Therefore, K = 3-5 represnets the range that balances segmentation granularity with statistical validity given sample size of 200 customers</w:t>
       </w:r>
       <w:r>
@@ -946,8 +5402,12 @@
     </w:p>
     <w:p>
       <w:r>
+        <w:rPr>
+          <w:noProof/>
+        </w:rPr>
+        <w:lastRenderedPageBreak/>
         <w:drawing>
-          <wp:inline distT="0" distB="0" distL="0" distR="0" wp14:anchorId="2C9672B1" wp14:editId="2E917A21">
+          <wp:inline distT="0" distB="0" distL="0" distR="0" wp14:anchorId="066CB8CC" wp14:editId="13FA14E5">
             <wp:extent cx="5943600" cy="2190115"/>
             <wp:effectExtent l="0" t="0" r="0" b="0"/>
             <wp:docPr id="2080441115" name="Picture 1"/>
@@ -962,7 +5422,7 @@
                     <pic:cNvPicPr/>
                   </pic:nvPicPr>
                   <pic:blipFill>
-                    <a:blip r:embed="rId5"/>
+                    <a:blip r:embed="rId24"/>
                     <a:stretch>
                       <a:fillRect/>
                     </a:stretch>
@@ -997,110 +5457,85 @@
           <w:bCs/>
           <w:u w:val="single"/>
         </w:rPr>
-        <w:lastRenderedPageBreak/>
-        <w:t xml:space="preserve">Step </w:t>
-      </w:r>
-      <w:r>
+        <w:t xml:space="preserve">Step 3: Cluster Naming </w:t>
+      </w:r>
+    </w:p>
+    <w:p>
+      <w:pPr>
+        <w:pStyle w:val="ListParagraph"/>
+        <w:numPr>
+          <w:ilvl w:val="0"/>
+          <w:numId w:val="3"/>
+        </w:numPr>
+      </w:pPr>
+      <w:r>
+        <w:t>New column Per Customer Spent was added to the summary table for each K_Means’s sheet to provide the overview information for naming the clusters.</w:t>
+      </w:r>
+    </w:p>
+    <w:p>
+      <w:pPr>
+        <w:pStyle w:val="ListParagraph"/>
+        <w:numPr>
+          <w:ilvl w:val="0"/>
+          <w:numId w:val="3"/>
+        </w:numPr>
+      </w:pPr>
+      <w:r>
+        <w:t>We compare the average spending, transaction count and per cusomter spent for each cluster to name the cluster’s name:</w:t>
+      </w:r>
+    </w:p>
+    <w:p>
+      <w:pPr>
+        <w:pStyle w:val="ListParagraph"/>
+        <w:numPr>
+          <w:ilvl w:val="1"/>
+          <w:numId w:val="3"/>
+        </w:numPr>
+      </w:pPr>
+      <w:r>
+        <w:t>High value customers: Average transaction frequency but has very high spending</w:t>
+      </w:r>
+    </w:p>
+    <w:p>
+      <w:pPr>
+        <w:pStyle w:val="ListParagraph"/>
+        <w:numPr>
+          <w:ilvl w:val="1"/>
+          <w:numId w:val="3"/>
+        </w:numPr>
+      </w:pPr>
+      <w:r>
+        <w:t>Frequent Loyal Customers: Average to high transaction frequency with moderate spending</w:t>
+      </w:r>
+    </w:p>
+    <w:p>
+      <w:pPr>
+        <w:pStyle w:val="ListParagraph"/>
+        <w:numPr>
+          <w:ilvl w:val="1"/>
+          <w:numId w:val="3"/>
+        </w:numPr>
+      </w:pPr>
+      <w:r>
+        <w:t>Occsional Customers: Lowest transaction frequency and lowest spending</w:t>
+      </w:r>
+    </w:p>
+    <w:p>
+      <w:pPr>
+        <w:pStyle w:val="ListParagraph"/>
+        <w:numPr>
+          <w:ilvl w:val="0"/>
+          <w:numId w:val="3"/>
+        </w:numPr>
         <w:rPr>
           <w:b/>
           <w:bCs/>
-          <w:u w:val="single"/>
-        </w:rPr>
-        <w:t>3</w:t>
-      </w:r>
+        </w:rPr>
+      </w:pPr>
       <w:r>
         <w:rPr>
           <w:b/>
           <w:bCs/>
-          <w:u w:val="single"/>
-        </w:rPr>
-        <w:t>:</w:t>
-      </w:r>
-      <w:r>
-        <w:rPr>
-          <w:b/>
-          <w:bCs/>
-          <w:u w:val="single"/>
-        </w:rPr>
-        <w:t xml:space="preserve"> Cluster Naming </w:t>
-      </w:r>
-    </w:p>
-    <w:p>
-      <w:pPr>
-        <w:pStyle w:val="ListParagraph"/>
-        <w:numPr>
-          <w:ilvl w:val="0"/>
-          <w:numId w:val="3"/>
-        </w:numPr>
-      </w:pPr>
-      <w:r>
-        <w:t>New column Per Customer Spent was added to the summary table for each K_Means’s sheet to provide the overview information for naming the clusters.</w:t>
-      </w:r>
-    </w:p>
-    <w:p>
-      <w:pPr>
-        <w:pStyle w:val="ListParagraph"/>
-        <w:numPr>
-          <w:ilvl w:val="0"/>
-          <w:numId w:val="3"/>
-        </w:numPr>
-      </w:pPr>
-      <w:r>
-        <w:t>We compare the average spending, transaction count and per cusomter spent for each cluster to name the cluster’s name:</w:t>
-      </w:r>
-    </w:p>
-    <w:p>
-      <w:pPr>
-        <w:pStyle w:val="ListParagraph"/>
-        <w:numPr>
-          <w:ilvl w:val="1"/>
-          <w:numId w:val="3"/>
-        </w:numPr>
-      </w:pPr>
-      <w:r>
-        <w:t>High value customers: Average transaction frequency but has very high spending</w:t>
-      </w:r>
-    </w:p>
-    <w:p>
-      <w:pPr>
-        <w:pStyle w:val="ListParagraph"/>
-        <w:numPr>
-          <w:ilvl w:val="1"/>
-          <w:numId w:val="3"/>
-        </w:numPr>
-      </w:pPr>
-      <w:r>
-        <w:t>Frequent Loyal Customers: Average to high transaction frequency with moderate spending</w:t>
-      </w:r>
-    </w:p>
-    <w:p>
-      <w:pPr>
-        <w:pStyle w:val="ListParagraph"/>
-        <w:numPr>
-          <w:ilvl w:val="1"/>
-          <w:numId w:val="3"/>
-        </w:numPr>
-      </w:pPr>
-      <w:r>
-        <w:t>Occsional Customers: Lowest transaction frequency and lowest spending</w:t>
-      </w:r>
-    </w:p>
-    <w:p>
-      <w:pPr>
-        <w:pStyle w:val="ListParagraph"/>
-        <w:numPr>
-          <w:ilvl w:val="0"/>
-          <w:numId w:val="3"/>
-        </w:numPr>
-        <w:rPr>
-          <w:b/>
-          <w:bCs/>
-        </w:rPr>
-      </w:pPr>
-      <w:r>
-        <w:rPr>
-          <w:b/>
-          <w:bCs/>
         </w:rPr>
         <w:t>With K = 3</w:t>
       </w:r>
@@ -1111,8 +5546,11 @@
         <w:ind w:left="360"/>
       </w:pPr>
       <w:r>
+        <w:rPr>
+          <w:noProof/>
+        </w:rPr>
         <w:drawing>
-          <wp:inline distT="0" distB="0" distL="0" distR="0" wp14:anchorId="57FF6B0A" wp14:editId="051EE7EF">
+          <wp:inline distT="0" distB="0" distL="0" distR="0" wp14:anchorId="7C00642A" wp14:editId="360F8A55">
             <wp:extent cx="5943600" cy="1414145"/>
             <wp:effectExtent l="0" t="0" r="0" b="0"/>
             <wp:docPr id="956472036" name="Picture 1"/>
@@ -1127,7 +5565,7 @@
                     <pic:cNvPicPr/>
                   </pic:nvPicPr>
                   <pic:blipFill>
-                    <a:blip r:embed="rId6"/>
+                    <a:blip r:embed="rId25"/>
                     <a:stretch>
                       <a:fillRect/>
                     </a:stretch>
@@ -1170,8 +5608,12 @@
     </w:p>
     <w:p>
       <w:r>
+        <w:rPr>
+          <w:noProof/>
+        </w:rPr>
+        <w:lastRenderedPageBreak/>
         <w:drawing>
-          <wp:inline distT="0" distB="0" distL="0" distR="0" wp14:anchorId="76E27E20" wp14:editId="5F6F0A8D">
+          <wp:inline distT="0" distB="0" distL="0" distR="0" wp14:anchorId="0D3AA816" wp14:editId="1E4F193A">
             <wp:extent cx="5943600" cy="2608580"/>
             <wp:effectExtent l="0" t="0" r="0" b="0"/>
             <wp:docPr id="797018638" name="Picture 1"/>
@@ -1186,7 +5628,7 @@
                     <pic:cNvPicPr/>
                   </pic:nvPicPr>
                   <pic:blipFill>
-                    <a:blip r:embed="rId7"/>
+                    <a:blip r:embed="rId26"/>
                     <a:stretch>
                       <a:fillRect/>
                     </a:stretch>
@@ -1221,70 +5663,48 @@
           <w:bCs/>
           <w:u w:val="single"/>
         </w:rPr>
-        <w:t xml:space="preserve">Step </w:t>
-      </w:r>
-      <w:r>
+        <w:t>Step 4: Visualization</w:t>
+      </w:r>
+    </w:p>
+    <w:p>
+      <w:pPr>
+        <w:pStyle w:val="ListParagraph"/>
+        <w:numPr>
+          <w:ilvl w:val="0"/>
+          <w:numId w:val="3"/>
+        </w:numPr>
+      </w:pPr>
+      <w:r>
+        <w:t>For each selected clusters, we created charts for cluster’s distribution and average spending, customer distribution per cluster.</w:t>
+      </w:r>
+    </w:p>
+    <w:p>
+      <w:pPr>
+        <w:pStyle w:val="ListParagraph"/>
+        <w:numPr>
+          <w:ilvl w:val="0"/>
+          <w:numId w:val="3"/>
+        </w:numPr>
         <w:rPr>
           <w:b/>
           <w:bCs/>
-          <w:u w:val="single"/>
-        </w:rPr>
-        <w:t>4</w:t>
-      </w:r>
+        </w:rPr>
+      </w:pPr>
       <w:r>
         <w:rPr>
           <w:b/>
           <w:bCs/>
-          <w:u w:val="single"/>
-        </w:rPr>
-        <w:t xml:space="preserve">: </w:t>
-      </w:r>
-      <w:r>
-        <w:rPr>
-          <w:b/>
-          <w:bCs/>
-          <w:u w:val="single"/>
-        </w:rPr>
-        <w:t>Visualization</w:t>
-      </w:r>
-    </w:p>
-    <w:p>
-      <w:pPr>
-        <w:pStyle w:val="ListParagraph"/>
-        <w:numPr>
-          <w:ilvl w:val="0"/>
-          <w:numId w:val="3"/>
-        </w:numPr>
-      </w:pPr>
-      <w:r>
-        <w:t>For each selected clusters, we created charts for cluster’s distribution and average spending, customer distribution per cluster.</w:t>
-      </w:r>
-    </w:p>
-    <w:p>
-      <w:pPr>
-        <w:pStyle w:val="ListParagraph"/>
-        <w:numPr>
-          <w:ilvl w:val="0"/>
-          <w:numId w:val="3"/>
-        </w:numPr>
-        <w:rPr>
-          <w:b/>
-          <w:bCs/>
-        </w:rPr>
-      </w:pPr>
-      <w:r>
-        <w:rPr>
-          <w:b/>
-          <w:bCs/>
         </w:rPr>
         <w:t>K = 3</w:t>
       </w:r>
     </w:p>
     <w:p>
       <w:r>
-        <w:lastRenderedPageBreak/>
+        <w:rPr>
+          <w:noProof/>
+        </w:rPr>
         <w:drawing>
-          <wp:inline distT="0" distB="0" distL="0" distR="0" wp14:anchorId="71755633" wp14:editId="4BB33D27">
+          <wp:inline distT="0" distB="0" distL="0" distR="0" wp14:anchorId="5B87999D" wp14:editId="7C1D0A2D">
             <wp:extent cx="5943600" cy="4692015"/>
             <wp:effectExtent l="0" t="0" r="0" b="0"/>
             <wp:docPr id="1606424460" name="Picture 1"/>
@@ -1299,7 +5719,7 @@
                     <pic:cNvPicPr/>
                   </pic:nvPicPr>
                   <pic:blipFill>
-                    <a:blip r:embed="rId8"/>
+                    <a:blip r:embed="rId27"/>
                     <a:stretch>
                       <a:fillRect/>
                     </a:stretch>
@@ -1322,9 +5742,12 @@
     </w:p>
     <w:p>
       <w:r>
+        <w:rPr>
+          <w:noProof/>
+        </w:rPr>
         <w:lastRenderedPageBreak/>
         <w:drawing>
-          <wp:inline distT="0" distB="0" distL="0" distR="0" wp14:anchorId="363EB176" wp14:editId="43DA4250">
+          <wp:inline distT="0" distB="0" distL="0" distR="0" wp14:anchorId="011C6101" wp14:editId="38C21232">
             <wp:extent cx="5943600" cy="6644005"/>
             <wp:effectExtent l="0" t="0" r="0" b="0"/>
             <wp:docPr id="938004700" name="Picture 1"/>
@@ -1339,7 +5762,7 @@
                     <pic:cNvPicPr/>
                   </pic:nvPicPr>
                   <pic:blipFill>
-                    <a:blip r:embed="rId9"/>
+                    <a:blip r:embed="rId28"/>
                     <a:stretch>
                       <a:fillRect/>
                     </a:stretch>
@@ -1382,9 +5805,12 @@
     </w:p>
     <w:p>
       <w:r>
+        <w:rPr>
+          <w:noProof/>
+        </w:rPr>
         <w:lastRenderedPageBreak/>
         <w:drawing>
-          <wp:inline distT="0" distB="0" distL="0" distR="0" wp14:anchorId="1686E753" wp14:editId="0A112DF7">
+          <wp:inline distT="0" distB="0" distL="0" distR="0" wp14:anchorId="0840CFCD" wp14:editId="39709CED">
             <wp:extent cx="4822825" cy="8229600"/>
             <wp:effectExtent l="0" t="0" r="3175" b="0"/>
             <wp:docPr id="157036520" name="Picture 1"/>
@@ -1399,7 +5825,7 @@
                     <pic:cNvPicPr/>
                   </pic:nvPicPr>
                   <pic:blipFill>
-                    <a:blip r:embed="rId10"/>
+                    <a:blip r:embed="rId29"/>
                     <a:stretch>
                       <a:fillRect/>
                     </a:stretch>
@@ -1430,7 +5856,6 @@
         <w:rPr>
           <w:rStyle w:val="IntenseEmphasis"/>
         </w:rPr>
-        <w:lastRenderedPageBreak/>
         <w:t>PYTHON</w:t>
       </w:r>
     </w:p>
@@ -1453,6 +5878,7 @@
           <w:i w:val="0"/>
           <w:iCs w:val="0"/>
         </w:rPr>
+        <w:lastRenderedPageBreak/>
         <w:t xml:space="preserve">We </w:t>
       </w:r>
       <w:r>
@@ -1466,8 +5892,11 @@
     </w:p>
     <w:p>
       <w:r>
+        <w:rPr>
+          <w:noProof/>
+        </w:rPr>
         <w:drawing>
-          <wp:inline distT="0" distB="0" distL="0" distR="0" wp14:anchorId="31011870" wp14:editId="4375A323">
+          <wp:inline distT="0" distB="0" distL="0" distR="0" wp14:anchorId="30410571" wp14:editId="497A959E">
             <wp:extent cx="5943600" cy="1424305"/>
             <wp:effectExtent l="0" t="0" r="0" b="0"/>
             <wp:docPr id="1852268132" name="Picture 1"/>
@@ -1482,7 +5911,7 @@
                     <pic:cNvPicPr/>
                   </pic:nvPicPr>
                   <pic:blipFill>
-                    <a:blip r:embed="rId11"/>
+                    <a:blip r:embed="rId30"/>
                     <a:stretch>
                       <a:fillRect/>
                     </a:stretch>
@@ -1523,8 +5952,11 @@
         <w:ind w:left="360"/>
       </w:pPr>
       <w:r>
+        <w:rPr>
+          <w:noProof/>
+        </w:rPr>
         <w:drawing>
-          <wp:inline distT="0" distB="0" distL="0" distR="0" wp14:anchorId="4E64B258" wp14:editId="4B55866E">
+          <wp:inline distT="0" distB="0" distL="0" distR="0" wp14:anchorId="7ECAB8DE" wp14:editId="4223211F">
             <wp:extent cx="5943600" cy="3535045"/>
             <wp:effectExtent l="0" t="0" r="0" b="0"/>
             <wp:docPr id="1218337835" name="Picture 1"/>
@@ -1539,7 +5971,7 @@
                     <pic:cNvPicPr/>
                   </pic:nvPicPr>
                   <pic:blipFill>
-                    <a:blip r:embed="rId12"/>
+                    <a:blip r:embed="rId31"/>
                     <a:stretch>
                       <a:fillRect/>
                     </a:stretch>
@@ -1593,7 +6025,6 @@
         </w:numPr>
       </w:pPr>
       <w:r>
-        <w:lastRenderedPageBreak/>
         <w:t xml:space="preserve">K = 10 can represnets the upper limit befoire average cluster size falls below the statistical minmum of 20 observations per cluster (10% of sample). </w:t>
       </w:r>
     </w:p>
@@ -1611,8 +6042,12 @@
     </w:p>
     <w:p>
       <w:r>
+        <w:rPr>
+          <w:noProof/>
+        </w:rPr>
+        <w:lastRenderedPageBreak/>
         <w:drawing>
-          <wp:inline distT="0" distB="0" distL="0" distR="0" wp14:anchorId="73057CFF" wp14:editId="13764016">
+          <wp:inline distT="0" distB="0" distL="0" distR="0" wp14:anchorId="58BA817F" wp14:editId="0606B9CF">
             <wp:extent cx="5943600" cy="4415790"/>
             <wp:effectExtent l="0" t="0" r="0" b="3810"/>
             <wp:docPr id="2108469734" name="Picture 1"/>
@@ -1627,7 +6062,7 @@
                     <pic:cNvPicPr/>
                   </pic:nvPicPr>
                   <pic:blipFill>
-                    <a:blip r:embed="rId13"/>
+                    <a:blip r:embed="rId32"/>
                     <a:stretch>
                       <a:fillRect/>
                     </a:stretch>
@@ -1698,9 +6133,12 @@
     </w:p>
     <w:p>
       <w:r>
+        <w:rPr>
+          <w:noProof/>
+        </w:rPr>
         <w:lastRenderedPageBreak/>
         <w:drawing>
-          <wp:inline distT="0" distB="0" distL="0" distR="0" wp14:anchorId="12954A16" wp14:editId="14F2FC09">
+          <wp:inline distT="0" distB="0" distL="0" distR="0" wp14:anchorId="4B12F76A" wp14:editId="31AA86B5">
             <wp:extent cx="5943600" cy="1889125"/>
             <wp:effectExtent l="0" t="0" r="0" b="3175"/>
             <wp:docPr id="1379747349" name="Picture 1"/>
@@ -1715,7 +6153,7 @@
                     <pic:cNvPicPr/>
                   </pic:nvPicPr>
                   <pic:blipFill>
-                    <a:blip r:embed="rId14"/>
+                    <a:blip r:embed="rId33"/>
                     <a:stretch>
                       <a:fillRect/>
                     </a:stretch>
@@ -1754,8 +6192,11 @@
         <w:ind w:left="360"/>
       </w:pPr>
       <w:r>
+        <w:rPr>
+          <w:noProof/>
+        </w:rPr>
         <w:drawing>
-          <wp:inline distT="0" distB="0" distL="0" distR="0" wp14:anchorId="78ED8652" wp14:editId="7A244C29">
+          <wp:inline distT="0" distB="0" distL="0" distR="0" wp14:anchorId="75FEA87D" wp14:editId="4592C257">
             <wp:extent cx="5943600" cy="3416935"/>
             <wp:effectExtent l="0" t="0" r="0" b="0"/>
             <wp:docPr id="1299629385" name="Picture 1"/>
@@ -1770,7 +6211,7 @@
                     <pic:cNvPicPr/>
                   </pic:nvPicPr>
                   <pic:blipFill>
-                    <a:blip r:embed="rId15"/>
+                    <a:blip r:embed="rId34"/>
                     <a:stretch>
                       <a:fillRect/>
                     </a:stretch>
@@ -1814,9 +6255,12 @@
     </w:p>
     <w:p>
       <w:r>
+        <w:rPr>
+          <w:noProof/>
+        </w:rPr>
         <w:lastRenderedPageBreak/>
         <w:drawing>
-          <wp:inline distT="0" distB="0" distL="0" distR="0" wp14:anchorId="104C0A34" wp14:editId="200E2970">
+          <wp:inline distT="0" distB="0" distL="0" distR="0" wp14:anchorId="2A36520F" wp14:editId="00F6C3BF">
             <wp:extent cx="5943600" cy="1626870"/>
             <wp:effectExtent l="0" t="0" r="0" b="0"/>
             <wp:docPr id="484897993" name="Picture 1"/>
@@ -1831,7 +6275,7 @@
                     <pic:cNvPicPr/>
                   </pic:nvPicPr>
                   <pic:blipFill>
-                    <a:blip r:embed="rId16"/>
+                    <a:blip r:embed="rId35"/>
                     <a:stretch>
                       <a:fillRect/>
                     </a:stretch>
@@ -1854,8 +6298,11 @@
     </w:p>
     <w:p>
       <w:r>
+        <w:rPr>
+          <w:noProof/>
+        </w:rPr>
         <w:drawing>
-          <wp:inline distT="0" distB="0" distL="0" distR="0" wp14:anchorId="71ECAC9B" wp14:editId="4C36FC79">
+          <wp:inline distT="0" distB="0" distL="0" distR="0" wp14:anchorId="15C03601" wp14:editId="09E48003">
             <wp:extent cx="5943600" cy="3945890"/>
             <wp:effectExtent l="0" t="0" r="0" b="3810"/>
             <wp:docPr id="1980751027" name="Picture 1"/>
@@ -1870,7 +6317,7 @@
                     <pic:cNvPicPr/>
                   </pic:nvPicPr>
                   <pic:blipFill>
-                    <a:blip r:embed="rId17"/>
+                    <a:blip r:embed="rId36"/>
                     <a:stretch>
                       <a:fillRect/>
                     </a:stretch>
@@ -1893,9 +6340,11 @@
     </w:p>
     <w:p>
       <w:r>
-        <w:lastRenderedPageBreak/>
+        <w:rPr>
+          <w:noProof/>
+        </w:rPr>
         <w:drawing>
-          <wp:inline distT="0" distB="0" distL="0" distR="0" wp14:anchorId="26F524DF" wp14:editId="071D1669">
+          <wp:inline distT="0" distB="0" distL="0" distR="0" wp14:anchorId="1E0FA22F" wp14:editId="58CDB1E9">
             <wp:extent cx="5943600" cy="2518410"/>
             <wp:effectExtent l="0" t="0" r="0" b="0"/>
             <wp:docPr id="1729892903" name="Picture 1"/>
@@ -1910,7 +6359,7 @@
                     <pic:cNvPicPr/>
                   </pic:nvPicPr>
                   <pic:blipFill>
-                    <a:blip r:embed="rId18"/>
+                    <a:blip r:embed="rId37"/>
                     <a:stretch>
                       <a:fillRect/>
                     </a:stretch>
@@ -2133,7 +6582,7 @@
     </w:p>
     <w:sectPr>
       <w:pgSz w:w="12240" w:h="15840"/>
-      <w:pgMar w:top="1440" w:right="1440" w:bottom="1440" w:left="1440" w:header="708" w:footer="708" w:gutter="0"/>
+      <w:pgMar w:top="1440" w:right="1440" w:bottom="900" w:left="1440" w:header="708" w:footer="708" w:gutter="0"/>
       <w:cols w:space="708"/>
       <w:docGrid w:linePitch="360"/>
     </w:sectPr>
@@ -2144,6 +6593,27 @@
 <file path=word/numbering.xml><?xml version="1.0" encoding="utf-8"?>
 <w:numbering xmlns:wpc="http://schemas.microsoft.com/office/word/2010/wordprocessingCanvas" xmlns:cx="http://schemas.microsoft.com/office/drawing/2014/chartex" xmlns:cx1="http://schemas.microsoft.com/office/drawing/2015/9/8/chartex" xmlns:cx2="http://schemas.microsoft.com/office/drawing/2015/10/21/chartex" xmlns:cx3="http://schemas.microsoft.com/office/drawing/2016/5/9/chartex" xmlns:cx4="http://schemas.microsoft.com/office/drawing/2016/5/10/chartex" xmlns:cx5="http://schemas.microsoft.com/office/drawing/2016/5/11/chartex" xmlns:cx6="http://schemas.microsoft.com/office/drawing/2016/5/12/chartex" xmlns:cx7="http://schemas.microsoft.com/office/drawing/2016/5/13/chartex" xmlns:cx8="http://schemas.microsoft.com/office/drawing/2016/5/14/chartex" xmlns:mc="http://schemas.openxmlformats.org/markup-compatibility/2006" xmlns:aink="http://schemas.microsoft.com/office/drawing/2016/ink" xmlns:am3d="http://schemas.microsoft.com/office/drawing/2017/model3d" xmlns:o="urn:schemas-microsoft-com:office:office" xmlns:oel="http://schemas.microsoft.com/office/2019/extlst" xmlns:r="http://schemas.openxmlformats.org/officeDocument/2006/relationships" xmlns:m="http://schemas.openxmlformats.org/officeDocument/2006/math" xmlns:v="urn:schemas-microsoft-com:vml" xmlns:wp14="http://schemas.microsoft.com/office/word/2010/wordprocessingDrawing" xmlns:wp="http://schemas.openxmlformats.org/drawingml/2006/wordprocessingDrawing" xmlns:w10="urn:schemas-microsoft-com:office:word" xmlns:w="http://schemas.openxmlformats.org/wordprocessingml/2006/main" xmlns:w14="http://schemas.microsoft.com/office/word/2010/wordml" xmlns:w15="http://schemas.microsoft.com/office/word/2012/wordml" xmlns:w16cex="http://schemas.microsoft.com/office/word/2018/wordml/cex" xmlns:w16cid="http://schemas.microsoft.com/office/word/2016/wordml/cid" xmlns:w16="http://schemas.microsoft.com/office/word/2018/wordml" xmlns:w16du="http://schemas.microsoft.com/office/word/2023/wordml/word16du" xmlns:w16sdtdh="http://schemas.microsoft.com/office/word/2020/wordml/sdtdatahash" xmlns:w16sdtfl="http://schemas.microsoft.com/office/word/2024/wordml/sdtformatlock" xmlns:w16se="http://schemas.microsoft.com/office/word/2015/wordml/symex" xmlns:wpg="http://schemas.microsoft.com/office/word/2010/wordprocessingGroup" xmlns:wpi="http://schemas.microsoft.com/office/word/2010/wordprocessingInk" xmlns:wne="http://schemas.microsoft.com/office/word/2006/wordml" xmlns:wps="http://schemas.microsoft.com/office/word/2010/wordprocessingShape" mc:Ignorable="w14 w15 w16se w16cid w16 w16cex w16sdtdh w16sdtfl w16du wp14">
   <w:abstractNum w:abstractNumId="0" w15:restartNumberingAfterBreak="0">
+    <w:nsid w:val="FFFFFF89"/>
+    <w:multiLevelType w:val="singleLevel"/>
+    <w:tmpl w:val="CDE2EFF6"/>
+    <w:lvl w:ilvl="0">
+      <w:start w:val="1"/>
+      <w:numFmt w:val="bullet"/>
+      <w:pStyle w:val="ListBullet"/>
+      <w:lvlText w:val=""/>
+      <w:lvlJc w:val="left"/>
+      <w:pPr>
+        <w:tabs>
+          <w:tab w:val="num" w:pos="360"/>
+        </w:tabs>
+        <w:ind w:left="360" w:hanging="360"/>
+      </w:pPr>
+      <w:rPr>
+        <w:rFonts w:ascii="Symbol" w:hAnsi="Symbol" w:hint="default"/>
+      </w:rPr>
+    </w:lvl>
+  </w:abstractNum>
+  <w:abstractNum w:abstractNumId="1" w15:restartNumberingAfterBreak="0">
     <w:nsid w:val="0A8427BA"/>
     <w:multiLevelType w:val="hybridMultilevel"/>
     <w:tmpl w:val="988842B8"/>
@@ -2256,7 +6726,119 @@
       </w:rPr>
     </w:lvl>
   </w:abstractNum>
-  <w:abstractNum w:abstractNumId="1" w15:restartNumberingAfterBreak="0">
+  <w:abstractNum w:abstractNumId="2" w15:restartNumberingAfterBreak="0">
+    <w:nsid w:val="10E601EC"/>
+    <w:multiLevelType w:val="hybridMultilevel"/>
+    <w:tmpl w:val="CECE58BA"/>
+    <w:lvl w:ilvl="0" w:tplc="4E42BB8A">
+      <w:numFmt w:val="bullet"/>
+      <w:lvlText w:val=""/>
+      <w:lvlJc w:val="left"/>
+      <w:pPr>
+        <w:ind w:left="1080" w:hanging="360"/>
+      </w:pPr>
+      <w:rPr>
+        <w:rFonts w:ascii="Wingdings" w:eastAsiaTheme="minorEastAsia" w:hAnsi="Wingdings" w:cstheme="minorBidi" w:hint="default"/>
+      </w:rPr>
+    </w:lvl>
+    <w:lvl w:ilvl="1" w:tplc="04090003" w:tentative="1">
+      <w:start w:val="1"/>
+      <w:numFmt w:val="bullet"/>
+      <w:lvlText w:val="o"/>
+      <w:lvlJc w:val="left"/>
+      <w:pPr>
+        <w:ind w:left="1800" w:hanging="360"/>
+      </w:pPr>
+      <w:rPr>
+        <w:rFonts w:ascii="Courier New" w:hAnsi="Courier New" w:cs="Courier New" w:hint="default"/>
+      </w:rPr>
+    </w:lvl>
+    <w:lvl w:ilvl="2" w:tplc="04090005" w:tentative="1">
+      <w:start w:val="1"/>
+      <w:numFmt w:val="bullet"/>
+      <w:lvlText w:val=""/>
+      <w:lvlJc w:val="left"/>
+      <w:pPr>
+        <w:ind w:left="2520" w:hanging="360"/>
+      </w:pPr>
+      <w:rPr>
+        <w:rFonts w:ascii="Wingdings" w:hAnsi="Wingdings" w:hint="default"/>
+      </w:rPr>
+    </w:lvl>
+    <w:lvl w:ilvl="3" w:tplc="04090001" w:tentative="1">
+      <w:start w:val="1"/>
+      <w:numFmt w:val="bullet"/>
+      <w:lvlText w:val=""/>
+      <w:lvlJc w:val="left"/>
+      <w:pPr>
+        <w:ind w:left="3240" w:hanging="360"/>
+      </w:pPr>
+      <w:rPr>
+        <w:rFonts w:ascii="Symbol" w:hAnsi="Symbol" w:hint="default"/>
+      </w:rPr>
+    </w:lvl>
+    <w:lvl w:ilvl="4" w:tplc="04090003" w:tentative="1">
+      <w:start w:val="1"/>
+      <w:numFmt w:val="bullet"/>
+      <w:lvlText w:val="o"/>
+      <w:lvlJc w:val="left"/>
+      <w:pPr>
+        <w:ind w:left="3960" w:hanging="360"/>
+      </w:pPr>
+      <w:rPr>
+        <w:rFonts w:ascii="Courier New" w:hAnsi="Courier New" w:cs="Courier New" w:hint="default"/>
+      </w:rPr>
+    </w:lvl>
+    <w:lvl w:ilvl="5" w:tplc="04090005" w:tentative="1">
+      <w:start w:val="1"/>
+      <w:numFmt w:val="bullet"/>
+      <w:lvlText w:val=""/>
+      <w:lvlJc w:val="left"/>
+      <w:pPr>
+        <w:ind w:left="4680" w:hanging="360"/>
+      </w:pPr>
+      <w:rPr>
+        <w:rFonts w:ascii="Wingdings" w:hAnsi="Wingdings" w:hint="default"/>
+      </w:rPr>
+    </w:lvl>
+    <w:lvl w:ilvl="6" w:tplc="04090001" w:tentative="1">
+      <w:start w:val="1"/>
+      <w:numFmt w:val="bullet"/>
+      <w:lvlText w:val=""/>
+      <w:lvlJc w:val="left"/>
+      <w:pPr>
+        <w:ind w:left="5400" w:hanging="360"/>
+      </w:pPr>
+      <w:rPr>
+        <w:rFonts w:ascii="Symbol" w:hAnsi="Symbol" w:hint="default"/>
+      </w:rPr>
+    </w:lvl>
+    <w:lvl w:ilvl="7" w:tplc="04090003" w:tentative="1">
+      <w:start w:val="1"/>
+      <w:numFmt w:val="bullet"/>
+      <w:lvlText w:val="o"/>
+      <w:lvlJc w:val="left"/>
+      <w:pPr>
+        <w:ind w:left="6120" w:hanging="360"/>
+      </w:pPr>
+      <w:rPr>
+        <w:rFonts w:ascii="Courier New" w:hAnsi="Courier New" w:cs="Courier New" w:hint="default"/>
+      </w:rPr>
+    </w:lvl>
+    <w:lvl w:ilvl="8" w:tplc="04090005" w:tentative="1">
+      <w:start w:val="1"/>
+      <w:numFmt w:val="bullet"/>
+      <w:lvlText w:val=""/>
+      <w:lvlJc w:val="left"/>
+      <w:pPr>
+        <w:ind w:left="6840" w:hanging="360"/>
+      </w:pPr>
+      <w:rPr>
+        <w:rFonts w:ascii="Wingdings" w:hAnsi="Wingdings" w:hint="default"/>
+      </w:rPr>
+    </w:lvl>
+  </w:abstractNum>
+  <w:abstractNum w:abstractNumId="3" w15:restartNumberingAfterBreak="0">
     <w:nsid w:val="2E26318A"/>
     <w:multiLevelType w:val="hybridMultilevel"/>
     <w:tmpl w:val="53AEBBC0"/>
@@ -2369,7 +6951,7 @@
       </w:rPr>
     </w:lvl>
   </w:abstractNum>
-  <w:abstractNum w:abstractNumId="2" w15:restartNumberingAfterBreak="0">
+  <w:abstractNum w:abstractNumId="4" w15:restartNumberingAfterBreak="0">
     <w:nsid w:val="381C45E1"/>
     <w:multiLevelType w:val="hybridMultilevel"/>
     <w:tmpl w:val="54385802"/>
@@ -2482,14 +7064,376 @@
       </w:rPr>
     </w:lvl>
   </w:abstractNum>
+  <w:abstractNum w:abstractNumId="5" w15:restartNumberingAfterBreak="0">
+    <w:nsid w:val="6F776F91"/>
+    <w:multiLevelType w:val="hybridMultilevel"/>
+    <w:tmpl w:val="96665976"/>
+    <w:lvl w:ilvl="0" w:tplc="04090001">
+      <w:start w:val="1"/>
+      <w:numFmt w:val="bullet"/>
+      <w:lvlText w:val=""/>
+      <w:lvlJc w:val="left"/>
+      <w:pPr>
+        <w:ind w:left="720" w:hanging="360"/>
+      </w:pPr>
+      <w:rPr>
+        <w:rFonts w:ascii="Symbol" w:hAnsi="Symbol" w:hint="default"/>
+      </w:rPr>
+    </w:lvl>
+    <w:lvl w:ilvl="1" w:tplc="04090003">
+      <w:start w:val="1"/>
+      <w:numFmt w:val="bullet"/>
+      <w:lvlText w:val="o"/>
+      <w:lvlJc w:val="left"/>
+      <w:pPr>
+        <w:ind w:left="1440" w:hanging="360"/>
+      </w:pPr>
+      <w:rPr>
+        <w:rFonts w:ascii="Courier New" w:hAnsi="Courier New" w:cs="Courier New" w:hint="default"/>
+      </w:rPr>
+    </w:lvl>
+    <w:lvl w:ilvl="2" w:tplc="04090005" w:tentative="1">
+      <w:start w:val="1"/>
+      <w:numFmt w:val="bullet"/>
+      <w:lvlText w:val=""/>
+      <w:lvlJc w:val="left"/>
+      <w:pPr>
+        <w:ind w:left="2160" w:hanging="360"/>
+      </w:pPr>
+      <w:rPr>
+        <w:rFonts w:ascii="Wingdings" w:hAnsi="Wingdings" w:hint="default"/>
+      </w:rPr>
+    </w:lvl>
+    <w:lvl w:ilvl="3" w:tplc="04090001" w:tentative="1">
+      <w:start w:val="1"/>
+      <w:numFmt w:val="bullet"/>
+      <w:lvlText w:val=""/>
+      <w:lvlJc w:val="left"/>
+      <w:pPr>
+        <w:ind w:left="2880" w:hanging="360"/>
+      </w:pPr>
+      <w:rPr>
+        <w:rFonts w:ascii="Symbol" w:hAnsi="Symbol" w:hint="default"/>
+      </w:rPr>
+    </w:lvl>
+    <w:lvl w:ilvl="4" w:tplc="04090003" w:tentative="1">
+      <w:start w:val="1"/>
+      <w:numFmt w:val="bullet"/>
+      <w:lvlText w:val="o"/>
+      <w:lvlJc w:val="left"/>
+      <w:pPr>
+        <w:ind w:left="3600" w:hanging="360"/>
+      </w:pPr>
+      <w:rPr>
+        <w:rFonts w:ascii="Courier New" w:hAnsi="Courier New" w:cs="Courier New" w:hint="default"/>
+      </w:rPr>
+    </w:lvl>
+    <w:lvl w:ilvl="5" w:tplc="04090005" w:tentative="1">
+      <w:start w:val="1"/>
+      <w:numFmt w:val="bullet"/>
+      <w:lvlText w:val=""/>
+      <w:lvlJc w:val="left"/>
+      <w:pPr>
+        <w:ind w:left="4320" w:hanging="360"/>
+      </w:pPr>
+      <w:rPr>
+        <w:rFonts w:ascii="Wingdings" w:hAnsi="Wingdings" w:hint="default"/>
+      </w:rPr>
+    </w:lvl>
+    <w:lvl w:ilvl="6" w:tplc="04090001" w:tentative="1">
+      <w:start w:val="1"/>
+      <w:numFmt w:val="bullet"/>
+      <w:lvlText w:val=""/>
+      <w:lvlJc w:val="left"/>
+      <w:pPr>
+        <w:ind w:left="5040" w:hanging="360"/>
+      </w:pPr>
+      <w:rPr>
+        <w:rFonts w:ascii="Symbol" w:hAnsi="Symbol" w:hint="default"/>
+      </w:rPr>
+    </w:lvl>
+    <w:lvl w:ilvl="7" w:tplc="04090003" w:tentative="1">
+      <w:start w:val="1"/>
+      <w:numFmt w:val="bullet"/>
+      <w:lvlText w:val="o"/>
+      <w:lvlJc w:val="left"/>
+      <w:pPr>
+        <w:ind w:left="5760" w:hanging="360"/>
+      </w:pPr>
+      <w:rPr>
+        <w:rFonts w:ascii="Courier New" w:hAnsi="Courier New" w:cs="Courier New" w:hint="default"/>
+      </w:rPr>
+    </w:lvl>
+    <w:lvl w:ilvl="8" w:tplc="04090005" w:tentative="1">
+      <w:start w:val="1"/>
+      <w:numFmt w:val="bullet"/>
+      <w:lvlText w:val=""/>
+      <w:lvlJc w:val="left"/>
+      <w:pPr>
+        <w:ind w:left="6480" w:hanging="360"/>
+      </w:pPr>
+      <w:rPr>
+        <w:rFonts w:ascii="Wingdings" w:hAnsi="Wingdings" w:hint="default"/>
+      </w:rPr>
+    </w:lvl>
+  </w:abstractNum>
+  <w:abstractNum w:abstractNumId="6" w15:restartNumberingAfterBreak="0">
+    <w:nsid w:val="79340198"/>
+    <w:multiLevelType w:val="multilevel"/>
+    <w:tmpl w:val="51DE06BA"/>
+    <w:lvl w:ilvl="0">
+      <w:start w:val="1"/>
+      <w:numFmt w:val="bullet"/>
+      <w:lvlText w:val=""/>
+      <w:lvlJc w:val="left"/>
+      <w:pPr>
+        <w:tabs>
+          <w:tab w:val="num" w:pos="720"/>
+        </w:tabs>
+        <w:ind w:left="720" w:hanging="360"/>
+      </w:pPr>
+      <w:rPr>
+        <w:rFonts w:ascii="Symbol" w:hAnsi="Symbol" w:hint="default"/>
+        <w:sz w:val="20"/>
+      </w:rPr>
+    </w:lvl>
+    <w:lvl w:ilvl="1">
+      <w:start w:val="4"/>
+      <w:numFmt w:val="bullet"/>
+      <w:lvlText w:val="-"/>
+      <w:lvlJc w:val="left"/>
+      <w:pPr>
+        <w:ind w:left="1440" w:hanging="360"/>
+      </w:pPr>
+      <w:rPr>
+        <w:rFonts w:ascii="Aptos" w:eastAsiaTheme="minorHAnsi" w:hAnsi="Aptos" w:cstheme="minorBidi" w:hint="default"/>
+      </w:rPr>
+    </w:lvl>
+    <w:lvl w:ilvl="2" w:tentative="1">
+      <w:start w:val="1"/>
+      <w:numFmt w:val="bullet"/>
+      <w:lvlText w:val=""/>
+      <w:lvlJc w:val="left"/>
+      <w:pPr>
+        <w:tabs>
+          <w:tab w:val="num" w:pos="2160"/>
+        </w:tabs>
+        <w:ind w:left="2160" w:hanging="360"/>
+      </w:pPr>
+      <w:rPr>
+        <w:rFonts w:ascii="Symbol" w:hAnsi="Symbol" w:hint="default"/>
+        <w:sz w:val="20"/>
+      </w:rPr>
+    </w:lvl>
+    <w:lvl w:ilvl="3" w:tentative="1">
+      <w:start w:val="1"/>
+      <w:numFmt w:val="bullet"/>
+      <w:lvlText w:val=""/>
+      <w:lvlJc w:val="left"/>
+      <w:pPr>
+        <w:tabs>
+          <w:tab w:val="num" w:pos="2880"/>
+        </w:tabs>
+        <w:ind w:left="2880" w:hanging="360"/>
+      </w:pPr>
+      <w:rPr>
+        <w:rFonts w:ascii="Symbol" w:hAnsi="Symbol" w:hint="default"/>
+        <w:sz w:val="20"/>
+      </w:rPr>
+    </w:lvl>
+    <w:lvl w:ilvl="4" w:tentative="1">
+      <w:start w:val="1"/>
+      <w:numFmt w:val="bullet"/>
+      <w:lvlText w:val=""/>
+      <w:lvlJc w:val="left"/>
+      <w:pPr>
+        <w:tabs>
+          <w:tab w:val="num" w:pos="3600"/>
+        </w:tabs>
+        <w:ind w:left="3600" w:hanging="360"/>
+      </w:pPr>
+      <w:rPr>
+        <w:rFonts w:ascii="Symbol" w:hAnsi="Symbol" w:hint="default"/>
+        <w:sz w:val="20"/>
+      </w:rPr>
+    </w:lvl>
+    <w:lvl w:ilvl="5" w:tentative="1">
+      <w:start w:val="1"/>
+      <w:numFmt w:val="bullet"/>
+      <w:lvlText w:val=""/>
+      <w:lvlJc w:val="left"/>
+      <w:pPr>
+        <w:tabs>
+          <w:tab w:val="num" w:pos="4320"/>
+        </w:tabs>
+        <w:ind w:left="4320" w:hanging="360"/>
+      </w:pPr>
+      <w:rPr>
+        <w:rFonts w:ascii="Symbol" w:hAnsi="Symbol" w:hint="default"/>
+        <w:sz w:val="20"/>
+      </w:rPr>
+    </w:lvl>
+    <w:lvl w:ilvl="6" w:tentative="1">
+      <w:start w:val="1"/>
+      <w:numFmt w:val="bullet"/>
+      <w:lvlText w:val=""/>
+      <w:lvlJc w:val="left"/>
+      <w:pPr>
+        <w:tabs>
+          <w:tab w:val="num" w:pos="5040"/>
+        </w:tabs>
+        <w:ind w:left="5040" w:hanging="360"/>
+      </w:pPr>
+      <w:rPr>
+        <w:rFonts w:ascii="Symbol" w:hAnsi="Symbol" w:hint="default"/>
+        <w:sz w:val="20"/>
+      </w:rPr>
+    </w:lvl>
+    <w:lvl w:ilvl="7" w:tentative="1">
+      <w:start w:val="1"/>
+      <w:numFmt w:val="bullet"/>
+      <w:lvlText w:val=""/>
+      <w:lvlJc w:val="left"/>
+      <w:pPr>
+        <w:tabs>
+          <w:tab w:val="num" w:pos="5760"/>
+        </w:tabs>
+        <w:ind w:left="5760" w:hanging="360"/>
+      </w:pPr>
+      <w:rPr>
+        <w:rFonts w:ascii="Symbol" w:hAnsi="Symbol" w:hint="default"/>
+        <w:sz w:val="20"/>
+      </w:rPr>
+    </w:lvl>
+    <w:lvl w:ilvl="8" w:tentative="1">
+      <w:start w:val="1"/>
+      <w:numFmt w:val="bullet"/>
+      <w:lvlText w:val=""/>
+      <w:lvlJc w:val="left"/>
+      <w:pPr>
+        <w:tabs>
+          <w:tab w:val="num" w:pos="6480"/>
+        </w:tabs>
+        <w:ind w:left="6480" w:hanging="360"/>
+      </w:pPr>
+      <w:rPr>
+        <w:rFonts w:ascii="Symbol" w:hAnsi="Symbol" w:hint="default"/>
+        <w:sz w:val="20"/>
+      </w:rPr>
+    </w:lvl>
+  </w:abstractNum>
+  <w:abstractNum w:abstractNumId="7" w15:restartNumberingAfterBreak="0">
+    <w:nsid w:val="7F0540C8"/>
+    <w:multiLevelType w:val="hybridMultilevel"/>
+    <w:tmpl w:val="86DE63FA"/>
+    <w:lvl w:ilvl="0" w:tplc="0409000F">
+      <w:start w:val="1"/>
+      <w:numFmt w:val="decimal"/>
+      <w:lvlText w:val="%1."/>
+      <w:lvlJc w:val="left"/>
+      <w:pPr>
+        <w:ind w:left="720" w:hanging="360"/>
+      </w:pPr>
+      <w:rPr>
+        <w:rFonts w:hint="default"/>
+      </w:rPr>
+    </w:lvl>
+    <w:lvl w:ilvl="1" w:tplc="04090019">
+      <w:start w:val="1"/>
+      <w:numFmt w:val="lowerLetter"/>
+      <w:lvlText w:val="%2."/>
+      <w:lvlJc w:val="left"/>
+      <w:pPr>
+        <w:ind w:left="1440" w:hanging="360"/>
+      </w:pPr>
+    </w:lvl>
+    <w:lvl w:ilvl="2" w:tplc="0409001B">
+      <w:start w:val="1"/>
+      <w:numFmt w:val="lowerRoman"/>
+      <w:lvlText w:val="%3."/>
+      <w:lvlJc w:val="right"/>
+      <w:pPr>
+        <w:ind w:left="2160" w:hanging="180"/>
+      </w:pPr>
+    </w:lvl>
+    <w:lvl w:ilvl="3" w:tplc="0409000F" w:tentative="1">
+      <w:start w:val="1"/>
+      <w:numFmt w:val="decimal"/>
+      <w:lvlText w:val="%4."/>
+      <w:lvlJc w:val="left"/>
+      <w:pPr>
+        <w:ind w:left="2880" w:hanging="360"/>
+      </w:pPr>
+    </w:lvl>
+    <w:lvl w:ilvl="4" w:tplc="04090019" w:tentative="1">
+      <w:start w:val="1"/>
+      <w:numFmt w:val="lowerLetter"/>
+      <w:lvlText w:val="%5."/>
+      <w:lvlJc w:val="left"/>
+      <w:pPr>
+        <w:ind w:left="3600" w:hanging="360"/>
+      </w:pPr>
+    </w:lvl>
+    <w:lvl w:ilvl="5" w:tplc="0409001B" w:tentative="1">
+      <w:start w:val="1"/>
+      <w:numFmt w:val="lowerRoman"/>
+      <w:lvlText w:val="%6."/>
+      <w:lvlJc w:val="right"/>
+      <w:pPr>
+        <w:ind w:left="4320" w:hanging="180"/>
+      </w:pPr>
+    </w:lvl>
+    <w:lvl w:ilvl="6" w:tplc="0409000F" w:tentative="1">
+      <w:start w:val="1"/>
+      <w:numFmt w:val="decimal"/>
+      <w:lvlText w:val="%7."/>
+      <w:lvlJc w:val="left"/>
+      <w:pPr>
+        <w:ind w:left="5040" w:hanging="360"/>
+      </w:pPr>
+    </w:lvl>
+    <w:lvl w:ilvl="7" w:tplc="04090019" w:tentative="1">
+      <w:start w:val="1"/>
+      <w:numFmt w:val="lowerLetter"/>
+      <w:lvlText w:val="%8."/>
+      <w:lvlJc w:val="left"/>
+      <w:pPr>
+        <w:ind w:left="5760" w:hanging="360"/>
+      </w:pPr>
+    </w:lvl>
+    <w:lvl w:ilvl="8" w:tplc="0409001B" w:tentative="1">
+      <w:start w:val="1"/>
+      <w:numFmt w:val="lowerRoman"/>
+      <w:lvlText w:val="%9."/>
+      <w:lvlJc w:val="right"/>
+      <w:pPr>
+        <w:ind w:left="6480" w:hanging="180"/>
+      </w:pPr>
+    </w:lvl>
+  </w:abstractNum>
   <w:num w:numId="1" w16cid:durableId="2098942154">
+    <w:abstractNumId w:val="3"/>
+  </w:num>
+  <w:num w:numId="2" w16cid:durableId="1423377591">
     <w:abstractNumId w:val="1"/>
   </w:num>
-  <w:num w:numId="2" w16cid:durableId="1423377591">
+  <w:num w:numId="3" w16cid:durableId="1709836383">
+    <w:abstractNumId w:val="4"/>
+  </w:num>
+  <w:num w:numId="4" w16cid:durableId="957837110">
     <w:abstractNumId w:val="0"/>
   </w:num>
-  <w:num w:numId="3" w16cid:durableId="1709836383">
+  <w:num w:numId="5" w16cid:durableId="260915932">
+    <w:abstractNumId w:val="7"/>
+  </w:num>
+  <w:num w:numId="6" w16cid:durableId="162162350">
+    <w:abstractNumId w:val="5"/>
+  </w:num>
+  <w:num w:numId="7" w16cid:durableId="2000696287">
     <w:abstractNumId w:val="2"/>
+  </w:num>
+  <w:num w:numId="8" w16cid:durableId="134377335">
+    <w:abstractNumId w:val="6"/>
   </w:num>
 </w:numbering>
 </file>
@@ -2503,7 +7447,7 @@
         <w:kern w:val="2"/>
         <w:sz w:val="24"/>
         <w:szCs w:val="24"/>
-        <w:lang w:val="en-VN" w:eastAsia="en-US" w:bidi="ar-SA"/>
+        <w:lang w:eastAsia="en-US" w:bidi="ar-SA"/>
         <w14:ligatures w14:val="standardContextual"/>
       </w:rPr>
     </w:rPrDefault>
@@ -3516,7 +8460,2948 @@
       </w:tcPr>
     </w:tblStylePr>
   </w:style>
+  <w:style w:type="paragraph" w:styleId="ListBullet">
+    <w:name w:val="List Bullet"/>
+    <w:basedOn w:val="Normal"/>
+    <w:uiPriority w:val="99"/>
+    <w:unhideWhenUsed/>
+    <w:rsid w:val="00135D98"/>
+    <w:pPr>
+      <w:numPr>
+        <w:numId w:val="4"/>
+      </w:numPr>
+      <w:tabs>
+        <w:tab w:val="clear" w:pos="360"/>
+      </w:tabs>
+      <w:spacing w:after="200" w:line="276" w:lineRule="auto"/>
+      <w:ind w:left="0" w:firstLine="0"/>
+      <w:contextualSpacing/>
+    </w:pPr>
+    <w:rPr>
+      <w:rFonts w:eastAsiaTheme="minorEastAsia"/>
+      <w:kern w:val="0"/>
+      <w:sz w:val="22"/>
+      <w:szCs w:val="22"/>
+      <w:lang w:val="en-US"/>
+      <w14:ligatures w14:val="none"/>
+    </w:rPr>
+  </w:style>
 </w:styles>
+</file>
+
+<file path=word/charts/chart1.xml><?xml version="1.0" encoding="utf-8"?>
+<c:chartSpace xmlns:c="http://schemas.openxmlformats.org/drawingml/2006/chart" xmlns:a="http://schemas.openxmlformats.org/drawingml/2006/main" xmlns:r="http://schemas.openxmlformats.org/officeDocument/2006/relationships" xmlns:c16r2="http://schemas.microsoft.com/office/drawing/2015/06/chart">
+  <c:date1904 val="0"/>
+  <c:lang val="en-US"/>
+  <c:roundedCorners val="0"/>
+  <mc:AlternateContent xmlns:mc="http://schemas.openxmlformats.org/markup-compatibility/2006">
+    <mc:Choice xmlns:c14="http://schemas.microsoft.com/office/drawing/2007/8/2/chart" Requires="c14">
+      <c14:style val="102"/>
+    </mc:Choice>
+    <mc:Fallback>
+      <c:style val="2"/>
+    </mc:Fallback>
+  </mc:AlternateContent>
+  <c:chart>
+    <c:title>
+      <c:tx>
+        <c:rich>
+          <a:bodyPr rot="0" spcFirstLastPara="1" vertOverflow="ellipsis" vert="horz" wrap="square" anchor="ctr" anchorCtr="1"/>
+          <a:lstStyle/>
+          <a:p>
+            <a:pPr>
+              <a:defRPr sz="1400" b="0" i="0" u="none" strike="noStrike" kern="1200" spc="0" baseline="0">
+                <a:solidFill>
+                  <a:schemeClr val="tx1">
+                    <a:lumMod val="65000"/>
+                    <a:lumOff val="35000"/>
+                  </a:schemeClr>
+                </a:solidFill>
+                <a:latin typeface="+mn-lt"/>
+                <a:ea typeface="+mn-ea"/>
+                <a:cs typeface="+mn-cs"/>
+              </a:defRPr>
+            </a:pPr>
+            <a:r>
+              <a:rPr lang="en-US" sz="1400" b="0" i="0" u="none" strike="noStrike" baseline="0">
+                <a:effectLst/>
+              </a:rPr>
+              <a:t>Actual vs Predicted (Degree 1)</a:t>
+            </a:r>
+            <a:endParaRPr lang="en-US"/>
+          </a:p>
+        </c:rich>
+      </c:tx>
+      <c:overlay val="0"/>
+      <c:spPr>
+        <a:noFill/>
+        <a:ln>
+          <a:noFill/>
+        </a:ln>
+        <a:effectLst/>
+      </c:spPr>
+      <c:txPr>
+        <a:bodyPr rot="0" spcFirstLastPara="1" vertOverflow="ellipsis" vert="horz" wrap="square" anchor="ctr" anchorCtr="1"/>
+        <a:lstStyle/>
+        <a:p>
+          <a:pPr>
+            <a:defRPr sz="1400" b="0" i="0" u="none" strike="noStrike" kern="1200" spc="0" baseline="0">
+              <a:solidFill>
+                <a:schemeClr val="tx1">
+                  <a:lumMod val="65000"/>
+                  <a:lumOff val="35000"/>
+                </a:schemeClr>
+              </a:solidFill>
+              <a:latin typeface="+mn-lt"/>
+              <a:ea typeface="+mn-ea"/>
+              <a:cs typeface="+mn-cs"/>
+            </a:defRPr>
+          </a:pPr>
+          <a:endParaRPr lang="en-US"/>
+        </a:p>
+      </c:txPr>
+    </c:title>
+    <c:autoTitleDeleted val="0"/>
+    <c:plotArea>
+      <c:layout/>
+      <c:lineChart>
+        <c:grouping val="standard"/>
+        <c:varyColors val="0"/>
+        <c:ser>
+          <c:idx val="0"/>
+          <c:order val="0"/>
+          <c:tx>
+            <c:strRef>
+              <c:f>Excel_Regression!$AN$1</c:f>
+              <c:strCache>
+                <c:ptCount val="1"/>
+                <c:pt idx="0">
+                  <c:v>Month_Index</c:v>
+                </c:pt>
+              </c:strCache>
+            </c:strRef>
+          </c:tx>
+          <c:spPr>
+            <a:ln w="28575" cap="rnd">
+              <a:solidFill>
+                <a:schemeClr val="accent1"/>
+              </a:solidFill>
+              <a:round/>
+            </a:ln>
+            <a:effectLst/>
+          </c:spPr>
+          <c:marker>
+            <c:symbol val="none"/>
+          </c:marker>
+          <c:val>
+            <c:numRef>
+              <c:f>Excel_Regression!$AN$2:$AN$35</c:f>
+              <c:numCache>
+                <c:formatCode>General</c:formatCode>
+                <c:ptCount val="34"/>
+                <c:pt idx="0">
+                  <c:v>1</c:v>
+                </c:pt>
+                <c:pt idx="1">
+                  <c:v>2</c:v>
+                </c:pt>
+                <c:pt idx="2">
+                  <c:v>3</c:v>
+                </c:pt>
+                <c:pt idx="3">
+                  <c:v>4</c:v>
+                </c:pt>
+                <c:pt idx="4">
+                  <c:v>5</c:v>
+                </c:pt>
+                <c:pt idx="5">
+                  <c:v>6</c:v>
+                </c:pt>
+                <c:pt idx="6">
+                  <c:v>7</c:v>
+                </c:pt>
+                <c:pt idx="7">
+                  <c:v>8</c:v>
+                </c:pt>
+                <c:pt idx="8">
+                  <c:v>9</c:v>
+                </c:pt>
+                <c:pt idx="9">
+                  <c:v>10</c:v>
+                </c:pt>
+                <c:pt idx="10">
+                  <c:v>11</c:v>
+                </c:pt>
+                <c:pt idx="11">
+                  <c:v>12</c:v>
+                </c:pt>
+                <c:pt idx="12">
+                  <c:v>13</c:v>
+                </c:pt>
+                <c:pt idx="13">
+                  <c:v>14</c:v>
+                </c:pt>
+                <c:pt idx="14">
+                  <c:v>15</c:v>
+                </c:pt>
+                <c:pt idx="15">
+                  <c:v>16</c:v>
+                </c:pt>
+                <c:pt idx="16">
+                  <c:v>17</c:v>
+                </c:pt>
+                <c:pt idx="17">
+                  <c:v>18</c:v>
+                </c:pt>
+                <c:pt idx="18">
+                  <c:v>19</c:v>
+                </c:pt>
+                <c:pt idx="19">
+                  <c:v>20</c:v>
+                </c:pt>
+                <c:pt idx="20">
+                  <c:v>21</c:v>
+                </c:pt>
+                <c:pt idx="21">
+                  <c:v>22</c:v>
+                </c:pt>
+                <c:pt idx="22">
+                  <c:v>23</c:v>
+                </c:pt>
+                <c:pt idx="23">
+                  <c:v>24</c:v>
+                </c:pt>
+                <c:pt idx="24">
+                  <c:v>25</c:v>
+                </c:pt>
+                <c:pt idx="25">
+                  <c:v>26</c:v>
+                </c:pt>
+                <c:pt idx="26">
+                  <c:v>27</c:v>
+                </c:pt>
+                <c:pt idx="27">
+                  <c:v>28</c:v>
+                </c:pt>
+                <c:pt idx="28">
+                  <c:v>29</c:v>
+                </c:pt>
+                <c:pt idx="29">
+                  <c:v>30</c:v>
+                </c:pt>
+                <c:pt idx="30">
+                  <c:v>31</c:v>
+                </c:pt>
+                <c:pt idx="31">
+                  <c:v>32</c:v>
+                </c:pt>
+                <c:pt idx="32">
+                  <c:v>33</c:v>
+                </c:pt>
+                <c:pt idx="33">
+                  <c:v>34</c:v>
+                </c:pt>
+              </c:numCache>
+            </c:numRef>
+          </c:val>
+          <c:smooth val="0"/>
+          <c:extLst>
+            <c:ext xmlns:c16="http://schemas.microsoft.com/office/drawing/2014/chart" uri="{C3380CC4-5D6E-409C-BE32-E72D297353CC}">
+              <c16:uniqueId val="{00000000-90CC-401F-B4C6-FDAB6768DFC3}"/>
+            </c:ext>
+          </c:extLst>
+        </c:ser>
+        <c:ser>
+          <c:idx val="1"/>
+          <c:order val="1"/>
+          <c:tx>
+            <c:strRef>
+              <c:f>Excel_Regression!$AO$1</c:f>
+              <c:strCache>
+                <c:ptCount val="1"/>
+                <c:pt idx="0">
+                  <c:v>Actual</c:v>
+                </c:pt>
+              </c:strCache>
+            </c:strRef>
+          </c:tx>
+          <c:spPr>
+            <a:ln w="28575" cap="rnd">
+              <a:solidFill>
+                <a:schemeClr val="accent2"/>
+              </a:solidFill>
+              <a:round/>
+            </a:ln>
+            <a:effectLst/>
+          </c:spPr>
+          <c:marker>
+            <c:symbol val="none"/>
+          </c:marker>
+          <c:val>
+            <c:numRef>
+              <c:f>Excel_Regression!$AO$2:$AO$35</c:f>
+              <c:numCache>
+                <c:formatCode>General</c:formatCode>
+                <c:ptCount val="34"/>
+                <c:pt idx="0">
+                  <c:v>133920.16000000006</c:v>
+                </c:pt>
+                <c:pt idx="1">
+                  <c:v>160040.26</c:v>
+                </c:pt>
+                <c:pt idx="2">
+                  <c:v>121331.06000000001</c:v>
+                </c:pt>
+                <c:pt idx="3">
+                  <c:v>302132.50999999989</c:v>
+                </c:pt>
+                <c:pt idx="4">
+                  <c:v>348495.41999999993</c:v>
+                </c:pt>
+                <c:pt idx="5">
+                  <c:v>437882.08999999956</c:v>
+                </c:pt>
+                <c:pt idx="6">
+                  <c:v>502034.46</c:v>
+                </c:pt>
+                <c:pt idx="7">
+                  <c:v>556709.39</c:v>
+                </c:pt>
+                <c:pt idx="8">
+                  <c:v>481919.28999999911</c:v>
+                </c:pt>
+                <c:pt idx="9">
+                  <c:v>425545.44999999955</c:v>
+                </c:pt>
+                <c:pt idx="10">
+                  <c:v>479910.74999999971</c:v>
+                </c:pt>
+                <c:pt idx="11">
+                  <c:v>400994.24000000046</c:v>
+                </c:pt>
+                <c:pt idx="12">
+                  <c:v>212057.57999999987</c:v>
+                </c:pt>
+                <c:pt idx="13">
+                  <c:v>107067.63</c:v>
+                </c:pt>
+                <c:pt idx="14">
+                  <c:v>162602.97</c:v>
+                </c:pt>
+                <c:pt idx="15">
+                  <c:v>397236.37999999971</c:v>
+                </c:pt>
+                <c:pt idx="16">
+                  <c:v>368042.21999999945</c:v>
+                </c:pt>
+                <c:pt idx="17">
+                  <c:v>396280.47999999957</c:v>
+                </c:pt>
+                <c:pt idx="18">
+                  <c:v>541379.23999999964</c:v>
+                </c:pt>
+                <c:pt idx="19">
+                  <c:v>581670.8400000002</c:v>
+                </c:pt>
+                <c:pt idx="20">
+                  <c:v>431670.16000000003</c:v>
+                </c:pt>
+                <c:pt idx="21">
+                  <c:v>467289.7999999997</c:v>
+                </c:pt>
+                <c:pt idx="22">
+                  <c:v>517015.18999999959</c:v>
+                </c:pt>
+                <c:pt idx="23">
+                  <c:v>502009.96999999939</c:v>
+                </c:pt>
+                <c:pt idx="24">
+                  <c:v>193040.69000000003</c:v>
+                </c:pt>
+                <c:pt idx="25">
+                  <c:v>100592.8</c:v>
+                </c:pt>
+                <c:pt idx="26">
+                  <c:v>167497.99000000008</c:v>
+                </c:pt>
+                <c:pt idx="27">
+                  <c:v>265592.34999999992</c:v>
+                </c:pt>
+                <c:pt idx="28">
+                  <c:v>337648.56999999989</c:v>
+                </c:pt>
+                <c:pt idx="29">
+                  <c:v>505379.57</c:v>
+                </c:pt>
+                <c:pt idx="30">
+                  <c:v>484343.32999999949</c:v>
+                </c:pt>
+                <c:pt idx="31">
+                  <c:v>585743.58999999939</c:v>
+                </c:pt>
+                <c:pt idx="32">
+                  <c:v>493678.08999999979</c:v>
+                </c:pt>
+                <c:pt idx="33">
+                  <c:v>366858.27999999974</c:v>
+                </c:pt>
+              </c:numCache>
+            </c:numRef>
+          </c:val>
+          <c:smooth val="0"/>
+          <c:extLst>
+            <c:ext xmlns:c16="http://schemas.microsoft.com/office/drawing/2014/chart" uri="{C3380CC4-5D6E-409C-BE32-E72D297353CC}">
+              <c16:uniqueId val="{00000001-90CC-401F-B4C6-FDAB6768DFC3}"/>
+            </c:ext>
+          </c:extLst>
+        </c:ser>
+        <c:ser>
+          <c:idx val="2"/>
+          <c:order val="2"/>
+          <c:tx>
+            <c:v>Predict</c:v>
+          </c:tx>
+          <c:spPr>
+            <a:ln w="28575" cap="rnd">
+              <a:solidFill>
+                <a:schemeClr val="accent3"/>
+              </a:solidFill>
+              <a:round/>
+            </a:ln>
+            <a:effectLst/>
+          </c:spPr>
+          <c:marker>
+            <c:symbol val="none"/>
+          </c:marker>
+          <c:val>
+            <c:numRef>
+              <c:f>Excel_Regression!$AP$2:$AP$35</c:f>
+              <c:numCache>
+                <c:formatCode>General</c:formatCode>
+                <c:ptCount val="34"/>
+                <c:pt idx="0">
+                  <c:v>179232.44512820506</c:v>
+                </c:pt>
+                <c:pt idx="1">
+                  <c:v>212567.68358974351</c:v>
+                </c:pt>
+                <c:pt idx="2">
+                  <c:v>245902.92205128196</c:v>
+                </c:pt>
+                <c:pt idx="3">
+                  <c:v>279238.16051282041</c:v>
+                </c:pt>
+                <c:pt idx="4">
+                  <c:v>312573.39897435886</c:v>
+                </c:pt>
+                <c:pt idx="5">
+                  <c:v>345908.63743589731</c:v>
+                </c:pt>
+                <c:pt idx="6">
+                  <c:v>379243.87589743576</c:v>
+                </c:pt>
+                <c:pt idx="7">
+                  <c:v>412579.11435897421</c:v>
+                </c:pt>
+                <c:pt idx="8">
+                  <c:v>445914.35282051266</c:v>
+                </c:pt>
+                <c:pt idx="9">
+                  <c:v>479249.59128205111</c:v>
+                </c:pt>
+                <c:pt idx="10">
+                  <c:v>512584.82974358957</c:v>
+                </c:pt>
+                <c:pt idx="11">
+                  <c:v>545920.06820512796</c:v>
+                </c:pt>
+                <c:pt idx="12">
+                  <c:v>579255.30666666641</c:v>
+                </c:pt>
+                <c:pt idx="13">
+                  <c:v>612590.54512820486</c:v>
+                </c:pt>
+                <c:pt idx="14">
+                  <c:v>645925.78358974331</c:v>
+                </c:pt>
+                <c:pt idx="15">
+                  <c:v>679261.02205128176</c:v>
+                </c:pt>
+                <c:pt idx="16">
+                  <c:v>712596.26051282021</c:v>
+                </c:pt>
+                <c:pt idx="17">
+                  <c:v>745931.49897435866</c:v>
+                </c:pt>
+                <c:pt idx="18">
+                  <c:v>779266.73743589711</c:v>
+                </c:pt>
+                <c:pt idx="19">
+                  <c:v>812601.97589743556</c:v>
+                </c:pt>
+                <c:pt idx="20">
+                  <c:v>845937.21435897402</c:v>
+                </c:pt>
+                <c:pt idx="21">
+                  <c:v>879272.45282051247</c:v>
+                </c:pt>
+                <c:pt idx="22">
+                  <c:v>912607.69128205092</c:v>
+                </c:pt>
+                <c:pt idx="23">
+                  <c:v>945942.92974358937</c:v>
+                </c:pt>
+                <c:pt idx="24">
+                  <c:v>979278.16820512782</c:v>
+                </c:pt>
+                <c:pt idx="25">
+                  <c:v>1012613.4066666663</c:v>
+                </c:pt>
+                <c:pt idx="26">
+                  <c:v>1045948.6451282047</c:v>
+                </c:pt>
+                <c:pt idx="27">
+                  <c:v>1079283.8835897432</c:v>
+                </c:pt>
+                <c:pt idx="28">
+                  <c:v>1112619.1220512816</c:v>
+                </c:pt>
+                <c:pt idx="29">
+                  <c:v>1145954.3605128201</c:v>
+                </c:pt>
+                <c:pt idx="30">
+                  <c:v>1179289.5989743585</c:v>
+                </c:pt>
+                <c:pt idx="31">
+                  <c:v>1212624.837435897</c:v>
+                </c:pt>
+                <c:pt idx="32">
+                  <c:v>1245960.0758974354</c:v>
+                </c:pt>
+                <c:pt idx="33">
+                  <c:v>1279295.3143589739</c:v>
+                </c:pt>
+              </c:numCache>
+            </c:numRef>
+          </c:val>
+          <c:smooth val="0"/>
+          <c:extLst>
+            <c:ext xmlns:c16="http://schemas.microsoft.com/office/drawing/2014/chart" uri="{C3380CC4-5D6E-409C-BE32-E72D297353CC}">
+              <c16:uniqueId val="{00000002-90CC-401F-B4C6-FDAB6768DFC3}"/>
+            </c:ext>
+          </c:extLst>
+        </c:ser>
+        <c:dLbls>
+          <c:showLegendKey val="0"/>
+          <c:showVal val="0"/>
+          <c:showCatName val="0"/>
+          <c:showSerName val="0"/>
+          <c:showPercent val="0"/>
+          <c:showBubbleSize val="0"/>
+        </c:dLbls>
+        <c:smooth val="0"/>
+        <c:axId val="1563218144"/>
+        <c:axId val="1563217664"/>
+      </c:lineChart>
+      <c:catAx>
+        <c:axId val="1563218144"/>
+        <c:scaling>
+          <c:orientation val="minMax"/>
+        </c:scaling>
+        <c:delete val="0"/>
+        <c:axPos val="b"/>
+        <c:title>
+          <c:tx>
+            <c:rich>
+              <a:bodyPr rot="0" spcFirstLastPara="1" vertOverflow="ellipsis" vert="horz" wrap="square" anchor="ctr" anchorCtr="1"/>
+              <a:lstStyle/>
+              <a:p>
+                <a:pPr>
+                  <a:defRPr sz="1000" b="0" i="0" u="none" strike="noStrike" kern="1200" baseline="0">
+                    <a:solidFill>
+                      <a:schemeClr val="tx1">
+                        <a:lumMod val="65000"/>
+                        <a:lumOff val="35000"/>
+                      </a:schemeClr>
+                    </a:solidFill>
+                    <a:latin typeface="+mn-lt"/>
+                    <a:ea typeface="+mn-ea"/>
+                    <a:cs typeface="+mn-cs"/>
+                  </a:defRPr>
+                </a:pPr>
+                <a:r>
+                  <a:rPr lang="en-US" sz="1000" b="0" i="0" u="none" strike="noStrike" baseline="0">
+                    <a:effectLst/>
+                  </a:rPr>
+                  <a:t>Month Index (Jan-2023 = 1 … Oct-2025 = 34)</a:t>
+                </a:r>
+                <a:endParaRPr lang="en-US"/>
+              </a:p>
+            </c:rich>
+          </c:tx>
+          <c:overlay val="0"/>
+          <c:spPr>
+            <a:noFill/>
+            <a:ln>
+              <a:noFill/>
+            </a:ln>
+            <a:effectLst/>
+          </c:spPr>
+          <c:txPr>
+            <a:bodyPr rot="0" spcFirstLastPara="1" vertOverflow="ellipsis" vert="horz" wrap="square" anchor="ctr" anchorCtr="1"/>
+            <a:lstStyle/>
+            <a:p>
+              <a:pPr>
+                <a:defRPr sz="1000" b="0" i="0" u="none" strike="noStrike" kern="1200" baseline="0">
+                  <a:solidFill>
+                    <a:schemeClr val="tx1">
+                      <a:lumMod val="65000"/>
+                      <a:lumOff val="35000"/>
+                    </a:schemeClr>
+                  </a:solidFill>
+                  <a:latin typeface="+mn-lt"/>
+                  <a:ea typeface="+mn-ea"/>
+                  <a:cs typeface="+mn-cs"/>
+                </a:defRPr>
+              </a:pPr>
+              <a:endParaRPr lang="en-US"/>
+            </a:p>
+          </c:txPr>
+        </c:title>
+        <c:majorTickMark val="none"/>
+        <c:minorTickMark val="none"/>
+        <c:tickLblPos val="nextTo"/>
+        <c:spPr>
+          <a:noFill/>
+          <a:ln w="9525" cap="flat" cmpd="sng" algn="ctr">
+            <a:solidFill>
+              <a:schemeClr val="tx1">
+                <a:lumMod val="15000"/>
+                <a:lumOff val="85000"/>
+              </a:schemeClr>
+            </a:solidFill>
+            <a:round/>
+          </a:ln>
+          <a:effectLst/>
+        </c:spPr>
+        <c:txPr>
+          <a:bodyPr rot="-60000000" spcFirstLastPara="1" vertOverflow="ellipsis" vert="horz" wrap="square" anchor="ctr" anchorCtr="1"/>
+          <a:lstStyle/>
+          <a:p>
+            <a:pPr>
+              <a:defRPr sz="900" b="0" i="0" u="none" strike="noStrike" kern="1200" baseline="0">
+                <a:solidFill>
+                  <a:schemeClr val="tx1">
+                    <a:lumMod val="65000"/>
+                    <a:lumOff val="35000"/>
+                  </a:schemeClr>
+                </a:solidFill>
+                <a:latin typeface="+mn-lt"/>
+                <a:ea typeface="+mn-ea"/>
+                <a:cs typeface="+mn-cs"/>
+              </a:defRPr>
+            </a:pPr>
+            <a:endParaRPr lang="en-US"/>
+          </a:p>
+        </c:txPr>
+        <c:crossAx val="1563217664"/>
+        <c:crosses val="autoZero"/>
+        <c:auto val="1"/>
+        <c:lblAlgn val="ctr"/>
+        <c:lblOffset val="100"/>
+        <c:noMultiLvlLbl val="0"/>
+      </c:catAx>
+      <c:valAx>
+        <c:axId val="1563217664"/>
+        <c:scaling>
+          <c:orientation val="minMax"/>
+        </c:scaling>
+        <c:delete val="0"/>
+        <c:axPos val="l"/>
+        <c:majorGridlines>
+          <c:spPr>
+            <a:ln w="9525" cap="flat" cmpd="sng" algn="ctr">
+              <a:solidFill>
+                <a:schemeClr val="tx1">
+                  <a:lumMod val="15000"/>
+                  <a:lumOff val="85000"/>
+                </a:schemeClr>
+              </a:solidFill>
+              <a:round/>
+            </a:ln>
+            <a:effectLst/>
+          </c:spPr>
+        </c:majorGridlines>
+        <c:title>
+          <c:tx>
+            <c:rich>
+              <a:bodyPr rot="-5400000" spcFirstLastPara="1" vertOverflow="ellipsis" vert="horz" wrap="square" anchor="ctr" anchorCtr="1"/>
+              <a:lstStyle/>
+              <a:p>
+                <a:pPr>
+                  <a:defRPr sz="1000" b="0" i="0" u="none" strike="noStrike" kern="1200" baseline="0">
+                    <a:solidFill>
+                      <a:schemeClr val="tx1">
+                        <a:lumMod val="65000"/>
+                        <a:lumOff val="35000"/>
+                      </a:schemeClr>
+                    </a:solidFill>
+                    <a:latin typeface="+mn-lt"/>
+                    <a:ea typeface="+mn-ea"/>
+                    <a:cs typeface="+mn-cs"/>
+                  </a:defRPr>
+                </a:pPr>
+                <a:r>
+                  <a:rPr lang="en-US" sz="1000" b="0" i="0" u="none" strike="noStrike" baseline="0">
+                    <a:effectLst/>
+                  </a:rPr>
+                  <a:t>Total Spent</a:t>
+                </a:r>
+                <a:endParaRPr lang="en-US"/>
+              </a:p>
+            </c:rich>
+          </c:tx>
+          <c:overlay val="0"/>
+          <c:spPr>
+            <a:noFill/>
+            <a:ln>
+              <a:noFill/>
+            </a:ln>
+            <a:effectLst/>
+          </c:spPr>
+          <c:txPr>
+            <a:bodyPr rot="-5400000" spcFirstLastPara="1" vertOverflow="ellipsis" vert="horz" wrap="square" anchor="ctr" anchorCtr="1"/>
+            <a:lstStyle/>
+            <a:p>
+              <a:pPr>
+                <a:defRPr sz="1000" b="0" i="0" u="none" strike="noStrike" kern="1200" baseline="0">
+                  <a:solidFill>
+                    <a:schemeClr val="tx1">
+                      <a:lumMod val="65000"/>
+                      <a:lumOff val="35000"/>
+                    </a:schemeClr>
+                  </a:solidFill>
+                  <a:latin typeface="+mn-lt"/>
+                  <a:ea typeface="+mn-ea"/>
+                  <a:cs typeface="+mn-cs"/>
+                </a:defRPr>
+              </a:pPr>
+              <a:endParaRPr lang="en-US"/>
+            </a:p>
+          </c:txPr>
+        </c:title>
+        <c:numFmt formatCode="General" sourceLinked="1"/>
+        <c:majorTickMark val="none"/>
+        <c:minorTickMark val="none"/>
+        <c:tickLblPos val="nextTo"/>
+        <c:spPr>
+          <a:noFill/>
+          <a:ln>
+            <a:noFill/>
+          </a:ln>
+          <a:effectLst/>
+        </c:spPr>
+        <c:txPr>
+          <a:bodyPr rot="-60000000" spcFirstLastPara="1" vertOverflow="ellipsis" vert="horz" wrap="square" anchor="ctr" anchorCtr="1"/>
+          <a:lstStyle/>
+          <a:p>
+            <a:pPr>
+              <a:defRPr sz="900" b="0" i="0" u="none" strike="noStrike" kern="1200" baseline="0">
+                <a:solidFill>
+                  <a:schemeClr val="tx1">
+                    <a:lumMod val="65000"/>
+                    <a:lumOff val="35000"/>
+                  </a:schemeClr>
+                </a:solidFill>
+                <a:latin typeface="+mn-lt"/>
+                <a:ea typeface="+mn-ea"/>
+                <a:cs typeface="+mn-cs"/>
+              </a:defRPr>
+            </a:pPr>
+            <a:endParaRPr lang="en-US"/>
+          </a:p>
+        </c:txPr>
+        <c:crossAx val="1563218144"/>
+        <c:crosses val="autoZero"/>
+        <c:crossBetween val="between"/>
+      </c:valAx>
+      <c:spPr>
+        <a:noFill/>
+        <a:ln>
+          <a:noFill/>
+        </a:ln>
+        <a:effectLst/>
+      </c:spPr>
+    </c:plotArea>
+    <c:legend>
+      <c:legendPos val="b"/>
+      <c:overlay val="0"/>
+      <c:spPr>
+        <a:noFill/>
+        <a:ln>
+          <a:noFill/>
+        </a:ln>
+        <a:effectLst/>
+      </c:spPr>
+      <c:txPr>
+        <a:bodyPr rot="0" spcFirstLastPara="1" vertOverflow="ellipsis" vert="horz" wrap="square" anchor="ctr" anchorCtr="1"/>
+        <a:lstStyle/>
+        <a:p>
+          <a:pPr>
+            <a:defRPr sz="900" b="0" i="0" u="none" strike="noStrike" kern="1200" baseline="0">
+              <a:solidFill>
+                <a:schemeClr val="tx1">
+                  <a:lumMod val="65000"/>
+                  <a:lumOff val="35000"/>
+                </a:schemeClr>
+              </a:solidFill>
+              <a:latin typeface="+mn-lt"/>
+              <a:ea typeface="+mn-ea"/>
+              <a:cs typeface="+mn-cs"/>
+            </a:defRPr>
+          </a:pPr>
+          <a:endParaRPr lang="en-US"/>
+        </a:p>
+      </c:txPr>
+    </c:legend>
+    <c:plotVisOnly val="1"/>
+    <c:dispBlanksAs val="gap"/>
+    <c:showDLblsOverMax val="0"/>
+    <c:extLst>
+      <c:ext xmlns:c16r3="http://schemas.microsoft.com/office/drawing/2017/03/chart" uri="{56B9EC1D-385E-4148-901F-78D8002777C0}">
+        <c16r3:dataDisplayOptions16>
+          <c16r3:dispNaAsBlank val="1"/>
+        </c16r3:dataDisplayOptions16>
+      </c:ext>
+    </c:extLst>
+  </c:chart>
+  <c:spPr>
+    <a:solidFill>
+      <a:schemeClr val="bg1"/>
+    </a:solidFill>
+    <a:ln w="9525" cap="flat" cmpd="sng" algn="ctr">
+      <a:solidFill>
+        <a:schemeClr val="tx1">
+          <a:lumMod val="15000"/>
+          <a:lumOff val="85000"/>
+        </a:schemeClr>
+      </a:solidFill>
+      <a:round/>
+    </a:ln>
+    <a:effectLst/>
+  </c:spPr>
+  <c:txPr>
+    <a:bodyPr/>
+    <a:lstStyle/>
+    <a:p>
+      <a:pPr>
+        <a:defRPr/>
+      </a:pPr>
+      <a:endParaRPr lang="en-US"/>
+    </a:p>
+  </c:txPr>
+  <c:externalData r:id="rId3">
+    <c:autoUpdate val="0"/>
+  </c:externalData>
+</c:chartSpace>
+</file>
+
+<file path=word/charts/chart2.xml><?xml version="1.0" encoding="utf-8"?>
+<c:chartSpace xmlns:c="http://schemas.openxmlformats.org/drawingml/2006/chart" xmlns:a="http://schemas.openxmlformats.org/drawingml/2006/main" xmlns:r="http://schemas.openxmlformats.org/officeDocument/2006/relationships" xmlns:c16r2="http://schemas.microsoft.com/office/drawing/2015/06/chart">
+  <c:date1904 val="0"/>
+  <c:lang val="en-US"/>
+  <c:roundedCorners val="0"/>
+  <mc:AlternateContent xmlns:mc="http://schemas.openxmlformats.org/markup-compatibility/2006">
+    <mc:Choice xmlns:c14="http://schemas.microsoft.com/office/drawing/2007/8/2/chart" Requires="c14">
+      <c14:style val="102"/>
+    </mc:Choice>
+    <mc:Fallback>
+      <c:style val="2"/>
+    </mc:Fallback>
+  </mc:AlternateContent>
+  <c:chart>
+    <c:title>
+      <c:tx>
+        <c:rich>
+          <a:bodyPr rot="0" spcFirstLastPara="1" vertOverflow="ellipsis" vert="horz" wrap="square" anchor="ctr" anchorCtr="1"/>
+          <a:lstStyle/>
+          <a:p>
+            <a:pPr>
+              <a:defRPr sz="1400" b="0" i="0" u="none" strike="noStrike" kern="1200" spc="0" baseline="0">
+                <a:solidFill>
+                  <a:schemeClr val="tx1">
+                    <a:lumMod val="65000"/>
+                    <a:lumOff val="35000"/>
+                  </a:schemeClr>
+                </a:solidFill>
+                <a:latin typeface="+mn-lt"/>
+                <a:ea typeface="+mn-ea"/>
+                <a:cs typeface="+mn-cs"/>
+              </a:defRPr>
+            </a:pPr>
+            <a:r>
+              <a:rPr lang="en-US" sz="1400" b="0" i="0" u="none" strike="noStrike" kern="1200" spc="0" baseline="0">
+                <a:solidFill>
+                  <a:sysClr val="windowText" lastClr="000000">
+                    <a:lumMod val="65000"/>
+                    <a:lumOff val="35000"/>
+                  </a:sysClr>
+                </a:solidFill>
+                <a:effectLst/>
+              </a:rPr>
+              <a:t>Actual vs Predicted (Degree 1)</a:t>
+            </a:r>
+            <a:endParaRPr lang="en-US" sz="1400" b="0" i="0" u="none" strike="noStrike" kern="1200" spc="0" baseline="0">
+              <a:solidFill>
+                <a:sysClr val="windowText" lastClr="000000">
+                  <a:lumMod val="65000"/>
+                  <a:lumOff val="35000"/>
+                </a:sysClr>
+              </a:solidFill>
+            </a:endParaRPr>
+          </a:p>
+        </c:rich>
+      </c:tx>
+      <c:layout>
+        <c:manualLayout>
+          <c:xMode val="edge"/>
+          <c:yMode val="edge"/>
+          <c:x val="0.26301383043232135"/>
+          <c:y val="2.6436929758780148E-2"/>
+        </c:manualLayout>
+      </c:layout>
+      <c:overlay val="0"/>
+      <c:spPr>
+        <a:noFill/>
+        <a:ln>
+          <a:noFill/>
+        </a:ln>
+        <a:effectLst/>
+      </c:spPr>
+      <c:txPr>
+        <a:bodyPr rot="0" spcFirstLastPara="1" vertOverflow="ellipsis" vert="horz" wrap="square" anchor="ctr" anchorCtr="1"/>
+        <a:lstStyle/>
+        <a:p>
+          <a:pPr>
+            <a:defRPr sz="1400" b="0" i="0" u="none" strike="noStrike" kern="1200" spc="0" baseline="0">
+              <a:solidFill>
+                <a:schemeClr val="tx1">
+                  <a:lumMod val="65000"/>
+                  <a:lumOff val="35000"/>
+                </a:schemeClr>
+              </a:solidFill>
+              <a:latin typeface="+mn-lt"/>
+              <a:ea typeface="+mn-ea"/>
+              <a:cs typeface="+mn-cs"/>
+            </a:defRPr>
+          </a:pPr>
+          <a:endParaRPr lang="en-US"/>
+        </a:p>
+      </c:txPr>
+    </c:title>
+    <c:autoTitleDeleted val="0"/>
+    <c:plotArea>
+      <c:layout/>
+      <c:scatterChart>
+        <c:scatterStyle val="smoothMarker"/>
+        <c:varyColors val="0"/>
+        <c:ser>
+          <c:idx val="0"/>
+          <c:order val="0"/>
+          <c:tx>
+            <c:strRef>
+              <c:f>Excel_Regression!$AO$1</c:f>
+              <c:strCache>
+                <c:ptCount val="1"/>
+                <c:pt idx="0">
+                  <c:v>Actual</c:v>
+                </c:pt>
+              </c:strCache>
+            </c:strRef>
+          </c:tx>
+          <c:spPr>
+            <a:ln w="19050" cap="rnd">
+              <a:solidFill>
+                <a:schemeClr val="accent1"/>
+              </a:solidFill>
+              <a:round/>
+            </a:ln>
+            <a:effectLst/>
+          </c:spPr>
+          <c:marker>
+            <c:symbol val="circle"/>
+            <c:size val="5"/>
+            <c:spPr>
+              <a:solidFill>
+                <a:schemeClr val="accent1"/>
+              </a:solidFill>
+              <a:ln w="9525">
+                <a:solidFill>
+                  <a:schemeClr val="accent1"/>
+                </a:solidFill>
+              </a:ln>
+              <a:effectLst/>
+            </c:spPr>
+          </c:marker>
+          <c:xVal>
+            <c:numRef>
+              <c:f>Excel_Regression!$AN$2:$AN$35</c:f>
+              <c:numCache>
+                <c:formatCode>General</c:formatCode>
+                <c:ptCount val="34"/>
+                <c:pt idx="0">
+                  <c:v>1</c:v>
+                </c:pt>
+                <c:pt idx="1">
+                  <c:v>2</c:v>
+                </c:pt>
+                <c:pt idx="2">
+                  <c:v>3</c:v>
+                </c:pt>
+                <c:pt idx="3">
+                  <c:v>4</c:v>
+                </c:pt>
+                <c:pt idx="4">
+                  <c:v>5</c:v>
+                </c:pt>
+                <c:pt idx="5">
+                  <c:v>6</c:v>
+                </c:pt>
+                <c:pt idx="6">
+                  <c:v>7</c:v>
+                </c:pt>
+                <c:pt idx="7">
+                  <c:v>8</c:v>
+                </c:pt>
+                <c:pt idx="8">
+                  <c:v>9</c:v>
+                </c:pt>
+                <c:pt idx="9">
+                  <c:v>10</c:v>
+                </c:pt>
+                <c:pt idx="10">
+                  <c:v>11</c:v>
+                </c:pt>
+                <c:pt idx="11">
+                  <c:v>12</c:v>
+                </c:pt>
+                <c:pt idx="12">
+                  <c:v>13</c:v>
+                </c:pt>
+                <c:pt idx="13">
+                  <c:v>14</c:v>
+                </c:pt>
+                <c:pt idx="14">
+                  <c:v>15</c:v>
+                </c:pt>
+                <c:pt idx="15">
+                  <c:v>16</c:v>
+                </c:pt>
+                <c:pt idx="16">
+                  <c:v>17</c:v>
+                </c:pt>
+                <c:pt idx="17">
+                  <c:v>18</c:v>
+                </c:pt>
+                <c:pt idx="18">
+                  <c:v>19</c:v>
+                </c:pt>
+                <c:pt idx="19">
+                  <c:v>20</c:v>
+                </c:pt>
+                <c:pt idx="20">
+                  <c:v>21</c:v>
+                </c:pt>
+                <c:pt idx="21">
+                  <c:v>22</c:v>
+                </c:pt>
+                <c:pt idx="22">
+                  <c:v>23</c:v>
+                </c:pt>
+                <c:pt idx="23">
+                  <c:v>24</c:v>
+                </c:pt>
+                <c:pt idx="24">
+                  <c:v>25</c:v>
+                </c:pt>
+                <c:pt idx="25">
+                  <c:v>26</c:v>
+                </c:pt>
+                <c:pt idx="26">
+                  <c:v>27</c:v>
+                </c:pt>
+                <c:pt idx="27">
+                  <c:v>28</c:v>
+                </c:pt>
+                <c:pt idx="28">
+                  <c:v>29</c:v>
+                </c:pt>
+                <c:pt idx="29">
+                  <c:v>30</c:v>
+                </c:pt>
+                <c:pt idx="30">
+                  <c:v>31</c:v>
+                </c:pt>
+                <c:pt idx="31">
+                  <c:v>32</c:v>
+                </c:pt>
+                <c:pt idx="32">
+                  <c:v>33</c:v>
+                </c:pt>
+                <c:pt idx="33">
+                  <c:v>34</c:v>
+                </c:pt>
+              </c:numCache>
+            </c:numRef>
+          </c:xVal>
+          <c:yVal>
+            <c:numRef>
+              <c:f>Excel_Regression!$AO$2:$AO$35</c:f>
+              <c:numCache>
+                <c:formatCode>General</c:formatCode>
+                <c:ptCount val="34"/>
+                <c:pt idx="0">
+                  <c:v>133920.16000000006</c:v>
+                </c:pt>
+                <c:pt idx="1">
+                  <c:v>160040.26</c:v>
+                </c:pt>
+                <c:pt idx="2">
+                  <c:v>121331.06000000001</c:v>
+                </c:pt>
+                <c:pt idx="3">
+                  <c:v>302132.50999999989</c:v>
+                </c:pt>
+                <c:pt idx="4">
+                  <c:v>348495.41999999993</c:v>
+                </c:pt>
+                <c:pt idx="5">
+                  <c:v>437882.08999999956</c:v>
+                </c:pt>
+                <c:pt idx="6">
+                  <c:v>502034.46</c:v>
+                </c:pt>
+                <c:pt idx="7">
+                  <c:v>556709.39</c:v>
+                </c:pt>
+                <c:pt idx="8">
+                  <c:v>481919.28999999911</c:v>
+                </c:pt>
+                <c:pt idx="9">
+                  <c:v>425545.44999999955</c:v>
+                </c:pt>
+                <c:pt idx="10">
+                  <c:v>479910.74999999971</c:v>
+                </c:pt>
+                <c:pt idx="11">
+                  <c:v>400994.24000000046</c:v>
+                </c:pt>
+                <c:pt idx="12">
+                  <c:v>212057.57999999987</c:v>
+                </c:pt>
+                <c:pt idx="13">
+                  <c:v>107067.63</c:v>
+                </c:pt>
+                <c:pt idx="14">
+                  <c:v>162602.97</c:v>
+                </c:pt>
+                <c:pt idx="15">
+                  <c:v>397236.37999999971</c:v>
+                </c:pt>
+                <c:pt idx="16">
+                  <c:v>368042.21999999945</c:v>
+                </c:pt>
+                <c:pt idx="17">
+                  <c:v>396280.47999999957</c:v>
+                </c:pt>
+                <c:pt idx="18">
+                  <c:v>541379.23999999964</c:v>
+                </c:pt>
+                <c:pt idx="19">
+                  <c:v>581670.8400000002</c:v>
+                </c:pt>
+                <c:pt idx="20">
+                  <c:v>431670.16000000003</c:v>
+                </c:pt>
+                <c:pt idx="21">
+                  <c:v>467289.7999999997</c:v>
+                </c:pt>
+                <c:pt idx="22">
+                  <c:v>517015.18999999959</c:v>
+                </c:pt>
+                <c:pt idx="23">
+                  <c:v>502009.96999999939</c:v>
+                </c:pt>
+                <c:pt idx="24">
+                  <c:v>193040.69000000003</c:v>
+                </c:pt>
+                <c:pt idx="25">
+                  <c:v>100592.8</c:v>
+                </c:pt>
+                <c:pt idx="26">
+                  <c:v>167497.99000000008</c:v>
+                </c:pt>
+                <c:pt idx="27">
+                  <c:v>265592.34999999992</c:v>
+                </c:pt>
+                <c:pt idx="28">
+                  <c:v>337648.56999999989</c:v>
+                </c:pt>
+                <c:pt idx="29">
+                  <c:v>505379.57</c:v>
+                </c:pt>
+                <c:pt idx="30">
+                  <c:v>484343.32999999949</c:v>
+                </c:pt>
+                <c:pt idx="31">
+                  <c:v>585743.58999999939</c:v>
+                </c:pt>
+                <c:pt idx="32">
+                  <c:v>493678.08999999979</c:v>
+                </c:pt>
+                <c:pt idx="33">
+                  <c:v>366858.27999999974</c:v>
+                </c:pt>
+              </c:numCache>
+            </c:numRef>
+          </c:yVal>
+          <c:smooth val="1"/>
+          <c:extLst>
+            <c:ext xmlns:c16="http://schemas.microsoft.com/office/drawing/2014/chart" uri="{C3380CC4-5D6E-409C-BE32-E72D297353CC}">
+              <c16:uniqueId val="{00000000-2D9C-4F19-A7EE-8BD57F868DF0}"/>
+            </c:ext>
+          </c:extLst>
+        </c:ser>
+        <c:ser>
+          <c:idx val="1"/>
+          <c:order val="1"/>
+          <c:tx>
+            <c:v>Predict</c:v>
+          </c:tx>
+          <c:spPr>
+            <a:ln w="19050" cap="rnd">
+              <a:solidFill>
+                <a:schemeClr val="accent2"/>
+              </a:solidFill>
+              <a:round/>
+            </a:ln>
+            <a:effectLst/>
+          </c:spPr>
+          <c:marker>
+            <c:symbol val="circle"/>
+            <c:size val="5"/>
+            <c:spPr>
+              <a:solidFill>
+                <a:schemeClr val="accent2"/>
+              </a:solidFill>
+              <a:ln w="9525">
+                <a:solidFill>
+                  <a:schemeClr val="accent2"/>
+                </a:solidFill>
+              </a:ln>
+              <a:effectLst/>
+            </c:spPr>
+          </c:marker>
+          <c:xVal>
+            <c:numRef>
+              <c:f>Excel_Regression!$AN$2:$AN$35</c:f>
+              <c:numCache>
+                <c:formatCode>General</c:formatCode>
+                <c:ptCount val="34"/>
+                <c:pt idx="0">
+                  <c:v>1</c:v>
+                </c:pt>
+                <c:pt idx="1">
+                  <c:v>2</c:v>
+                </c:pt>
+                <c:pt idx="2">
+                  <c:v>3</c:v>
+                </c:pt>
+                <c:pt idx="3">
+                  <c:v>4</c:v>
+                </c:pt>
+                <c:pt idx="4">
+                  <c:v>5</c:v>
+                </c:pt>
+                <c:pt idx="5">
+                  <c:v>6</c:v>
+                </c:pt>
+                <c:pt idx="6">
+                  <c:v>7</c:v>
+                </c:pt>
+                <c:pt idx="7">
+                  <c:v>8</c:v>
+                </c:pt>
+                <c:pt idx="8">
+                  <c:v>9</c:v>
+                </c:pt>
+                <c:pt idx="9">
+                  <c:v>10</c:v>
+                </c:pt>
+                <c:pt idx="10">
+                  <c:v>11</c:v>
+                </c:pt>
+                <c:pt idx="11">
+                  <c:v>12</c:v>
+                </c:pt>
+                <c:pt idx="12">
+                  <c:v>13</c:v>
+                </c:pt>
+                <c:pt idx="13">
+                  <c:v>14</c:v>
+                </c:pt>
+                <c:pt idx="14">
+                  <c:v>15</c:v>
+                </c:pt>
+                <c:pt idx="15">
+                  <c:v>16</c:v>
+                </c:pt>
+                <c:pt idx="16">
+                  <c:v>17</c:v>
+                </c:pt>
+                <c:pt idx="17">
+                  <c:v>18</c:v>
+                </c:pt>
+                <c:pt idx="18">
+                  <c:v>19</c:v>
+                </c:pt>
+                <c:pt idx="19">
+                  <c:v>20</c:v>
+                </c:pt>
+                <c:pt idx="20">
+                  <c:v>21</c:v>
+                </c:pt>
+                <c:pt idx="21">
+                  <c:v>22</c:v>
+                </c:pt>
+                <c:pt idx="22">
+                  <c:v>23</c:v>
+                </c:pt>
+                <c:pt idx="23">
+                  <c:v>24</c:v>
+                </c:pt>
+                <c:pt idx="24">
+                  <c:v>25</c:v>
+                </c:pt>
+                <c:pt idx="25">
+                  <c:v>26</c:v>
+                </c:pt>
+                <c:pt idx="26">
+                  <c:v>27</c:v>
+                </c:pt>
+                <c:pt idx="27">
+                  <c:v>28</c:v>
+                </c:pt>
+                <c:pt idx="28">
+                  <c:v>29</c:v>
+                </c:pt>
+                <c:pt idx="29">
+                  <c:v>30</c:v>
+                </c:pt>
+                <c:pt idx="30">
+                  <c:v>31</c:v>
+                </c:pt>
+                <c:pt idx="31">
+                  <c:v>32</c:v>
+                </c:pt>
+                <c:pt idx="32">
+                  <c:v>33</c:v>
+                </c:pt>
+                <c:pt idx="33">
+                  <c:v>34</c:v>
+                </c:pt>
+              </c:numCache>
+            </c:numRef>
+          </c:xVal>
+          <c:yVal>
+            <c:numRef>
+              <c:f>Excel_Regression!$AP$2:$AP$35</c:f>
+              <c:numCache>
+                <c:formatCode>General</c:formatCode>
+                <c:ptCount val="34"/>
+                <c:pt idx="0">
+                  <c:v>179232.44512820506</c:v>
+                </c:pt>
+                <c:pt idx="1">
+                  <c:v>212567.68358974351</c:v>
+                </c:pt>
+                <c:pt idx="2">
+                  <c:v>245902.92205128196</c:v>
+                </c:pt>
+                <c:pt idx="3">
+                  <c:v>279238.16051282041</c:v>
+                </c:pt>
+                <c:pt idx="4">
+                  <c:v>312573.39897435886</c:v>
+                </c:pt>
+                <c:pt idx="5">
+                  <c:v>345908.63743589731</c:v>
+                </c:pt>
+                <c:pt idx="6">
+                  <c:v>379243.87589743576</c:v>
+                </c:pt>
+                <c:pt idx="7">
+                  <c:v>412579.11435897421</c:v>
+                </c:pt>
+                <c:pt idx="8">
+                  <c:v>445914.35282051266</c:v>
+                </c:pt>
+                <c:pt idx="9">
+                  <c:v>479249.59128205111</c:v>
+                </c:pt>
+                <c:pt idx="10">
+                  <c:v>512584.82974358957</c:v>
+                </c:pt>
+                <c:pt idx="11">
+                  <c:v>545920.06820512796</c:v>
+                </c:pt>
+                <c:pt idx="12">
+                  <c:v>579255.30666666641</c:v>
+                </c:pt>
+                <c:pt idx="13">
+                  <c:v>612590.54512820486</c:v>
+                </c:pt>
+                <c:pt idx="14">
+                  <c:v>645925.78358974331</c:v>
+                </c:pt>
+                <c:pt idx="15">
+                  <c:v>679261.02205128176</c:v>
+                </c:pt>
+                <c:pt idx="16">
+                  <c:v>712596.26051282021</c:v>
+                </c:pt>
+                <c:pt idx="17">
+                  <c:v>745931.49897435866</c:v>
+                </c:pt>
+                <c:pt idx="18">
+                  <c:v>779266.73743589711</c:v>
+                </c:pt>
+                <c:pt idx="19">
+                  <c:v>812601.97589743556</c:v>
+                </c:pt>
+                <c:pt idx="20">
+                  <c:v>845937.21435897402</c:v>
+                </c:pt>
+                <c:pt idx="21">
+                  <c:v>879272.45282051247</c:v>
+                </c:pt>
+                <c:pt idx="22">
+                  <c:v>912607.69128205092</c:v>
+                </c:pt>
+                <c:pt idx="23">
+                  <c:v>945942.92974358937</c:v>
+                </c:pt>
+                <c:pt idx="24">
+                  <c:v>979278.16820512782</c:v>
+                </c:pt>
+                <c:pt idx="25">
+                  <c:v>1012613.4066666663</c:v>
+                </c:pt>
+                <c:pt idx="26">
+                  <c:v>1045948.6451282047</c:v>
+                </c:pt>
+                <c:pt idx="27">
+                  <c:v>1079283.8835897432</c:v>
+                </c:pt>
+                <c:pt idx="28">
+                  <c:v>1112619.1220512816</c:v>
+                </c:pt>
+                <c:pt idx="29">
+                  <c:v>1145954.3605128201</c:v>
+                </c:pt>
+                <c:pt idx="30">
+                  <c:v>1179289.5989743585</c:v>
+                </c:pt>
+                <c:pt idx="31">
+                  <c:v>1212624.837435897</c:v>
+                </c:pt>
+                <c:pt idx="32">
+                  <c:v>1245960.0758974354</c:v>
+                </c:pt>
+                <c:pt idx="33">
+                  <c:v>1279295.3143589739</c:v>
+                </c:pt>
+              </c:numCache>
+            </c:numRef>
+          </c:yVal>
+          <c:smooth val="1"/>
+          <c:extLst>
+            <c:ext xmlns:c16="http://schemas.microsoft.com/office/drawing/2014/chart" uri="{C3380CC4-5D6E-409C-BE32-E72D297353CC}">
+              <c16:uniqueId val="{00000001-2D9C-4F19-A7EE-8BD57F868DF0}"/>
+            </c:ext>
+          </c:extLst>
+        </c:ser>
+        <c:dLbls>
+          <c:showLegendKey val="0"/>
+          <c:showVal val="0"/>
+          <c:showCatName val="0"/>
+          <c:showSerName val="0"/>
+          <c:showPercent val="0"/>
+          <c:showBubbleSize val="0"/>
+        </c:dLbls>
+        <c:axId val="1835467216"/>
+        <c:axId val="1835469616"/>
+      </c:scatterChart>
+      <c:valAx>
+        <c:axId val="1835467216"/>
+        <c:scaling>
+          <c:orientation val="minMax"/>
+          <c:max val="35"/>
+          <c:min val="0"/>
+        </c:scaling>
+        <c:delete val="0"/>
+        <c:axPos val="b"/>
+        <c:majorGridlines>
+          <c:spPr>
+            <a:ln w="9525" cap="flat" cmpd="sng" algn="ctr">
+              <a:solidFill>
+                <a:schemeClr val="tx1">
+                  <a:lumMod val="15000"/>
+                  <a:lumOff val="85000"/>
+                </a:schemeClr>
+              </a:solidFill>
+              <a:round/>
+            </a:ln>
+            <a:effectLst/>
+          </c:spPr>
+        </c:majorGridlines>
+        <c:title>
+          <c:tx>
+            <c:rich>
+              <a:bodyPr rot="0" spcFirstLastPara="1" vertOverflow="ellipsis" vert="horz" wrap="square" anchor="ctr" anchorCtr="1"/>
+              <a:lstStyle/>
+              <a:p>
+                <a:pPr>
+                  <a:defRPr sz="1000" b="0" i="0" u="none" strike="noStrike" kern="1200" baseline="0">
+                    <a:solidFill>
+                      <a:schemeClr val="tx1">
+                        <a:lumMod val="65000"/>
+                        <a:lumOff val="35000"/>
+                      </a:schemeClr>
+                    </a:solidFill>
+                    <a:latin typeface="+mn-lt"/>
+                    <a:ea typeface="+mn-ea"/>
+                    <a:cs typeface="+mn-cs"/>
+                  </a:defRPr>
+                </a:pPr>
+                <a:r>
+                  <a:rPr lang="en-US" sz="1000" b="0" i="0" u="none" strike="noStrike" kern="1200" baseline="0">
+                    <a:solidFill>
+                      <a:sysClr val="windowText" lastClr="000000">
+                        <a:lumMod val="65000"/>
+                        <a:lumOff val="35000"/>
+                      </a:sysClr>
+                    </a:solidFill>
+                    <a:effectLst/>
+                  </a:rPr>
+                  <a:t>Month Index (Jan-2023 = 1 … Oct-2025 = 34)</a:t>
+                </a:r>
+                <a:endParaRPr lang="en-US" sz="1000" b="0" i="0" u="none" strike="noStrike" kern="1200" baseline="0">
+                  <a:solidFill>
+                    <a:sysClr val="windowText" lastClr="000000">
+                      <a:lumMod val="65000"/>
+                      <a:lumOff val="35000"/>
+                    </a:sysClr>
+                  </a:solidFill>
+                </a:endParaRPr>
+              </a:p>
+            </c:rich>
+          </c:tx>
+          <c:overlay val="0"/>
+          <c:spPr>
+            <a:noFill/>
+            <a:ln>
+              <a:noFill/>
+            </a:ln>
+            <a:effectLst/>
+          </c:spPr>
+          <c:txPr>
+            <a:bodyPr rot="0" spcFirstLastPara="1" vertOverflow="ellipsis" vert="horz" wrap="square" anchor="ctr" anchorCtr="1"/>
+            <a:lstStyle/>
+            <a:p>
+              <a:pPr>
+                <a:defRPr sz="1000" b="0" i="0" u="none" strike="noStrike" kern="1200" baseline="0">
+                  <a:solidFill>
+                    <a:schemeClr val="tx1">
+                      <a:lumMod val="65000"/>
+                      <a:lumOff val="35000"/>
+                    </a:schemeClr>
+                  </a:solidFill>
+                  <a:latin typeface="+mn-lt"/>
+                  <a:ea typeface="+mn-ea"/>
+                  <a:cs typeface="+mn-cs"/>
+                </a:defRPr>
+              </a:pPr>
+              <a:endParaRPr lang="en-US"/>
+            </a:p>
+          </c:txPr>
+        </c:title>
+        <c:numFmt formatCode="General" sourceLinked="1"/>
+        <c:majorTickMark val="none"/>
+        <c:minorTickMark val="none"/>
+        <c:tickLblPos val="nextTo"/>
+        <c:spPr>
+          <a:noFill/>
+          <a:ln w="9525" cap="flat" cmpd="sng" algn="ctr">
+            <a:solidFill>
+              <a:schemeClr val="tx1">
+                <a:lumMod val="25000"/>
+                <a:lumOff val="75000"/>
+              </a:schemeClr>
+            </a:solidFill>
+            <a:round/>
+          </a:ln>
+          <a:effectLst/>
+        </c:spPr>
+        <c:txPr>
+          <a:bodyPr rot="-60000000" spcFirstLastPara="1" vertOverflow="ellipsis" vert="horz" wrap="square" anchor="ctr" anchorCtr="1"/>
+          <a:lstStyle/>
+          <a:p>
+            <a:pPr>
+              <a:defRPr sz="900" b="0" i="0" u="none" strike="noStrike" kern="1200" baseline="0">
+                <a:solidFill>
+                  <a:schemeClr val="tx1">
+                    <a:lumMod val="65000"/>
+                    <a:lumOff val="35000"/>
+                  </a:schemeClr>
+                </a:solidFill>
+                <a:latin typeface="+mn-lt"/>
+                <a:ea typeface="+mn-ea"/>
+                <a:cs typeface="+mn-cs"/>
+              </a:defRPr>
+            </a:pPr>
+            <a:endParaRPr lang="en-US"/>
+          </a:p>
+        </c:txPr>
+        <c:crossAx val="1835469616"/>
+        <c:crosses val="autoZero"/>
+        <c:crossBetween val="midCat"/>
+        <c:majorUnit val="1"/>
+      </c:valAx>
+      <c:valAx>
+        <c:axId val="1835469616"/>
+        <c:scaling>
+          <c:orientation val="minMax"/>
+        </c:scaling>
+        <c:delete val="0"/>
+        <c:axPos val="l"/>
+        <c:majorGridlines>
+          <c:spPr>
+            <a:ln w="9525" cap="flat" cmpd="sng" algn="ctr">
+              <a:solidFill>
+                <a:schemeClr val="tx1">
+                  <a:lumMod val="15000"/>
+                  <a:lumOff val="85000"/>
+                </a:schemeClr>
+              </a:solidFill>
+              <a:round/>
+            </a:ln>
+            <a:effectLst/>
+          </c:spPr>
+        </c:majorGridlines>
+        <c:title>
+          <c:tx>
+            <c:rich>
+              <a:bodyPr rot="-5400000" spcFirstLastPara="1" vertOverflow="ellipsis" vert="horz" wrap="square" anchor="ctr" anchorCtr="1"/>
+              <a:lstStyle/>
+              <a:p>
+                <a:pPr>
+                  <a:defRPr sz="1000" b="0" i="0" u="none" strike="noStrike" kern="1200" baseline="0">
+                    <a:solidFill>
+                      <a:schemeClr val="tx1">
+                        <a:lumMod val="65000"/>
+                        <a:lumOff val="35000"/>
+                      </a:schemeClr>
+                    </a:solidFill>
+                    <a:latin typeface="+mn-lt"/>
+                    <a:ea typeface="+mn-ea"/>
+                    <a:cs typeface="+mn-cs"/>
+                  </a:defRPr>
+                </a:pPr>
+                <a:r>
+                  <a:rPr lang="en-US" sz="1000" b="0" i="0" u="none" strike="noStrike" kern="1200" baseline="0">
+                    <a:solidFill>
+                      <a:sysClr val="windowText" lastClr="000000">
+                        <a:lumMod val="65000"/>
+                        <a:lumOff val="35000"/>
+                      </a:sysClr>
+                    </a:solidFill>
+                    <a:effectLst/>
+                  </a:rPr>
+                  <a:t>Total Spent</a:t>
+                </a:r>
+                <a:endParaRPr lang="en-US" sz="1000" b="0" i="0" u="none" strike="noStrike" kern="1200" baseline="0">
+                  <a:solidFill>
+                    <a:sysClr val="windowText" lastClr="000000">
+                      <a:lumMod val="65000"/>
+                      <a:lumOff val="35000"/>
+                    </a:sysClr>
+                  </a:solidFill>
+                </a:endParaRPr>
+              </a:p>
+            </c:rich>
+          </c:tx>
+          <c:overlay val="0"/>
+          <c:spPr>
+            <a:noFill/>
+            <a:ln>
+              <a:noFill/>
+            </a:ln>
+            <a:effectLst/>
+          </c:spPr>
+          <c:txPr>
+            <a:bodyPr rot="-5400000" spcFirstLastPara="1" vertOverflow="ellipsis" vert="horz" wrap="square" anchor="ctr" anchorCtr="1"/>
+            <a:lstStyle/>
+            <a:p>
+              <a:pPr>
+                <a:defRPr sz="1000" b="0" i="0" u="none" strike="noStrike" kern="1200" baseline="0">
+                  <a:solidFill>
+                    <a:schemeClr val="tx1">
+                      <a:lumMod val="65000"/>
+                      <a:lumOff val="35000"/>
+                    </a:schemeClr>
+                  </a:solidFill>
+                  <a:latin typeface="+mn-lt"/>
+                  <a:ea typeface="+mn-ea"/>
+                  <a:cs typeface="+mn-cs"/>
+                </a:defRPr>
+              </a:pPr>
+              <a:endParaRPr lang="en-US"/>
+            </a:p>
+          </c:txPr>
+        </c:title>
+        <c:numFmt formatCode="General" sourceLinked="1"/>
+        <c:majorTickMark val="none"/>
+        <c:minorTickMark val="none"/>
+        <c:tickLblPos val="nextTo"/>
+        <c:spPr>
+          <a:noFill/>
+          <a:ln w="9525" cap="flat" cmpd="sng" algn="ctr">
+            <a:solidFill>
+              <a:schemeClr val="tx1">
+                <a:lumMod val="25000"/>
+                <a:lumOff val="75000"/>
+              </a:schemeClr>
+            </a:solidFill>
+            <a:round/>
+          </a:ln>
+          <a:effectLst/>
+        </c:spPr>
+        <c:txPr>
+          <a:bodyPr rot="-60000000" spcFirstLastPara="1" vertOverflow="ellipsis" vert="horz" wrap="square" anchor="ctr" anchorCtr="1"/>
+          <a:lstStyle/>
+          <a:p>
+            <a:pPr>
+              <a:defRPr sz="900" b="0" i="0" u="none" strike="noStrike" kern="1200" baseline="0">
+                <a:solidFill>
+                  <a:schemeClr val="tx1">
+                    <a:lumMod val="65000"/>
+                    <a:lumOff val="35000"/>
+                  </a:schemeClr>
+                </a:solidFill>
+                <a:latin typeface="+mn-lt"/>
+                <a:ea typeface="+mn-ea"/>
+                <a:cs typeface="+mn-cs"/>
+              </a:defRPr>
+            </a:pPr>
+            <a:endParaRPr lang="en-US"/>
+          </a:p>
+        </c:txPr>
+        <c:crossAx val="1835467216"/>
+        <c:crosses val="autoZero"/>
+        <c:crossBetween val="midCat"/>
+      </c:valAx>
+      <c:spPr>
+        <a:noFill/>
+        <a:ln>
+          <a:noFill/>
+        </a:ln>
+        <a:effectLst/>
+      </c:spPr>
+    </c:plotArea>
+    <c:legend>
+      <c:legendPos val="b"/>
+      <c:overlay val="0"/>
+      <c:spPr>
+        <a:noFill/>
+        <a:ln>
+          <a:noFill/>
+        </a:ln>
+        <a:effectLst/>
+      </c:spPr>
+      <c:txPr>
+        <a:bodyPr rot="0" spcFirstLastPara="1" vertOverflow="ellipsis" vert="horz" wrap="square" anchor="ctr" anchorCtr="1"/>
+        <a:lstStyle/>
+        <a:p>
+          <a:pPr>
+            <a:defRPr sz="900" b="0" i="0" u="none" strike="noStrike" kern="1200" baseline="0">
+              <a:solidFill>
+                <a:schemeClr val="tx1">
+                  <a:lumMod val="65000"/>
+                  <a:lumOff val="35000"/>
+                </a:schemeClr>
+              </a:solidFill>
+              <a:latin typeface="+mn-lt"/>
+              <a:ea typeface="+mn-ea"/>
+              <a:cs typeface="+mn-cs"/>
+            </a:defRPr>
+          </a:pPr>
+          <a:endParaRPr lang="en-US"/>
+        </a:p>
+      </c:txPr>
+    </c:legend>
+    <c:plotVisOnly val="1"/>
+    <c:dispBlanksAs val="gap"/>
+    <c:showDLblsOverMax val="0"/>
+    <c:extLst>
+      <c:ext xmlns:c16r3="http://schemas.microsoft.com/office/drawing/2017/03/chart" uri="{56B9EC1D-385E-4148-901F-78D8002777C0}">
+        <c16r3:dataDisplayOptions16>
+          <c16r3:dispNaAsBlank val="1"/>
+        </c16r3:dataDisplayOptions16>
+      </c:ext>
+    </c:extLst>
+  </c:chart>
+  <c:spPr>
+    <a:solidFill>
+      <a:schemeClr val="bg1"/>
+    </a:solidFill>
+    <a:ln w="9525" cap="flat" cmpd="sng" algn="ctr">
+      <a:solidFill>
+        <a:schemeClr val="tx1">
+          <a:lumMod val="15000"/>
+          <a:lumOff val="85000"/>
+        </a:schemeClr>
+      </a:solidFill>
+      <a:round/>
+    </a:ln>
+    <a:effectLst/>
+  </c:spPr>
+  <c:txPr>
+    <a:bodyPr/>
+    <a:lstStyle/>
+    <a:p>
+      <a:pPr>
+        <a:defRPr/>
+      </a:pPr>
+      <a:endParaRPr lang="en-US"/>
+    </a:p>
+  </c:txPr>
+  <c:externalData r:id="rId3">
+    <c:autoUpdate val="0"/>
+  </c:externalData>
+</c:chartSpace>
+</file>
+
+<file path=word/charts/colors1.xml><?xml version="1.0" encoding="utf-8"?>
+<cs:colorStyle xmlns:cs="http://schemas.microsoft.com/office/drawing/2012/chartStyle" xmlns:a="http://schemas.openxmlformats.org/drawingml/2006/main" meth="cycle" id="10">
+  <a:schemeClr val="accent1"/>
+  <a:schemeClr val="accent2"/>
+  <a:schemeClr val="accent3"/>
+  <a:schemeClr val="accent4"/>
+  <a:schemeClr val="accent5"/>
+  <a:schemeClr val="accent6"/>
+  <cs:variation/>
+  <cs:variation>
+    <a:lumMod val="60000"/>
+  </cs:variation>
+  <cs:variation>
+    <a:lumMod val="80000"/>
+    <a:lumOff val="20000"/>
+  </cs:variation>
+  <cs:variation>
+    <a:lumMod val="80000"/>
+  </cs:variation>
+  <cs:variation>
+    <a:lumMod val="60000"/>
+    <a:lumOff val="40000"/>
+  </cs:variation>
+  <cs:variation>
+    <a:lumMod val="50000"/>
+  </cs:variation>
+  <cs:variation>
+    <a:lumMod val="70000"/>
+    <a:lumOff val="30000"/>
+  </cs:variation>
+  <cs:variation>
+    <a:lumMod val="70000"/>
+  </cs:variation>
+  <cs:variation>
+    <a:lumMod val="50000"/>
+    <a:lumOff val="50000"/>
+  </cs:variation>
+</cs:colorStyle>
+</file>
+
+<file path=word/charts/colors2.xml><?xml version="1.0" encoding="utf-8"?>
+<cs:colorStyle xmlns:cs="http://schemas.microsoft.com/office/drawing/2012/chartStyle" xmlns:a="http://schemas.openxmlformats.org/drawingml/2006/main" meth="cycle" id="10">
+  <a:schemeClr val="accent1"/>
+  <a:schemeClr val="accent2"/>
+  <a:schemeClr val="accent3"/>
+  <a:schemeClr val="accent4"/>
+  <a:schemeClr val="accent5"/>
+  <a:schemeClr val="accent6"/>
+  <cs:variation/>
+  <cs:variation>
+    <a:lumMod val="60000"/>
+  </cs:variation>
+  <cs:variation>
+    <a:lumMod val="80000"/>
+    <a:lumOff val="20000"/>
+  </cs:variation>
+  <cs:variation>
+    <a:lumMod val="80000"/>
+  </cs:variation>
+  <cs:variation>
+    <a:lumMod val="60000"/>
+    <a:lumOff val="40000"/>
+  </cs:variation>
+  <cs:variation>
+    <a:lumMod val="50000"/>
+  </cs:variation>
+  <cs:variation>
+    <a:lumMod val="70000"/>
+    <a:lumOff val="30000"/>
+  </cs:variation>
+  <cs:variation>
+    <a:lumMod val="70000"/>
+  </cs:variation>
+  <cs:variation>
+    <a:lumMod val="50000"/>
+    <a:lumOff val="50000"/>
+  </cs:variation>
+</cs:colorStyle>
+</file>
+
+<file path=word/charts/style1.xml><?xml version="1.0" encoding="utf-8"?>
+<cs:chartStyle xmlns:cs="http://schemas.microsoft.com/office/drawing/2012/chartStyle" xmlns:a="http://schemas.openxmlformats.org/drawingml/2006/main" id="227">
+  <cs:axisTitle>
+    <cs:lnRef idx="0"/>
+    <cs:fillRef idx="0"/>
+    <cs:effectRef idx="0"/>
+    <cs:fontRef idx="minor">
+      <a:schemeClr val="tx1">
+        <a:lumMod val="65000"/>
+        <a:lumOff val="35000"/>
+      </a:schemeClr>
+    </cs:fontRef>
+    <cs:defRPr sz="1000" kern="1200"/>
+  </cs:axisTitle>
+  <cs:categoryAxis>
+    <cs:lnRef idx="0"/>
+    <cs:fillRef idx="0"/>
+    <cs:effectRef idx="0"/>
+    <cs:fontRef idx="minor">
+      <a:schemeClr val="tx1">
+        <a:lumMod val="65000"/>
+        <a:lumOff val="35000"/>
+      </a:schemeClr>
+    </cs:fontRef>
+    <cs:spPr>
+      <a:ln w="9525" cap="flat" cmpd="sng" algn="ctr">
+        <a:solidFill>
+          <a:schemeClr val="tx1">
+            <a:lumMod val="15000"/>
+            <a:lumOff val="85000"/>
+          </a:schemeClr>
+        </a:solidFill>
+        <a:round/>
+      </a:ln>
+    </cs:spPr>
+    <cs:defRPr sz="900" kern="1200"/>
+  </cs:categoryAxis>
+  <cs:chartArea mods="allowNoFillOverride allowNoLineOverride">
+    <cs:lnRef idx="0"/>
+    <cs:fillRef idx="0"/>
+    <cs:effectRef idx="0"/>
+    <cs:fontRef idx="minor">
+      <a:schemeClr val="tx1"/>
+    </cs:fontRef>
+    <cs:spPr>
+      <a:solidFill>
+        <a:schemeClr val="bg1"/>
+      </a:solidFill>
+      <a:ln w="9525" cap="flat" cmpd="sng" algn="ctr">
+        <a:solidFill>
+          <a:schemeClr val="tx1">
+            <a:lumMod val="15000"/>
+            <a:lumOff val="85000"/>
+          </a:schemeClr>
+        </a:solidFill>
+        <a:round/>
+      </a:ln>
+    </cs:spPr>
+    <cs:defRPr sz="1000" kern="1200"/>
+  </cs:chartArea>
+  <cs:dataLabel>
+    <cs:lnRef idx="0"/>
+    <cs:fillRef idx="0"/>
+    <cs:effectRef idx="0"/>
+    <cs:fontRef idx="minor">
+      <a:schemeClr val="tx1">
+        <a:lumMod val="75000"/>
+        <a:lumOff val="25000"/>
+      </a:schemeClr>
+    </cs:fontRef>
+    <cs:defRPr sz="900" kern="1200"/>
+  </cs:dataLabel>
+  <cs:dataLabelCallout>
+    <cs:lnRef idx="0"/>
+    <cs:fillRef idx="0"/>
+    <cs:effectRef idx="0"/>
+    <cs:fontRef idx="minor">
+      <a:schemeClr val="dk1">
+        <a:lumMod val="65000"/>
+        <a:lumOff val="35000"/>
+      </a:schemeClr>
+    </cs:fontRef>
+    <cs:spPr>
+      <a:solidFill>
+        <a:schemeClr val="lt1"/>
+      </a:solidFill>
+      <a:ln>
+        <a:solidFill>
+          <a:schemeClr val="dk1">
+            <a:lumMod val="25000"/>
+            <a:lumOff val="75000"/>
+          </a:schemeClr>
+        </a:solidFill>
+      </a:ln>
+    </cs:spPr>
+    <cs:defRPr sz="900" kern="1200"/>
+    <cs:bodyPr rot="0" spcFirstLastPara="1" vertOverflow="clip" horzOverflow="clip" vert="horz" wrap="square" lIns="36576" tIns="18288" rIns="36576" bIns="18288" anchor="ctr" anchorCtr="1">
+      <a:spAutoFit/>
+    </cs:bodyPr>
+  </cs:dataLabelCallout>
+  <cs:dataPoint>
+    <cs:lnRef idx="0"/>
+    <cs:fillRef idx="1">
+      <cs:styleClr val="auto"/>
+    </cs:fillRef>
+    <cs:effectRef idx="0"/>
+    <cs:fontRef idx="minor">
+      <a:schemeClr val="tx1"/>
+    </cs:fontRef>
+    <cs:spPr>
+      <a:solidFill>
+        <a:schemeClr val="phClr"/>
+      </a:solidFill>
+    </cs:spPr>
+  </cs:dataPoint>
+  <cs:dataPoint3D>
+    <cs:lnRef idx="0"/>
+    <cs:fillRef idx="1">
+      <cs:styleClr val="auto"/>
+    </cs:fillRef>
+    <cs:effectRef idx="0"/>
+    <cs:fontRef idx="minor">
+      <a:schemeClr val="tx1"/>
+    </cs:fontRef>
+    <cs:spPr>
+      <a:solidFill>
+        <a:schemeClr val="phClr"/>
+      </a:solidFill>
+    </cs:spPr>
+  </cs:dataPoint3D>
+  <cs:dataPointLine>
+    <cs:lnRef idx="0">
+      <cs:styleClr val="auto"/>
+    </cs:lnRef>
+    <cs:fillRef idx="1"/>
+    <cs:effectRef idx="0"/>
+    <cs:fontRef idx="minor">
+      <a:schemeClr val="tx1"/>
+    </cs:fontRef>
+    <cs:spPr>
+      <a:ln w="28575" cap="rnd">
+        <a:solidFill>
+          <a:schemeClr val="phClr"/>
+        </a:solidFill>
+        <a:round/>
+      </a:ln>
+    </cs:spPr>
+  </cs:dataPointLine>
+  <cs:dataPointMarker>
+    <cs:lnRef idx="0">
+      <cs:styleClr val="auto"/>
+    </cs:lnRef>
+    <cs:fillRef idx="1">
+      <cs:styleClr val="auto"/>
+    </cs:fillRef>
+    <cs:effectRef idx="0"/>
+    <cs:fontRef idx="minor">
+      <a:schemeClr val="tx1"/>
+    </cs:fontRef>
+    <cs:spPr>
+      <a:solidFill>
+        <a:schemeClr val="phClr"/>
+      </a:solidFill>
+      <a:ln w="9525">
+        <a:solidFill>
+          <a:schemeClr val="phClr"/>
+        </a:solidFill>
+      </a:ln>
+    </cs:spPr>
+  </cs:dataPointMarker>
+  <cs:dataPointMarkerLayout symbol="circle" size="5"/>
+  <cs:dataPointWireframe>
+    <cs:lnRef idx="0">
+      <cs:styleClr val="auto"/>
+    </cs:lnRef>
+    <cs:fillRef idx="1"/>
+    <cs:effectRef idx="0"/>
+    <cs:fontRef idx="minor">
+      <a:schemeClr val="tx1"/>
+    </cs:fontRef>
+    <cs:spPr>
+      <a:ln w="9525" cap="rnd">
+        <a:solidFill>
+          <a:schemeClr val="phClr"/>
+        </a:solidFill>
+        <a:round/>
+      </a:ln>
+    </cs:spPr>
+  </cs:dataPointWireframe>
+  <cs:dataTable>
+    <cs:lnRef idx="0"/>
+    <cs:fillRef idx="0"/>
+    <cs:effectRef idx="0"/>
+    <cs:fontRef idx="minor">
+      <a:schemeClr val="tx1">
+        <a:lumMod val="65000"/>
+        <a:lumOff val="35000"/>
+      </a:schemeClr>
+    </cs:fontRef>
+    <cs:spPr>
+      <a:noFill/>
+      <a:ln w="9525" cap="flat" cmpd="sng" algn="ctr">
+        <a:solidFill>
+          <a:schemeClr val="tx1">
+            <a:lumMod val="15000"/>
+            <a:lumOff val="85000"/>
+          </a:schemeClr>
+        </a:solidFill>
+        <a:round/>
+      </a:ln>
+    </cs:spPr>
+    <cs:defRPr sz="900" kern="1200"/>
+  </cs:dataTable>
+  <cs:downBar>
+    <cs:lnRef idx="0"/>
+    <cs:fillRef idx="0"/>
+    <cs:effectRef idx="0"/>
+    <cs:fontRef idx="minor">
+      <a:schemeClr val="dk1"/>
+    </cs:fontRef>
+    <cs:spPr>
+      <a:solidFill>
+        <a:schemeClr val="dk1">
+          <a:lumMod val="65000"/>
+          <a:lumOff val="35000"/>
+        </a:schemeClr>
+      </a:solidFill>
+      <a:ln w="9525">
+        <a:solidFill>
+          <a:schemeClr val="tx1">
+            <a:lumMod val="65000"/>
+            <a:lumOff val="35000"/>
+          </a:schemeClr>
+        </a:solidFill>
+      </a:ln>
+    </cs:spPr>
+  </cs:downBar>
+  <cs:dropLine>
+    <cs:lnRef idx="0"/>
+    <cs:fillRef idx="0"/>
+    <cs:effectRef idx="0"/>
+    <cs:fontRef idx="minor">
+      <a:schemeClr val="tx1"/>
+    </cs:fontRef>
+    <cs:spPr>
+      <a:ln w="9525" cap="flat" cmpd="sng" algn="ctr">
+        <a:solidFill>
+          <a:schemeClr val="tx1">
+            <a:lumMod val="35000"/>
+            <a:lumOff val="65000"/>
+          </a:schemeClr>
+        </a:solidFill>
+        <a:round/>
+      </a:ln>
+    </cs:spPr>
+  </cs:dropLine>
+  <cs:errorBar>
+    <cs:lnRef idx="0"/>
+    <cs:fillRef idx="0"/>
+    <cs:effectRef idx="0"/>
+    <cs:fontRef idx="minor">
+      <a:schemeClr val="tx1"/>
+    </cs:fontRef>
+    <cs:spPr>
+      <a:ln w="9525" cap="flat" cmpd="sng" algn="ctr">
+        <a:solidFill>
+          <a:schemeClr val="tx1">
+            <a:lumMod val="65000"/>
+            <a:lumOff val="35000"/>
+          </a:schemeClr>
+        </a:solidFill>
+        <a:round/>
+      </a:ln>
+    </cs:spPr>
+  </cs:errorBar>
+  <cs:floor>
+    <cs:lnRef idx="0"/>
+    <cs:fillRef idx="0"/>
+    <cs:effectRef idx="0"/>
+    <cs:fontRef idx="minor">
+      <a:schemeClr val="tx1"/>
+    </cs:fontRef>
+    <cs:spPr>
+      <a:noFill/>
+      <a:ln>
+        <a:noFill/>
+      </a:ln>
+    </cs:spPr>
+  </cs:floor>
+  <cs:gridlineMajor>
+    <cs:lnRef idx="0"/>
+    <cs:fillRef idx="0"/>
+    <cs:effectRef idx="0"/>
+    <cs:fontRef idx="minor">
+      <a:schemeClr val="tx1"/>
+    </cs:fontRef>
+    <cs:spPr>
+      <a:ln w="9525" cap="flat" cmpd="sng" algn="ctr">
+        <a:solidFill>
+          <a:schemeClr val="tx1">
+            <a:lumMod val="15000"/>
+            <a:lumOff val="85000"/>
+          </a:schemeClr>
+        </a:solidFill>
+        <a:round/>
+      </a:ln>
+    </cs:spPr>
+  </cs:gridlineMajor>
+  <cs:gridlineMinor>
+    <cs:lnRef idx="0"/>
+    <cs:fillRef idx="0"/>
+    <cs:effectRef idx="0"/>
+    <cs:fontRef idx="minor">
+      <a:schemeClr val="tx1"/>
+    </cs:fontRef>
+    <cs:spPr>
+      <a:ln w="9525" cap="flat" cmpd="sng" algn="ctr">
+        <a:solidFill>
+          <a:schemeClr val="tx1">
+            <a:lumMod val="5000"/>
+            <a:lumOff val="95000"/>
+          </a:schemeClr>
+        </a:solidFill>
+        <a:round/>
+      </a:ln>
+    </cs:spPr>
+  </cs:gridlineMinor>
+  <cs:hiLoLine>
+    <cs:lnRef idx="0"/>
+    <cs:fillRef idx="0"/>
+    <cs:effectRef idx="0"/>
+    <cs:fontRef idx="minor">
+      <a:schemeClr val="tx1"/>
+    </cs:fontRef>
+    <cs:spPr>
+      <a:ln w="9525" cap="flat" cmpd="sng" algn="ctr">
+        <a:solidFill>
+          <a:schemeClr val="tx1">
+            <a:lumMod val="75000"/>
+            <a:lumOff val="25000"/>
+          </a:schemeClr>
+        </a:solidFill>
+        <a:round/>
+      </a:ln>
+    </cs:spPr>
+  </cs:hiLoLine>
+  <cs:leaderLine>
+    <cs:lnRef idx="0"/>
+    <cs:fillRef idx="0"/>
+    <cs:effectRef idx="0"/>
+    <cs:fontRef idx="minor">
+      <a:schemeClr val="tx1"/>
+    </cs:fontRef>
+    <cs:spPr>
+      <a:ln w="9525" cap="flat" cmpd="sng" algn="ctr">
+        <a:solidFill>
+          <a:schemeClr val="tx1">
+            <a:lumMod val="35000"/>
+            <a:lumOff val="65000"/>
+          </a:schemeClr>
+        </a:solidFill>
+        <a:round/>
+      </a:ln>
+    </cs:spPr>
+  </cs:leaderLine>
+  <cs:legend>
+    <cs:lnRef idx="0"/>
+    <cs:fillRef idx="0"/>
+    <cs:effectRef idx="0"/>
+    <cs:fontRef idx="minor">
+      <a:schemeClr val="tx1">
+        <a:lumMod val="65000"/>
+        <a:lumOff val="35000"/>
+      </a:schemeClr>
+    </cs:fontRef>
+    <cs:defRPr sz="900" kern="1200"/>
+  </cs:legend>
+  <cs:plotArea mods="allowNoFillOverride allowNoLineOverride">
+    <cs:lnRef idx="0"/>
+    <cs:fillRef idx="0"/>
+    <cs:effectRef idx="0"/>
+    <cs:fontRef idx="minor">
+      <a:schemeClr val="tx1"/>
+    </cs:fontRef>
+  </cs:plotArea>
+  <cs:plotArea3D mods="allowNoFillOverride allowNoLineOverride">
+    <cs:lnRef idx="0"/>
+    <cs:fillRef idx="0"/>
+    <cs:effectRef idx="0"/>
+    <cs:fontRef idx="minor">
+      <a:schemeClr val="tx1"/>
+    </cs:fontRef>
+  </cs:plotArea3D>
+  <cs:seriesAxis>
+    <cs:lnRef idx="0"/>
+    <cs:fillRef idx="0"/>
+    <cs:effectRef idx="0"/>
+    <cs:fontRef idx="minor">
+      <a:schemeClr val="tx1">
+        <a:lumMod val="65000"/>
+        <a:lumOff val="35000"/>
+      </a:schemeClr>
+    </cs:fontRef>
+    <cs:defRPr sz="900" kern="1200"/>
+  </cs:seriesAxis>
+  <cs:seriesLine>
+    <cs:lnRef idx="0"/>
+    <cs:fillRef idx="0"/>
+    <cs:effectRef idx="0"/>
+    <cs:fontRef idx="minor">
+      <a:schemeClr val="tx1"/>
+    </cs:fontRef>
+    <cs:spPr>
+      <a:ln w="9525" cap="flat" cmpd="sng" algn="ctr">
+        <a:solidFill>
+          <a:schemeClr val="tx1">
+            <a:lumMod val="35000"/>
+            <a:lumOff val="65000"/>
+          </a:schemeClr>
+        </a:solidFill>
+        <a:round/>
+      </a:ln>
+    </cs:spPr>
+  </cs:seriesLine>
+  <cs:title>
+    <cs:lnRef idx="0"/>
+    <cs:fillRef idx="0"/>
+    <cs:effectRef idx="0"/>
+    <cs:fontRef idx="minor">
+      <a:schemeClr val="tx1">
+        <a:lumMod val="65000"/>
+        <a:lumOff val="35000"/>
+      </a:schemeClr>
+    </cs:fontRef>
+    <cs:defRPr sz="1400" b="0" kern="1200" spc="0" baseline="0"/>
+  </cs:title>
+  <cs:trendline>
+    <cs:lnRef idx="0">
+      <cs:styleClr val="auto"/>
+    </cs:lnRef>
+    <cs:fillRef idx="0"/>
+    <cs:effectRef idx="0"/>
+    <cs:fontRef idx="minor">
+      <a:schemeClr val="tx1"/>
+    </cs:fontRef>
+    <cs:spPr>
+      <a:ln w="19050" cap="rnd">
+        <a:solidFill>
+          <a:schemeClr val="phClr"/>
+        </a:solidFill>
+        <a:prstDash val="sysDot"/>
+      </a:ln>
+    </cs:spPr>
+  </cs:trendline>
+  <cs:trendlineLabel>
+    <cs:lnRef idx="0"/>
+    <cs:fillRef idx="0"/>
+    <cs:effectRef idx="0"/>
+    <cs:fontRef idx="minor">
+      <a:schemeClr val="tx1">
+        <a:lumMod val="65000"/>
+        <a:lumOff val="35000"/>
+      </a:schemeClr>
+    </cs:fontRef>
+    <cs:defRPr sz="900" kern="1200"/>
+  </cs:trendlineLabel>
+  <cs:upBar>
+    <cs:lnRef idx="0"/>
+    <cs:fillRef idx="0"/>
+    <cs:effectRef idx="0"/>
+    <cs:fontRef idx="minor">
+      <a:schemeClr val="dk1"/>
+    </cs:fontRef>
+    <cs:spPr>
+      <a:solidFill>
+        <a:schemeClr val="lt1"/>
+      </a:solidFill>
+      <a:ln w="9525">
+        <a:solidFill>
+          <a:schemeClr val="tx1">
+            <a:lumMod val="15000"/>
+            <a:lumOff val="85000"/>
+          </a:schemeClr>
+        </a:solidFill>
+      </a:ln>
+    </cs:spPr>
+  </cs:upBar>
+  <cs:valueAxis>
+    <cs:lnRef idx="0"/>
+    <cs:fillRef idx="0"/>
+    <cs:effectRef idx="0"/>
+    <cs:fontRef idx="minor">
+      <a:schemeClr val="tx1">
+        <a:lumMod val="65000"/>
+        <a:lumOff val="35000"/>
+      </a:schemeClr>
+    </cs:fontRef>
+    <cs:defRPr sz="900" kern="1200"/>
+  </cs:valueAxis>
+  <cs:wall>
+    <cs:lnRef idx="0"/>
+    <cs:fillRef idx="0"/>
+    <cs:effectRef idx="0"/>
+    <cs:fontRef idx="minor">
+      <a:schemeClr val="tx1"/>
+    </cs:fontRef>
+    <cs:spPr>
+      <a:noFill/>
+      <a:ln>
+        <a:noFill/>
+      </a:ln>
+    </cs:spPr>
+  </cs:wall>
+</cs:chartStyle>
+</file>
+
+<file path=word/charts/style2.xml><?xml version="1.0" encoding="utf-8"?>
+<cs:chartStyle xmlns:cs="http://schemas.microsoft.com/office/drawing/2012/chartStyle" xmlns:a="http://schemas.openxmlformats.org/drawingml/2006/main" id="240">
+  <cs:axisTitle>
+    <cs:lnRef idx="0"/>
+    <cs:fillRef idx="0"/>
+    <cs:effectRef idx="0"/>
+    <cs:fontRef idx="minor">
+      <a:schemeClr val="tx1">
+        <a:lumMod val="65000"/>
+        <a:lumOff val="35000"/>
+      </a:schemeClr>
+    </cs:fontRef>
+    <cs:defRPr sz="1000" kern="1200"/>
+  </cs:axisTitle>
+  <cs:categoryAxis>
+    <cs:lnRef idx="0"/>
+    <cs:fillRef idx="0"/>
+    <cs:effectRef idx="0"/>
+    <cs:fontRef idx="minor">
+      <a:schemeClr val="tx1">
+        <a:lumMod val="65000"/>
+        <a:lumOff val="35000"/>
+      </a:schemeClr>
+    </cs:fontRef>
+    <cs:spPr>
+      <a:ln w="9525" cap="flat" cmpd="sng" algn="ctr">
+        <a:solidFill>
+          <a:schemeClr val="tx1">
+            <a:lumMod val="25000"/>
+            <a:lumOff val="75000"/>
+          </a:schemeClr>
+        </a:solidFill>
+        <a:round/>
+      </a:ln>
+    </cs:spPr>
+    <cs:defRPr sz="900" kern="1200"/>
+  </cs:categoryAxis>
+  <cs:chartArea mods="allowNoFillOverride allowNoLineOverride">
+    <cs:lnRef idx="0"/>
+    <cs:fillRef idx="0"/>
+    <cs:effectRef idx="0"/>
+    <cs:fontRef idx="minor">
+      <a:schemeClr val="tx1"/>
+    </cs:fontRef>
+    <cs:spPr>
+      <a:solidFill>
+        <a:schemeClr val="bg1"/>
+      </a:solidFill>
+      <a:ln w="9525" cap="flat" cmpd="sng" algn="ctr">
+        <a:solidFill>
+          <a:schemeClr val="tx1">
+            <a:lumMod val="15000"/>
+            <a:lumOff val="85000"/>
+          </a:schemeClr>
+        </a:solidFill>
+        <a:round/>
+      </a:ln>
+    </cs:spPr>
+    <cs:defRPr sz="1000" kern="1200"/>
+  </cs:chartArea>
+  <cs:dataLabel>
+    <cs:lnRef idx="0"/>
+    <cs:fillRef idx="0"/>
+    <cs:effectRef idx="0"/>
+    <cs:fontRef idx="minor">
+      <a:schemeClr val="tx1">
+        <a:lumMod val="75000"/>
+        <a:lumOff val="25000"/>
+      </a:schemeClr>
+    </cs:fontRef>
+    <cs:defRPr sz="900" kern="1200"/>
+  </cs:dataLabel>
+  <cs:dataLabelCallout>
+    <cs:lnRef idx="0"/>
+    <cs:fillRef idx="0"/>
+    <cs:effectRef idx="0"/>
+    <cs:fontRef idx="minor">
+      <a:schemeClr val="dk1">
+        <a:lumMod val="65000"/>
+        <a:lumOff val="35000"/>
+      </a:schemeClr>
+    </cs:fontRef>
+    <cs:spPr>
+      <a:solidFill>
+        <a:schemeClr val="lt1"/>
+      </a:solidFill>
+      <a:ln>
+        <a:solidFill>
+          <a:schemeClr val="dk1">
+            <a:lumMod val="25000"/>
+            <a:lumOff val="75000"/>
+          </a:schemeClr>
+        </a:solidFill>
+      </a:ln>
+    </cs:spPr>
+    <cs:defRPr sz="900" kern="1200"/>
+    <cs:bodyPr rot="0" spcFirstLastPara="1" vertOverflow="clip" horzOverflow="clip" vert="horz" wrap="square" lIns="36576" tIns="18288" rIns="36576" bIns="18288" anchor="ctr" anchorCtr="1">
+      <a:spAutoFit/>
+    </cs:bodyPr>
+  </cs:dataLabelCallout>
+  <cs:dataPoint>
+    <cs:lnRef idx="0"/>
+    <cs:fillRef idx="1">
+      <cs:styleClr val="auto"/>
+    </cs:fillRef>
+    <cs:effectRef idx="0"/>
+    <cs:fontRef idx="minor">
+      <a:schemeClr val="tx1"/>
+    </cs:fontRef>
+  </cs:dataPoint>
+  <cs:dataPoint3D>
+    <cs:lnRef idx="0"/>
+    <cs:fillRef idx="1">
+      <cs:styleClr val="auto"/>
+    </cs:fillRef>
+    <cs:effectRef idx="0"/>
+    <cs:fontRef idx="minor">
+      <a:schemeClr val="tx1"/>
+    </cs:fontRef>
+  </cs:dataPoint3D>
+  <cs:dataPointLine>
+    <cs:lnRef idx="0">
+      <cs:styleClr val="auto"/>
+    </cs:lnRef>
+    <cs:fillRef idx="1"/>
+    <cs:effectRef idx="0"/>
+    <cs:fontRef idx="minor">
+      <a:schemeClr val="tx1"/>
+    </cs:fontRef>
+    <cs:spPr>
+      <a:ln w="19050" cap="rnd">
+        <a:solidFill>
+          <a:schemeClr val="phClr"/>
+        </a:solidFill>
+        <a:round/>
+      </a:ln>
+    </cs:spPr>
+  </cs:dataPointLine>
+  <cs:dataPointMarker>
+    <cs:lnRef idx="0">
+      <cs:styleClr val="auto"/>
+    </cs:lnRef>
+    <cs:fillRef idx="1">
+      <cs:styleClr val="auto"/>
+    </cs:fillRef>
+    <cs:effectRef idx="0"/>
+    <cs:fontRef idx="minor">
+      <a:schemeClr val="tx1"/>
+    </cs:fontRef>
+    <cs:spPr>
+      <a:ln w="9525">
+        <a:solidFill>
+          <a:schemeClr val="phClr"/>
+        </a:solidFill>
+      </a:ln>
+    </cs:spPr>
+  </cs:dataPointMarker>
+  <cs:dataPointMarkerLayout symbol="circle" size="5"/>
+  <cs:dataPointWireframe>
+    <cs:lnRef idx="0">
+      <cs:styleClr val="auto"/>
+    </cs:lnRef>
+    <cs:fillRef idx="0"/>
+    <cs:effectRef idx="0"/>
+    <cs:fontRef idx="minor">
+      <a:schemeClr val="dk1"/>
+    </cs:fontRef>
+    <cs:spPr>
+      <a:ln w="9525" cap="rnd">
+        <a:solidFill>
+          <a:schemeClr val="phClr"/>
+        </a:solidFill>
+        <a:round/>
+      </a:ln>
+    </cs:spPr>
+  </cs:dataPointWireframe>
+  <cs:dataTable>
+    <cs:lnRef idx="0"/>
+    <cs:fillRef idx="0"/>
+    <cs:effectRef idx="0"/>
+    <cs:fontRef idx="minor">
+      <a:schemeClr val="tx1">
+        <a:lumMod val="65000"/>
+        <a:lumOff val="35000"/>
+      </a:schemeClr>
+    </cs:fontRef>
+    <cs:spPr>
+      <a:noFill/>
+      <a:ln w="9525" cap="flat" cmpd="sng" algn="ctr">
+        <a:solidFill>
+          <a:schemeClr val="tx1">
+            <a:lumMod val="15000"/>
+            <a:lumOff val="85000"/>
+          </a:schemeClr>
+        </a:solidFill>
+        <a:round/>
+      </a:ln>
+    </cs:spPr>
+    <cs:defRPr sz="900" kern="1200"/>
+  </cs:dataTable>
+  <cs:downBar>
+    <cs:lnRef idx="0"/>
+    <cs:fillRef idx="0"/>
+    <cs:effectRef idx="0"/>
+    <cs:fontRef idx="minor">
+      <a:schemeClr val="tx1"/>
+    </cs:fontRef>
+    <cs:spPr>
+      <a:solidFill>
+        <a:schemeClr val="dk1">
+          <a:lumMod val="75000"/>
+          <a:lumOff val="25000"/>
+        </a:schemeClr>
+      </a:solidFill>
+      <a:ln w="9525" cap="flat" cmpd="sng" algn="ctr">
+        <a:solidFill>
+          <a:schemeClr val="tx1">
+            <a:lumMod val="65000"/>
+            <a:lumOff val="35000"/>
+          </a:schemeClr>
+        </a:solidFill>
+        <a:round/>
+      </a:ln>
+    </cs:spPr>
+  </cs:downBar>
+  <cs:dropLine>
+    <cs:lnRef idx="0"/>
+    <cs:fillRef idx="0"/>
+    <cs:effectRef idx="0"/>
+    <cs:fontRef idx="minor">
+      <a:schemeClr val="tx1"/>
+    </cs:fontRef>
+    <cs:spPr>
+      <a:ln w="9525" cap="flat" cmpd="sng" algn="ctr">
+        <a:solidFill>
+          <a:schemeClr val="tx1">
+            <a:lumMod val="35000"/>
+            <a:lumOff val="65000"/>
+          </a:schemeClr>
+        </a:solidFill>
+        <a:round/>
+      </a:ln>
+    </cs:spPr>
+  </cs:dropLine>
+  <cs:errorBar>
+    <cs:lnRef idx="0"/>
+    <cs:fillRef idx="0"/>
+    <cs:effectRef idx="0"/>
+    <cs:fontRef idx="minor">
+      <a:schemeClr val="tx1"/>
+    </cs:fontRef>
+    <cs:spPr>
+      <a:ln w="9525" cap="flat" cmpd="sng" algn="ctr">
+        <a:solidFill>
+          <a:schemeClr val="tx1">
+            <a:lumMod val="65000"/>
+            <a:lumOff val="35000"/>
+          </a:schemeClr>
+        </a:solidFill>
+        <a:round/>
+      </a:ln>
+    </cs:spPr>
+  </cs:errorBar>
+  <cs:floor>
+    <cs:lnRef idx="0"/>
+    <cs:fillRef idx="0"/>
+    <cs:effectRef idx="0"/>
+    <cs:fontRef idx="minor">
+      <a:schemeClr val="tx1"/>
+    </cs:fontRef>
+    <cs:spPr>
+      <a:noFill/>
+      <a:ln>
+        <a:noFill/>
+      </a:ln>
+    </cs:spPr>
+  </cs:floor>
+  <cs:gridlineMajor>
+    <cs:lnRef idx="0"/>
+    <cs:fillRef idx="0"/>
+    <cs:effectRef idx="0"/>
+    <cs:fontRef idx="minor">
+      <a:schemeClr val="tx1"/>
+    </cs:fontRef>
+    <cs:spPr>
+      <a:ln w="9525" cap="flat" cmpd="sng" algn="ctr">
+        <a:solidFill>
+          <a:schemeClr val="tx1">
+            <a:lumMod val="15000"/>
+            <a:lumOff val="85000"/>
+          </a:schemeClr>
+        </a:solidFill>
+        <a:round/>
+      </a:ln>
+    </cs:spPr>
+  </cs:gridlineMajor>
+  <cs:gridlineMinor>
+    <cs:lnRef idx="0"/>
+    <cs:fillRef idx="0"/>
+    <cs:effectRef idx="0"/>
+    <cs:fontRef idx="minor">
+      <a:schemeClr val="tx1"/>
+    </cs:fontRef>
+    <cs:spPr>
+      <a:ln w="9525" cap="flat" cmpd="sng" algn="ctr">
+        <a:solidFill>
+          <a:schemeClr val="tx1">
+            <a:lumMod val="5000"/>
+            <a:lumOff val="95000"/>
+          </a:schemeClr>
+        </a:solidFill>
+        <a:round/>
+      </a:ln>
+    </cs:spPr>
+  </cs:gridlineMinor>
+  <cs:hiLoLine>
+    <cs:lnRef idx="0"/>
+    <cs:fillRef idx="0"/>
+    <cs:effectRef idx="0"/>
+    <cs:fontRef idx="minor">
+      <a:schemeClr val="tx1"/>
+    </cs:fontRef>
+    <cs:spPr>
+      <a:ln w="9525" cap="flat" cmpd="sng" algn="ctr">
+        <a:solidFill>
+          <a:schemeClr val="tx1">
+            <a:lumMod val="50000"/>
+            <a:lumOff val="50000"/>
+          </a:schemeClr>
+        </a:solidFill>
+        <a:round/>
+      </a:ln>
+    </cs:spPr>
+  </cs:hiLoLine>
+  <cs:leaderLine>
+    <cs:lnRef idx="0"/>
+    <cs:fillRef idx="0"/>
+    <cs:effectRef idx="0"/>
+    <cs:fontRef idx="minor">
+      <a:schemeClr val="tx1"/>
+    </cs:fontRef>
+    <cs:spPr>
+      <a:ln w="9525" cap="flat" cmpd="sng" algn="ctr">
+        <a:solidFill>
+          <a:schemeClr val="tx1">
+            <a:lumMod val="35000"/>
+            <a:lumOff val="65000"/>
+          </a:schemeClr>
+        </a:solidFill>
+        <a:round/>
+      </a:ln>
+    </cs:spPr>
+  </cs:leaderLine>
+  <cs:legend>
+    <cs:lnRef idx="0"/>
+    <cs:fillRef idx="0"/>
+    <cs:effectRef idx="0"/>
+    <cs:fontRef idx="minor">
+      <a:schemeClr val="tx1">
+        <a:lumMod val="65000"/>
+        <a:lumOff val="35000"/>
+      </a:schemeClr>
+    </cs:fontRef>
+    <cs:defRPr sz="900" kern="1200"/>
+  </cs:legend>
+  <cs:plotArea mods="allowNoFillOverride allowNoLineOverride">
+    <cs:lnRef idx="0"/>
+    <cs:fillRef idx="0"/>
+    <cs:effectRef idx="0"/>
+    <cs:fontRef idx="minor">
+      <a:schemeClr val="tx1"/>
+    </cs:fontRef>
+  </cs:plotArea>
+  <cs:plotArea3D mods="allowNoFillOverride allowNoLineOverride">
+    <cs:lnRef idx="0"/>
+    <cs:fillRef idx="0"/>
+    <cs:effectRef idx="0"/>
+    <cs:fontRef idx="minor">
+      <a:schemeClr val="tx1"/>
+    </cs:fontRef>
+  </cs:plotArea3D>
+  <cs:seriesAxis>
+    <cs:lnRef idx="0"/>
+    <cs:fillRef idx="0"/>
+    <cs:effectRef idx="0"/>
+    <cs:fontRef idx="minor">
+      <a:schemeClr val="tx1">
+        <a:lumMod val="65000"/>
+        <a:lumOff val="35000"/>
+      </a:schemeClr>
+    </cs:fontRef>
+    <cs:defRPr sz="900" kern="1200"/>
+  </cs:seriesAxis>
+  <cs:seriesLine>
+    <cs:lnRef idx="0"/>
+    <cs:fillRef idx="0"/>
+    <cs:effectRef idx="0"/>
+    <cs:fontRef idx="minor">
+      <a:schemeClr val="tx1"/>
+    </cs:fontRef>
+    <cs:spPr>
+      <a:ln w="9525" cap="flat" cmpd="sng" algn="ctr">
+        <a:solidFill>
+          <a:schemeClr val="tx1">
+            <a:lumMod val="35000"/>
+            <a:lumOff val="65000"/>
+          </a:schemeClr>
+        </a:solidFill>
+        <a:round/>
+      </a:ln>
+    </cs:spPr>
+  </cs:seriesLine>
+  <cs:title>
+    <cs:lnRef idx="0"/>
+    <cs:fillRef idx="0"/>
+    <cs:effectRef idx="0"/>
+    <cs:fontRef idx="minor">
+      <a:schemeClr val="tx1">
+        <a:lumMod val="65000"/>
+        <a:lumOff val="35000"/>
+      </a:schemeClr>
+    </cs:fontRef>
+    <cs:defRPr sz="1400" b="0" kern="1200" spc="0" baseline="0"/>
+  </cs:title>
+  <cs:trendline>
+    <cs:lnRef idx="0">
+      <cs:styleClr val="auto"/>
+    </cs:lnRef>
+    <cs:fillRef idx="0"/>
+    <cs:effectRef idx="0"/>
+    <cs:fontRef idx="minor">
+      <a:schemeClr val="tx1"/>
+    </cs:fontRef>
+    <cs:spPr>
+      <a:ln w="19050" cap="rnd">
+        <a:solidFill>
+          <a:schemeClr val="phClr"/>
+        </a:solidFill>
+        <a:prstDash val="sysDot"/>
+      </a:ln>
+    </cs:spPr>
+  </cs:trendline>
+  <cs:trendlineLabel>
+    <cs:lnRef idx="0"/>
+    <cs:fillRef idx="0"/>
+    <cs:effectRef idx="0"/>
+    <cs:fontRef idx="minor">
+      <a:schemeClr val="tx1">
+        <a:lumMod val="65000"/>
+        <a:lumOff val="35000"/>
+      </a:schemeClr>
+    </cs:fontRef>
+    <cs:defRPr sz="900" kern="1200"/>
+  </cs:trendlineLabel>
+  <cs:upBar>
+    <cs:lnRef idx="0"/>
+    <cs:fillRef idx="0"/>
+    <cs:effectRef idx="0"/>
+    <cs:fontRef idx="minor">
+      <a:schemeClr val="tx1"/>
+    </cs:fontRef>
+    <cs:spPr>
+      <a:solidFill>
+        <a:schemeClr val="lt1"/>
+      </a:solidFill>
+      <a:ln w="9525" cap="flat" cmpd="sng" algn="ctr">
+        <a:solidFill>
+          <a:schemeClr val="tx1">
+            <a:lumMod val="65000"/>
+            <a:lumOff val="35000"/>
+          </a:schemeClr>
+        </a:solidFill>
+        <a:round/>
+      </a:ln>
+    </cs:spPr>
+  </cs:upBar>
+  <cs:valueAxis>
+    <cs:lnRef idx="0"/>
+    <cs:fillRef idx="0"/>
+    <cs:effectRef idx="0"/>
+    <cs:fontRef idx="minor">
+      <a:schemeClr val="tx1">
+        <a:lumMod val="65000"/>
+        <a:lumOff val="35000"/>
+      </a:schemeClr>
+    </cs:fontRef>
+    <cs:spPr>
+      <a:ln w="9525" cap="flat" cmpd="sng" algn="ctr">
+        <a:solidFill>
+          <a:schemeClr val="tx1">
+            <a:lumMod val="25000"/>
+            <a:lumOff val="75000"/>
+          </a:schemeClr>
+        </a:solidFill>
+        <a:round/>
+      </a:ln>
+    </cs:spPr>
+    <cs:defRPr sz="900" kern="1200"/>
+  </cs:valueAxis>
+  <cs:wall>
+    <cs:lnRef idx="0"/>
+    <cs:fillRef idx="0"/>
+    <cs:effectRef idx="0"/>
+    <cs:fontRef idx="minor">
+      <a:schemeClr val="tx1"/>
+    </cs:fontRef>
+    <cs:spPr>
+      <a:noFill/>
+      <a:ln>
+        <a:noFill/>
+      </a:ln>
+    </cs:spPr>
+  </cs:wall>
+</cs:chartStyle>
 </file>
 
 <file path=word/theme/theme1.xml><?xml version="1.0" encoding="utf-8"?>
